--- a/ejemplos/experiencias/familia/Feria local de atracciones.docx
+++ b/ejemplos/experiencias/familia/Feria local de atracciones.docx
@@ -3,15 +3,7 @@
 <w:document xmlns:wpc="http://schemas.microsoft.com/office/word/2010/wordprocessingCanvas" xmlns:cx="http://schemas.microsoft.com/office/drawing/2014/chartex" xmlns:cx1="http://schemas.microsoft.com/office/drawing/2015/9/8/chartex" xmlns:cx2="http://schemas.microsoft.com/office/drawing/2015/10/21/chartex" xmlns:cx3="http://schemas.microsoft.com/office/drawing/2016/5/9/chartex" xmlns:cx4="http://schemas.microsoft.com/office/drawing/2016/5/10/chartex" xmlns:cx5="http://schemas.microsoft.com/office/drawing/2016/5/11/chartex" xmlns:cx6="http://schemas.microsoft.com/office/drawing/2016/5/12/chartex" xmlns:cx7="http://schemas.microsoft.com/office/drawing/2016/5/13/chartex" xmlns:cx8="http://schemas.microsoft.com/office/drawing/2016/5/14/chartex" xmlns:mc="http://schemas.openxmlformats.org/markup-compatibility/2006" xmlns:aink="http://schemas.microsoft.com/office/drawing/2016/ink" xmlns:am3d="http://schemas.microsoft.com/office/drawing/2017/model3d" xmlns:o="urn:schemas-microsoft-com:office:office" xmlns:oel="http://schemas.microsoft.com/office/2019/extlst" xmlns:r="http://schemas.openxmlformats.org/officeDocument/2006/relationships" xmlns:m="http://schemas.openxmlformats.org/officeDocument/2006/math" xmlns:v="urn:schemas-microsoft-com:vml" xmlns:wp14="http://schemas.microsoft.com/office/word/2010/wordprocessingDrawing" xmlns:wp="http://schemas.openxmlformats.org/drawingml/2006/wordprocessingDrawing" xmlns:w10="urn:schemas-microsoft-com:office:word" xmlns:w="http://schemas.openxmlformats.org/wordprocessingml/2006/main" xmlns:w14="http://schemas.microsoft.com/office/word/2010/wordml" xmlns:w15="http://schemas.microsoft.com/office/word/2012/wordml" xmlns:w16cex="http://schemas.microsoft.com/office/word/2018/wordml/cex" xmlns:w16cid="http://schemas.microsoft.com/office/word/2016/wordml/cid" xmlns:w16="http://schemas.microsoft.com/office/word/2018/wordml" xmlns:w16du="http://schemas.microsoft.com/office/word/2023/wordml/word16du" xmlns:w16sdtdh="http://schemas.microsoft.com/office/word/2020/wordml/sdtdatahash" xmlns:w16sdtfl="http://schemas.microsoft.com/office/word/2024/wordml/sdtformatlock" xmlns:w16se="http://schemas.microsoft.com/office/word/2015/wordml/symex" xmlns:wpg="http://schemas.microsoft.com/office/word/2010/wordprocessingGroup" xmlns:wpi="http://schemas.microsoft.com/office/word/2010/wordprocessingInk" xmlns:wne="http://schemas.microsoft.com/office/word/2006/wordml" xmlns:wps="http://schemas.microsoft.com/office/word/2010/wordprocessingShape" mc:Ignorable="w14 w15 w16se w16cid w16 w16cex w16sdtdh w16sdtfl w16du wp14">
   <w:body>
     <w:p>
-      <w:pPr>
-        <w:rPr>
-          <w:lang w:val="en-US"/>
-        </w:rPr>
-      </w:pPr>
-      <w:r>
-        <w:rPr>
-          <w:lang w:val="en-US"/>
-        </w:rPr>
+      <w:r>
         <w:t>ES</w:t>
       </w:r>
     </w:p>
@@ -146,275 +138,5250 @@
       <w:proofErr w:type="spellEnd"/>
       <w:r>
         <w:t xml:space="preserve"> Park (en verano, estos lugares solo cobran vida a partir de las 18:30, cuando disminuye el calor del día).</w:t>
+      </w:r>
+    </w:p>
+    <w:p/>
+    <w:p>
+      <w:r>
+        <w:t xml:space="preserve"> </w:t>
       </w:r>
     </w:p>
     <w:p/>
     <w:p/>
+    <w:p/>
+    <w:p/>
     <w:p>
       <w:pPr>
         <w:rPr>
+          <w:b/>
+          <w:bCs/>
           <w:lang w:val="en-US"/>
         </w:rPr>
       </w:pPr>
       <w:r>
         <w:rPr>
+          <w:b/>
+          <w:bCs/>
           <w:lang w:val="en-US"/>
         </w:rPr>
-        <w:t>RU</w:t>
+        <w:lastRenderedPageBreak/>
+        <w:t>EN (English)</w:t>
       </w:r>
     </w:p>
     <w:p>
       <w:pPr>
         <w:rPr>
-          <w:b/>
-          <w:bCs/>
-          <w:lang w:val="ru-RU"/>
-        </w:rPr>
-      </w:pPr>
-      <w:r>
-        <w:rPr>
-          <w:b/>
-          <w:bCs/>
-          <w:lang w:val="ru-RU"/>
-        </w:rPr>
-        <w:t xml:space="preserve">Местный луна-парк. </w:t>
-      </w:r>
-      <w:proofErr w:type="spellStart"/>
-      <w:r>
-        <w:rPr>
-          <w:b/>
-          <w:bCs/>
-        </w:rPr>
-        <w:t>Family</w:t>
-      </w:r>
-      <w:proofErr w:type="spellEnd"/>
-      <w:r>
-        <w:rPr>
-          <w:b/>
-          <w:bCs/>
-          <w:lang w:val="ru-RU"/>
-        </w:rPr>
-        <w:t xml:space="preserve"> </w:t>
-      </w:r>
-      <w:r>
-        <w:rPr>
-          <w:b/>
-          <w:bCs/>
-        </w:rPr>
-        <w:t>Park</w:t>
-      </w:r>
-      <w:r>
-        <w:rPr>
-          <w:b/>
-          <w:bCs/>
-          <w:lang w:val="ru-RU"/>
-        </w:rPr>
-        <w:t xml:space="preserve"> </w:t>
-      </w:r>
-      <w:r>
-        <w:rPr>
-          <w:b/>
-          <w:bCs/>
-        </w:rPr>
-        <w:t>Calpe</w:t>
-      </w:r>
-      <w:r>
-        <w:rPr>
-          <w:b/>
-          <w:bCs/>
-          <w:lang w:val="ru-RU"/>
-        </w:rPr>
-        <w:t>: Винтажный шарм и магия средиземноморских вечеров</w:t>
+          <w:lang w:val="en-US"/>
+        </w:rPr>
+      </w:pPr>
+      <w:r>
+        <w:rPr>
+          <w:b/>
+          <w:bCs/>
+          <w:lang w:val="en-US"/>
+        </w:rPr>
+        <w:t>The local amusement park. Family Park Calpe:</w:t>
       </w:r>
     </w:p>
     <w:p>
       <w:pPr>
         <w:rPr>
-          <w:lang w:val="ru-RU"/>
-        </w:rPr>
-      </w:pPr>
-      <w:r>
-        <w:rPr>
-          <w:lang w:val="ru-RU"/>
-        </w:rPr>
-        <w:lastRenderedPageBreak/>
-        <w:t>После головокружительных перегрузок в гигантских парках Бенидорма наступает время для совершенно другой, более камерной эстетики. Настоящее испанское лето невозможно представить без локального луна-парка (</w:t>
-      </w:r>
-      <w:r>
-        <w:rPr>
-          <w:i/>
-          <w:iCs/>
-        </w:rPr>
-        <w:t>feria</w:t>
-      </w:r>
-      <w:r>
-        <w:rPr>
-          <w:lang w:val="ru-RU"/>
-        </w:rPr>
-        <w:t xml:space="preserve">). </w:t>
-      </w:r>
-      <w:proofErr w:type="spellStart"/>
-      <w:r>
-        <w:t>Family</w:t>
-      </w:r>
-      <w:proofErr w:type="spellEnd"/>
-      <w:r>
-        <w:rPr>
-          <w:lang w:val="ru-RU"/>
-        </w:rPr>
-        <w:t xml:space="preserve"> </w:t>
-      </w:r>
-      <w:r>
-        <w:t>Park</w:t>
-      </w:r>
-      <w:r>
-        <w:rPr>
-          <w:lang w:val="ru-RU"/>
-        </w:rPr>
-        <w:t xml:space="preserve"> в Кальпе — это портал в те самые теплые, беззаботные вечера из вашего собственного детства, пахнущие сладкой ватой, горячей карамелью и соленым морем.</w:t>
+          <w:lang w:val="en-US"/>
+        </w:rPr>
+      </w:pPr>
+      <w:r>
+        <w:rPr>
+          <w:b/>
+          <w:bCs/>
+          <w:lang w:val="en-US"/>
+        </w:rPr>
+        <w:t>Vintage charm and the magic of Mediterranean evenings</w:t>
       </w:r>
     </w:p>
     <w:p>
       <w:pPr>
         <w:rPr>
-          <w:lang w:val="ru-RU"/>
-        </w:rPr>
-      </w:pPr>
-      <w:r>
-        <w:rPr>
-          <w:b/>
-          <w:bCs/>
-          <w:lang w:val="ru-RU"/>
-        </w:rPr>
-        <w:t>Оазис у Розового озера</w:t>
-      </w:r>
-      <w:r>
-        <w:rPr>
-          <w:lang w:val="ru-RU"/>
-        </w:rPr>
-        <w:t xml:space="preserve"> Парк расположен в феноменальной локации — прямо у знаменитого соленого озера Лас Салинас. Идеальный сценарий семейного вечера выглядит так: на закате вы неспешно прогуливаетесь вдоль озера, наблюдая, как розовые фламинго готовятся ко сну. А затем, когда на город опускаются сумерки, ныряете в море ярких огней, музыки и смеха луна-парка.</w:t>
+          <w:lang w:val="en-US"/>
+        </w:rPr>
+      </w:pPr>
+      <w:r>
+        <w:rPr>
+          <w:lang w:val="en-US"/>
+        </w:rPr>
+        <w:t xml:space="preserve">After the dizzying G-forces of the giant parks in Benidorm, it is time to enjoy a completely different and more intimate aesthetic. An authentic Spanish summer is inconceivable without the traditional local fair. </w:t>
+      </w:r>
+      <w:r>
+        <w:rPr>
+          <w:b/>
+          <w:bCs/>
+          <w:lang w:val="en-US"/>
+        </w:rPr>
+        <w:t>Family Park in Calpe</w:t>
+      </w:r>
+      <w:r>
+        <w:rPr>
+          <w:lang w:val="en-US"/>
+        </w:rPr>
+        <w:t xml:space="preserve"> is a portal to those warm and carefree evenings of your own childhood, with the aroma of cotton candy, warm caramel, and the salty sea breeze.</w:t>
       </w:r>
     </w:p>
     <w:p>
       <w:pPr>
         <w:rPr>
-          <w:lang w:val="ru-RU"/>
-        </w:rPr>
-      </w:pPr>
-      <w:r>
-        <w:rPr>
-          <w:b/>
-          <w:bCs/>
-          <w:lang w:val="ru-RU"/>
-        </w:rPr>
-        <w:t xml:space="preserve">Детский восторг в чистом </w:t>
+          <w:lang w:val="en-US"/>
+        </w:rPr>
+      </w:pPr>
+      <w:r>
+        <w:rPr>
+          <w:b/>
+          <w:bCs/>
+          <w:lang w:val="en-US"/>
+        </w:rPr>
+        <w:t xml:space="preserve">An oasis next to </w:t>
       </w:r>
       <w:proofErr w:type="gramStart"/>
       <w:r>
         <w:rPr>
           <w:b/>
           <w:bCs/>
-          <w:lang w:val="ru-RU"/>
-        </w:rPr>
-        <w:t>виде</w:t>
+          <w:lang w:val="en-US"/>
+        </w:rPr>
+        <w:t>the Pink</w:t>
       </w:r>
       <w:proofErr w:type="gramEnd"/>
       <w:r>
         <w:rPr>
-          <w:lang w:val="ru-RU"/>
-        </w:rPr>
-        <w:t xml:space="preserve"> Этот парк — абсолютный рай для детей до 12 лет. Здесь собрана золотая классика: от забавной гусеницы-американской горки </w:t>
-      </w:r>
-      <w:proofErr w:type="spellStart"/>
-      <w:r>
-        <w:rPr>
-          <w:i/>
-          <w:iCs/>
-        </w:rPr>
-        <w:t>Brocomela</w:t>
-      </w:r>
-      <w:proofErr w:type="spellEnd"/>
-      <w:r>
-        <w:rPr>
-          <w:lang w:val="ru-RU"/>
-        </w:rPr>
-        <w:t xml:space="preserve"> и пиратского корабля до батутов и традиционного автодрома. Это очень компактное, интуитивно понятное и безопасное пространство. Дети могут свободно носиться от одного аттракциона к другому, а вам не придется переживать, что они потеряются в толпе, как это бывает в огромных развлекательных комплексах.</w:t>
+          <w:b/>
+          <w:bCs/>
+          <w:lang w:val="en-US"/>
+        </w:rPr>
+        <w:t xml:space="preserve"> Lake</w:t>
+      </w:r>
+      <w:r>
+        <w:rPr>
+          <w:lang w:val="en-US"/>
+        </w:rPr>
+        <w:t xml:space="preserve"> The park enjoys a phenomenal location: right next to the famous salt lake of </w:t>
+      </w:r>
+      <w:r>
+        <w:rPr>
+          <w:b/>
+          <w:bCs/>
+          <w:lang w:val="en-US"/>
+        </w:rPr>
+        <w:t>Las Salinas</w:t>
+      </w:r>
+      <w:r>
+        <w:rPr>
+          <w:lang w:val="en-US"/>
+        </w:rPr>
+        <w:t>. The ideal setting for a family evening is as follows: at sunset, take a quiet stroll by the lake, watching the pink flamingos prepare for sleep. And then, when twilight envelops the city, dive into a sea of bright lights, music, and laughter at the amusement park.</w:t>
       </w:r>
     </w:p>
     <w:p>
       <w:pPr>
         <w:rPr>
-          <w:lang w:val="ru-RU"/>
-        </w:rPr>
-      </w:pPr>
-      <w:r>
-        <w:rPr>
-          <w:b/>
-          <w:bCs/>
-          <w:lang w:val="ru-RU"/>
-        </w:rPr>
-        <w:t>Эстетика для родителей</w:t>
-      </w:r>
-      <w:r>
-        <w:rPr>
-          <w:lang w:val="ru-RU"/>
-        </w:rPr>
-        <w:t xml:space="preserve"> Главный плюс локального парка — отсутствие сложной логистики. Вам не нужно никуда ехать: </w:t>
-      </w:r>
-      <w:proofErr w:type="spellStart"/>
-      <w:r>
-        <w:t>Family</w:t>
-      </w:r>
-      <w:proofErr w:type="spellEnd"/>
-      <w:r>
-        <w:rPr>
-          <w:lang w:val="ru-RU"/>
-        </w:rPr>
-        <w:t xml:space="preserve"> </w:t>
-      </w:r>
-      <w:r>
-        <w:t>Park</w:t>
-      </w:r>
-      <w:r>
-        <w:rPr>
-          <w:lang w:val="ru-RU"/>
-        </w:rPr>
-        <w:t xml:space="preserve"> находится прямо в Кальпе. Пока дети с горящими глазами в десятый раз штурмуют карусели, взрослые могут расслабиться. Купите порцию обжигающе горячих, хрустящих испанских </w:t>
-      </w:r>
-      <w:proofErr w:type="spellStart"/>
-      <w:r>
-        <w:rPr>
-          <w:lang w:val="ru-RU"/>
-        </w:rPr>
-        <w:t>чуррос</w:t>
-      </w:r>
-      <w:proofErr w:type="spellEnd"/>
-      <w:r>
-        <w:rPr>
-          <w:lang w:val="ru-RU"/>
-        </w:rPr>
-        <w:t xml:space="preserve"> в местной лавке, сядьте на скамейку в теплом свете гирлянд и просто наслаждайтесь моментом, глядя на абсолютно счастливые лица своих малышей.</w:t>
+          <w:lang w:val="en-US"/>
+        </w:rPr>
+      </w:pPr>
+      <w:r>
+        <w:rPr>
+          <w:b/>
+          <w:bCs/>
+          <w:lang w:val="en-US"/>
+        </w:rPr>
+        <w:t>Pure childhood enthusiasm</w:t>
+      </w:r>
+      <w:r>
+        <w:rPr>
+          <w:lang w:val="en-US"/>
+        </w:rPr>
+        <w:t xml:space="preserve"> This park is an absolute paradise for children up to 12 years old. Here, the golden age of classics comes together: from the fun caterpillar-shaped roller coaster </w:t>
+      </w:r>
+      <w:proofErr w:type="spellStart"/>
+      <w:r>
+        <w:rPr>
+          <w:b/>
+          <w:bCs/>
+          <w:lang w:val="en-US"/>
+        </w:rPr>
+        <w:t>Brocomela</w:t>
+      </w:r>
+      <w:proofErr w:type="spellEnd"/>
+      <w:r>
+        <w:rPr>
+          <w:lang w:val="en-US"/>
+        </w:rPr>
+        <w:t xml:space="preserve"> and the pirate ship to trampolines and traditional bumper cars. It is a very compact, intuitive, and safe space. Children can run freely from one attraction to another, and you won't have to worry about them getting lost in the crowd, as often happens in giant leisure complexes.</w:t>
       </w:r>
     </w:p>
     <w:p>
       <w:pPr>
         <w:rPr>
-          <w:lang w:val="ru-RU"/>
-        </w:rPr>
-      </w:pPr>
-      <w:r>
-        <w:rPr>
-          <w:rFonts w:ascii="Segoe UI Emoji" w:hAnsi="Segoe UI Emoji" w:cs="Segoe UI Emoji"/>
-          <w:lang w:val="ru-RU"/>
-        </w:rPr>
-        <w:t>*</w:t>
-      </w:r>
-      <w:r>
-        <w:rPr>
-          <w:lang w:val="ru-RU"/>
-        </w:rPr>
-        <w:t xml:space="preserve"> </w:t>
-      </w:r>
+          <w:lang w:val="en-US"/>
+        </w:rPr>
+      </w:pPr>
+      <w:r>
+        <w:rPr>
+          <w:b/>
+          <w:bCs/>
+          <w:lang w:val="en-US"/>
+        </w:rPr>
+        <w:t>Aesthetics for parents</w:t>
+      </w:r>
+      <w:r>
+        <w:rPr>
+          <w:lang w:val="en-US"/>
+        </w:rPr>
+        <w:t xml:space="preserve"> </w:t>
+      </w:r>
+      <w:proofErr w:type="gramStart"/>
+      <w:r>
+        <w:rPr>
+          <w:lang w:val="en-US"/>
+        </w:rPr>
+        <w:t>The</w:t>
+      </w:r>
+      <w:proofErr w:type="gramEnd"/>
+      <w:r>
+        <w:rPr>
+          <w:lang w:val="en-US"/>
+        </w:rPr>
+        <w:t xml:space="preserve"> main advantage of the local park is the absence of complicated logistics. You don't have to travel anywhere: Family Park is right in Calpe. While the children storm the carousels for the tenth time with sparkling eyes, adults can relax. Buy a portion of crispy, hot Spanish </w:t>
+      </w:r>
+      <w:r>
+        <w:rPr>
+          <w:b/>
+          <w:bCs/>
+          <w:lang w:val="en-US"/>
+        </w:rPr>
+        <w:t>churros</w:t>
+      </w:r>
+      <w:r>
+        <w:rPr>
+          <w:lang w:val="en-US"/>
+        </w:rPr>
+        <w:t xml:space="preserve"> at the local stand, sit on a bench under the warm light of the garlands, and simply enjoy the moment, gazing at the </w:t>
+      </w:r>
+      <w:proofErr w:type="gramStart"/>
+      <w:r>
+        <w:rPr>
+          <w:lang w:val="en-US"/>
+        </w:rPr>
+        <w:t>absolutely happy</w:t>
+      </w:r>
+      <w:proofErr w:type="gramEnd"/>
+      <w:r>
+        <w:rPr>
+          <w:lang w:val="en-US"/>
+        </w:rPr>
+        <w:t xml:space="preserve"> faces of your little ones.</w:t>
+      </w:r>
+    </w:p>
+    <w:p>
+      <w:pPr>
+        <w:numPr>
+          <w:ilvl w:val="0"/>
+          <w:numId w:val="1"/>
+        </w:numPr>
+        <w:rPr>
+          <w:lang w:val="en-US"/>
+        </w:rPr>
+      </w:pPr>
+      <w:r>
+        <w:rPr>
+          <w:b/>
+          <w:bCs/>
+          <w:lang w:val="en-US"/>
+        </w:rPr>
+        <w:t>Inftour Advice:</w:t>
+      </w:r>
+      <w:r>
+        <w:rPr>
+          <w:lang w:val="en-US"/>
+        </w:rPr>
+        <w:t xml:space="preserve"> In local parks, paying for each attraction separately can be an unpleasant surprise, as children will want to ride everything five times. The secret to a peaceful rest is the special unlimited wristband (</w:t>
+      </w:r>
+      <w:proofErr w:type="spellStart"/>
+      <w:r>
+        <w:rPr>
+          <w:b/>
+          <w:bCs/>
+          <w:lang w:val="en-US"/>
+        </w:rPr>
+        <w:t>Pulsera</w:t>
+      </w:r>
+      <w:proofErr w:type="spellEnd"/>
+      <w:r>
+        <w:rPr>
+          <w:lang w:val="en-US"/>
+        </w:rPr>
+        <w:t xml:space="preserve">). Our </w:t>
+      </w:r>
+      <w:r>
+        <w:rPr>
+          <w:b/>
+          <w:bCs/>
+          <w:lang w:val="en-US"/>
+        </w:rPr>
+        <w:t>intelligent AI assistant</w:t>
+      </w:r>
+      <w:r>
+        <w:rPr>
+          <w:lang w:val="en-US"/>
+        </w:rPr>
+        <w:t xml:space="preserve"> is ready at any time to tell you the current price of this wristband and check the exact opening hours of </w:t>
+      </w:r>
+      <w:r>
+        <w:rPr>
+          <w:b/>
+          <w:bCs/>
+          <w:lang w:val="en-US"/>
+        </w:rPr>
+        <w:t>Family Park</w:t>
+      </w:r>
+      <w:r>
+        <w:rPr>
+          <w:lang w:val="en-US"/>
+        </w:rPr>
+        <w:t xml:space="preserve"> (in summer, these places only come to life from 18:30, when the heat of the day subsides).</w:t>
+      </w:r>
+    </w:p>
+    <w:p>
+      <w:pPr>
+        <w:rPr>
+          <w:lang w:val="en-US"/>
+        </w:rPr>
+      </w:pPr>
+    </w:p>
+    <w:p>
+      <w:pPr>
+        <w:rPr>
+          <w:lang w:val="en-US"/>
+        </w:rPr>
+      </w:pPr>
+    </w:p>
+    <w:p>
+      <w:pPr>
+        <w:rPr>
+          <w:lang w:val="en-US"/>
+        </w:rPr>
+      </w:pPr>
+    </w:p>
+    <w:p>
+      <w:pPr>
+        <w:rPr>
+          <w:lang w:val="en-US"/>
+        </w:rPr>
+      </w:pPr>
+    </w:p>
+    <w:p>
+      <w:pPr>
+        <w:rPr>
+          <w:lang w:val="en-US"/>
+        </w:rPr>
+      </w:pPr>
+    </w:p>
+    <w:p>
+      <w:pPr>
+        <w:rPr>
+          <w:lang w:val="en-US"/>
+        </w:rPr>
+      </w:pPr>
+    </w:p>
+    <w:p>
+      <w:pPr>
+        <w:rPr>
+          <w:lang w:val="en-US"/>
+        </w:rPr>
+      </w:pPr>
+    </w:p>
+    <w:p>
+      <w:pPr>
+        <w:rPr>
+          <w:b/>
+          <w:bCs/>
+          <w:lang w:val="en-US"/>
+        </w:rPr>
+      </w:pPr>
+      <w:r>
+        <w:rPr>
+          <w:b/>
+          <w:bCs/>
+          <w:lang w:val="en-US"/>
+        </w:rPr>
+        <w:lastRenderedPageBreak/>
+        <w:t>FR (Français)</w:t>
+      </w:r>
+    </w:p>
+    <w:p>
+      <w:pPr>
+        <w:rPr>
+          <w:lang w:val="en-US"/>
+        </w:rPr>
+      </w:pPr>
+      <w:r>
+        <w:rPr>
+          <w:b/>
+          <w:bCs/>
+          <w:lang w:val="en-US"/>
+        </w:rPr>
+        <w:t xml:space="preserve">Le parc </w:t>
+      </w:r>
+      <w:proofErr w:type="spellStart"/>
+      <w:r>
+        <w:rPr>
+          <w:b/>
+          <w:bCs/>
+          <w:lang w:val="en-US"/>
+        </w:rPr>
+        <w:t>d'attractions</w:t>
+      </w:r>
+      <w:proofErr w:type="spellEnd"/>
+      <w:r>
+        <w:rPr>
+          <w:b/>
+          <w:bCs/>
+          <w:lang w:val="en-US"/>
+        </w:rPr>
+        <w:t xml:space="preserve"> local. Family Park </w:t>
+      </w:r>
+      <w:proofErr w:type="gramStart"/>
+      <w:r>
+        <w:rPr>
+          <w:b/>
+          <w:bCs/>
+          <w:lang w:val="en-US"/>
+        </w:rPr>
+        <w:t>Calpe :</w:t>
+      </w:r>
+      <w:proofErr w:type="gramEnd"/>
+    </w:p>
+    <w:p>
+      <w:pPr>
+        <w:rPr>
+          <w:lang w:val="sv-SE"/>
+        </w:rPr>
+      </w:pPr>
+      <w:r>
+        <w:rPr>
+          <w:b/>
+          <w:bCs/>
+          <w:lang w:val="sv-SE"/>
+        </w:rPr>
+        <w:t>Charme vintage et magie des soirées méditerranéennes</w:t>
+      </w:r>
+    </w:p>
+    <w:p>
+      <w:proofErr w:type="spellStart"/>
+      <w:r>
+        <w:t>Après</w:t>
+      </w:r>
+      <w:proofErr w:type="spellEnd"/>
+      <w:r>
+        <w:t xml:space="preserve"> les </w:t>
+      </w:r>
+      <w:proofErr w:type="spellStart"/>
+      <w:r>
+        <w:t>forces</w:t>
+      </w:r>
+      <w:proofErr w:type="spellEnd"/>
+      <w:r>
+        <w:t xml:space="preserve"> G </w:t>
+      </w:r>
+      <w:proofErr w:type="spellStart"/>
+      <w:r>
+        <w:t>vertigineuses</w:t>
+      </w:r>
+      <w:proofErr w:type="spellEnd"/>
+      <w:r>
+        <w:t xml:space="preserve"> des </w:t>
+      </w:r>
+      <w:proofErr w:type="spellStart"/>
+      <w:r>
+        <w:t>parcs</w:t>
+      </w:r>
+      <w:proofErr w:type="spellEnd"/>
+      <w:r>
+        <w:t xml:space="preserve"> </w:t>
+      </w:r>
+      <w:proofErr w:type="spellStart"/>
+      <w:r>
+        <w:t>géants</w:t>
+      </w:r>
+      <w:proofErr w:type="spellEnd"/>
+      <w:r>
+        <w:t xml:space="preserve"> de Benidorm, le </w:t>
+      </w:r>
+      <w:proofErr w:type="spellStart"/>
+      <w:r>
+        <w:t>moment</w:t>
+      </w:r>
+      <w:proofErr w:type="spellEnd"/>
+      <w:r>
+        <w:t xml:space="preserve"> </w:t>
+      </w:r>
+      <w:proofErr w:type="spellStart"/>
+      <w:r>
+        <w:t>est</w:t>
+      </w:r>
+      <w:proofErr w:type="spellEnd"/>
+      <w:r>
+        <w:t xml:space="preserve"> </w:t>
+      </w:r>
+      <w:proofErr w:type="spellStart"/>
+      <w:r>
+        <w:t>venu</w:t>
+      </w:r>
+      <w:proofErr w:type="spellEnd"/>
+      <w:r>
+        <w:t xml:space="preserve"> de </w:t>
+      </w:r>
+      <w:proofErr w:type="spellStart"/>
+      <w:r>
+        <w:t>profiter</w:t>
+      </w:r>
+      <w:proofErr w:type="spellEnd"/>
+      <w:r>
+        <w:t xml:space="preserve"> </w:t>
+      </w:r>
+      <w:proofErr w:type="spellStart"/>
+      <w:r>
+        <w:t>d'une</w:t>
+      </w:r>
+      <w:proofErr w:type="spellEnd"/>
+      <w:r>
+        <w:t xml:space="preserve"> </w:t>
+      </w:r>
+      <w:proofErr w:type="spellStart"/>
+      <w:r>
+        <w:t>esthétique</w:t>
+      </w:r>
+      <w:proofErr w:type="spellEnd"/>
+      <w:r>
+        <w:t xml:space="preserve"> </w:t>
+      </w:r>
+      <w:proofErr w:type="spellStart"/>
+      <w:r>
+        <w:t>complètement</w:t>
+      </w:r>
+      <w:proofErr w:type="spellEnd"/>
+      <w:r>
+        <w:t xml:space="preserve"> </w:t>
+      </w:r>
+      <w:proofErr w:type="spellStart"/>
+      <w:r>
+        <w:t>différente</w:t>
+      </w:r>
+      <w:proofErr w:type="spellEnd"/>
+      <w:r>
+        <w:t xml:space="preserve"> et plus intime. </w:t>
+      </w:r>
+      <w:r>
+        <w:t xml:space="preserve">Un </w:t>
+      </w:r>
+      <w:proofErr w:type="spellStart"/>
+      <w:r>
+        <w:t>véritable</w:t>
+      </w:r>
+      <w:proofErr w:type="spellEnd"/>
+      <w:r>
+        <w:t xml:space="preserve"> </w:t>
+      </w:r>
+      <w:proofErr w:type="spellStart"/>
+      <w:r>
+        <w:t>été</w:t>
+      </w:r>
+      <w:proofErr w:type="spellEnd"/>
+      <w:r>
+        <w:t xml:space="preserve"> </w:t>
+      </w:r>
+      <w:proofErr w:type="spellStart"/>
+      <w:r>
+        <w:t>espagnol</w:t>
+      </w:r>
+      <w:proofErr w:type="spellEnd"/>
+      <w:r>
+        <w:t xml:space="preserve"> </w:t>
+      </w:r>
+      <w:proofErr w:type="spellStart"/>
+      <w:r>
+        <w:t>est</w:t>
+      </w:r>
+      <w:proofErr w:type="spellEnd"/>
+      <w:r>
+        <w:t xml:space="preserve"> </w:t>
+      </w:r>
+      <w:proofErr w:type="spellStart"/>
+      <w:r>
+        <w:t>inconcevable</w:t>
+      </w:r>
+      <w:proofErr w:type="spellEnd"/>
+      <w:r>
+        <w:t xml:space="preserve"> </w:t>
+      </w:r>
+      <w:proofErr w:type="spellStart"/>
+      <w:r>
+        <w:t>sans</w:t>
+      </w:r>
+      <w:proofErr w:type="spellEnd"/>
+      <w:r>
+        <w:t xml:space="preserve"> la </w:t>
+      </w:r>
+      <w:proofErr w:type="spellStart"/>
+      <w:r>
+        <w:t>foire</w:t>
+      </w:r>
+      <w:proofErr w:type="spellEnd"/>
+      <w:r>
+        <w:t xml:space="preserve"> </w:t>
+      </w:r>
+      <w:proofErr w:type="spellStart"/>
+      <w:r>
+        <w:t>locale</w:t>
+      </w:r>
+      <w:proofErr w:type="spellEnd"/>
+      <w:r>
+        <w:t xml:space="preserve"> </w:t>
+      </w:r>
+      <w:proofErr w:type="spellStart"/>
+      <w:r>
+        <w:t>traditionnelle</w:t>
+      </w:r>
+      <w:proofErr w:type="spellEnd"/>
+      <w:r>
+        <w:t xml:space="preserve">. Le </w:t>
+      </w:r>
+      <w:proofErr w:type="spellStart"/>
+      <w:r>
+        <w:rPr>
+          <w:b/>
+          <w:bCs/>
+        </w:rPr>
+        <w:t>Family</w:t>
+      </w:r>
+      <w:proofErr w:type="spellEnd"/>
+      <w:r>
+        <w:rPr>
+          <w:b/>
+          <w:bCs/>
+        </w:rPr>
+        <w:t xml:space="preserve"> Park de Calpe</w:t>
+      </w:r>
+      <w:r>
+        <w:t xml:space="preserve"> </w:t>
+      </w:r>
+      <w:proofErr w:type="spellStart"/>
+      <w:r>
+        <w:t>est</w:t>
+      </w:r>
+      <w:proofErr w:type="spellEnd"/>
+      <w:r>
+        <w:t xml:space="preserve"> un </w:t>
+      </w:r>
+      <w:proofErr w:type="spellStart"/>
+      <w:r>
+        <w:t>portail</w:t>
+      </w:r>
+      <w:proofErr w:type="spellEnd"/>
+      <w:r>
+        <w:t xml:space="preserve"> </w:t>
+      </w:r>
+      <w:proofErr w:type="spellStart"/>
+      <w:r>
+        <w:t>vers</w:t>
+      </w:r>
+      <w:proofErr w:type="spellEnd"/>
+      <w:r>
+        <w:t xml:space="preserve"> ces </w:t>
+      </w:r>
+      <w:proofErr w:type="spellStart"/>
+      <w:r>
+        <w:t>soirées</w:t>
+      </w:r>
+      <w:proofErr w:type="spellEnd"/>
+      <w:r>
+        <w:t xml:space="preserve"> </w:t>
+      </w:r>
+      <w:proofErr w:type="spellStart"/>
+      <w:r>
+        <w:t>chaudes</w:t>
+      </w:r>
+      <w:proofErr w:type="spellEnd"/>
+      <w:r>
+        <w:t xml:space="preserve"> et </w:t>
+      </w:r>
+      <w:proofErr w:type="spellStart"/>
+      <w:r>
+        <w:t>insouciantes</w:t>
+      </w:r>
+      <w:proofErr w:type="spellEnd"/>
+      <w:r>
+        <w:t xml:space="preserve"> de </w:t>
+      </w:r>
+      <w:proofErr w:type="spellStart"/>
+      <w:r>
+        <w:t>votre</w:t>
+      </w:r>
+      <w:proofErr w:type="spellEnd"/>
+      <w:r>
+        <w:t xml:space="preserve"> </w:t>
+      </w:r>
+      <w:proofErr w:type="spellStart"/>
+      <w:r>
+        <w:t>propre</w:t>
+      </w:r>
+      <w:proofErr w:type="spellEnd"/>
+      <w:r>
+        <w:t xml:space="preserve"> </w:t>
+      </w:r>
+      <w:proofErr w:type="spellStart"/>
+      <w:r>
+        <w:t>enfance</w:t>
+      </w:r>
+      <w:proofErr w:type="spellEnd"/>
+      <w:r>
+        <w:t xml:space="preserve">, </w:t>
+      </w:r>
+      <w:proofErr w:type="spellStart"/>
+      <w:r>
+        <w:t>avec</w:t>
+      </w:r>
+      <w:proofErr w:type="spellEnd"/>
+      <w:r>
+        <w:t xml:space="preserve"> </w:t>
+      </w:r>
+      <w:proofErr w:type="spellStart"/>
+      <w:r>
+        <w:t>l'arôme</w:t>
+      </w:r>
+      <w:proofErr w:type="spellEnd"/>
+      <w:r>
+        <w:t xml:space="preserve"> de la barbe à papa, du caramel </w:t>
+      </w:r>
+      <w:proofErr w:type="spellStart"/>
+      <w:r>
+        <w:t>chaud</w:t>
+      </w:r>
+      <w:proofErr w:type="spellEnd"/>
+      <w:r>
+        <w:t xml:space="preserve"> et de la brise saline de la </w:t>
+      </w:r>
+      <w:proofErr w:type="spellStart"/>
+      <w:r>
+        <w:t>mer</w:t>
+      </w:r>
+      <w:proofErr w:type="spellEnd"/>
+      <w:r>
+        <w:t>.</w:t>
+      </w:r>
+    </w:p>
+    <w:p>
+      <w:r>
+        <w:rPr>
+          <w:b/>
+          <w:bCs/>
+        </w:rPr>
+        <w:t xml:space="preserve">Une oasis </w:t>
+      </w:r>
+      <w:proofErr w:type="spellStart"/>
+      <w:r>
+        <w:rPr>
+          <w:b/>
+          <w:bCs/>
+        </w:rPr>
+        <w:t>au</w:t>
+      </w:r>
+      <w:proofErr w:type="spellEnd"/>
+      <w:r>
+        <w:rPr>
+          <w:b/>
+          <w:bCs/>
+        </w:rPr>
+        <w:t xml:space="preserve"> </w:t>
+      </w:r>
+      <w:proofErr w:type="spellStart"/>
+      <w:r>
+        <w:rPr>
+          <w:b/>
+          <w:bCs/>
+        </w:rPr>
+        <w:t>bord</w:t>
+      </w:r>
+      <w:proofErr w:type="spellEnd"/>
+      <w:r>
+        <w:rPr>
+          <w:b/>
+          <w:bCs/>
+        </w:rPr>
+        <w:t xml:space="preserve"> du Lac Rose</w:t>
+      </w:r>
+      <w:r>
+        <w:t xml:space="preserve"> Le </w:t>
+      </w:r>
+      <w:proofErr w:type="spellStart"/>
+      <w:r>
+        <w:t>parc</w:t>
+      </w:r>
+      <w:proofErr w:type="spellEnd"/>
+      <w:r>
+        <w:t xml:space="preserve"> </w:t>
+      </w:r>
+      <w:proofErr w:type="spellStart"/>
+      <w:r>
+        <w:t>bénéficie</w:t>
+      </w:r>
+      <w:proofErr w:type="spellEnd"/>
+      <w:r>
+        <w:t xml:space="preserve"> </w:t>
+      </w:r>
+      <w:proofErr w:type="spellStart"/>
+      <w:r>
+        <w:t>d'un</w:t>
+      </w:r>
+      <w:proofErr w:type="spellEnd"/>
+      <w:r>
+        <w:t xml:space="preserve"> </w:t>
+      </w:r>
+      <w:proofErr w:type="spellStart"/>
+      <w:r>
+        <w:t>emplacement</w:t>
+      </w:r>
+      <w:proofErr w:type="spellEnd"/>
+      <w:r>
+        <w:t xml:space="preserve"> </w:t>
+      </w:r>
+      <w:proofErr w:type="spellStart"/>
+      <w:proofErr w:type="gramStart"/>
+      <w:r>
+        <w:t>phénoménal</w:t>
+      </w:r>
+      <w:proofErr w:type="spellEnd"/>
+      <w:r>
+        <w:t xml:space="preserve"> :</w:t>
+      </w:r>
+      <w:proofErr w:type="gramEnd"/>
+      <w:r>
+        <w:t xml:space="preserve"> </w:t>
+      </w:r>
+      <w:proofErr w:type="gramStart"/>
+      <w:r>
+        <w:t>juste</w:t>
+      </w:r>
+      <w:proofErr w:type="gramEnd"/>
+      <w:r>
+        <w:t xml:space="preserve"> à </w:t>
+      </w:r>
+      <w:proofErr w:type="spellStart"/>
+      <w:r>
+        <w:t>côté</w:t>
+      </w:r>
+      <w:proofErr w:type="spellEnd"/>
+      <w:r>
+        <w:t xml:space="preserve"> du </w:t>
+      </w:r>
+      <w:proofErr w:type="spellStart"/>
+      <w:r>
+        <w:t>célèbre</w:t>
+      </w:r>
+      <w:proofErr w:type="spellEnd"/>
+      <w:r>
+        <w:t xml:space="preserve"> </w:t>
+      </w:r>
+      <w:proofErr w:type="spellStart"/>
+      <w:r>
+        <w:t>lac</w:t>
+      </w:r>
+      <w:proofErr w:type="spellEnd"/>
+      <w:r>
+        <w:t xml:space="preserve"> salé de </w:t>
+      </w:r>
+      <w:r>
+        <w:rPr>
+          <w:b/>
+          <w:bCs/>
+        </w:rPr>
+        <w:t>Las Salinas</w:t>
+      </w:r>
+      <w:r>
+        <w:t xml:space="preserve">. Le cadre </w:t>
+      </w:r>
+      <w:proofErr w:type="spellStart"/>
+      <w:r>
+        <w:t>idéal</w:t>
+      </w:r>
+      <w:proofErr w:type="spellEnd"/>
+      <w:r>
+        <w:t xml:space="preserve"> </w:t>
+      </w:r>
+      <w:proofErr w:type="spellStart"/>
+      <w:r>
+        <w:t>pour</w:t>
+      </w:r>
+      <w:proofErr w:type="spellEnd"/>
+      <w:r>
+        <w:t xml:space="preserve"> une soirée en </w:t>
+      </w:r>
+      <w:proofErr w:type="spellStart"/>
+      <w:r>
+        <w:t>famille</w:t>
+      </w:r>
+      <w:proofErr w:type="spellEnd"/>
+      <w:r>
+        <w:t xml:space="preserve"> </w:t>
+      </w:r>
+      <w:proofErr w:type="spellStart"/>
+      <w:r>
+        <w:t>est</w:t>
+      </w:r>
+      <w:proofErr w:type="spellEnd"/>
+      <w:r>
+        <w:t xml:space="preserve"> le </w:t>
+      </w:r>
+      <w:proofErr w:type="spellStart"/>
+      <w:proofErr w:type="gramStart"/>
+      <w:r>
+        <w:t>suivant</w:t>
+      </w:r>
+      <w:proofErr w:type="spellEnd"/>
+      <w:r>
+        <w:t xml:space="preserve"> :</w:t>
+      </w:r>
+      <w:proofErr w:type="gramEnd"/>
+      <w:r>
+        <w:t xml:space="preserve"> </w:t>
+      </w:r>
+      <w:proofErr w:type="spellStart"/>
+      <w:r>
+        <w:t>au</w:t>
+      </w:r>
+      <w:proofErr w:type="spellEnd"/>
+      <w:r>
+        <w:t xml:space="preserve"> </w:t>
+      </w:r>
+      <w:proofErr w:type="spellStart"/>
+      <w:r>
+        <w:t>coucher</w:t>
+      </w:r>
+      <w:proofErr w:type="spellEnd"/>
+      <w:r>
+        <w:t xml:space="preserve"> du </w:t>
+      </w:r>
+      <w:proofErr w:type="spellStart"/>
+      <w:r>
+        <w:t>soleil</w:t>
+      </w:r>
+      <w:proofErr w:type="spellEnd"/>
+      <w:r>
+        <w:t xml:space="preserve">, </w:t>
+      </w:r>
+      <w:proofErr w:type="spellStart"/>
+      <w:r>
+        <w:t>promenez-vous</w:t>
+      </w:r>
+      <w:proofErr w:type="spellEnd"/>
+      <w:r>
+        <w:t xml:space="preserve"> </w:t>
+      </w:r>
+      <w:proofErr w:type="spellStart"/>
+      <w:r>
+        <w:t>tranquillement</w:t>
+      </w:r>
+      <w:proofErr w:type="spellEnd"/>
+      <w:r>
+        <w:t xml:space="preserve"> </w:t>
+      </w:r>
+      <w:proofErr w:type="spellStart"/>
+      <w:r>
+        <w:t>au</w:t>
+      </w:r>
+      <w:proofErr w:type="spellEnd"/>
+      <w:r>
+        <w:t xml:space="preserve"> </w:t>
+      </w:r>
+      <w:proofErr w:type="spellStart"/>
+      <w:r>
+        <w:t>bord</w:t>
+      </w:r>
+      <w:proofErr w:type="spellEnd"/>
+      <w:r>
+        <w:t xml:space="preserve"> du </w:t>
+      </w:r>
+      <w:proofErr w:type="spellStart"/>
+      <w:r>
+        <w:t>lac</w:t>
+      </w:r>
+      <w:proofErr w:type="spellEnd"/>
+      <w:r>
+        <w:t xml:space="preserve"> en </w:t>
+      </w:r>
+      <w:proofErr w:type="spellStart"/>
+      <w:r>
+        <w:t>observant</w:t>
+      </w:r>
+      <w:proofErr w:type="spellEnd"/>
+      <w:r>
+        <w:t xml:space="preserve"> les </w:t>
+      </w:r>
+      <w:proofErr w:type="spellStart"/>
+      <w:r>
+        <w:t>flamants</w:t>
+      </w:r>
+      <w:proofErr w:type="spellEnd"/>
+      <w:r>
+        <w:t xml:space="preserve"> roses se </w:t>
+      </w:r>
+      <w:proofErr w:type="spellStart"/>
+      <w:r>
+        <w:t>préparer</w:t>
+      </w:r>
+      <w:proofErr w:type="spellEnd"/>
+      <w:r>
+        <w:t xml:space="preserve"> à dormir. Puis, </w:t>
+      </w:r>
+      <w:proofErr w:type="spellStart"/>
+      <w:r>
+        <w:t>quand</w:t>
+      </w:r>
+      <w:proofErr w:type="spellEnd"/>
+      <w:r>
+        <w:t xml:space="preserve"> le </w:t>
+      </w:r>
+      <w:proofErr w:type="spellStart"/>
+      <w:r>
+        <w:t>crépuscule</w:t>
+      </w:r>
+      <w:proofErr w:type="spellEnd"/>
+      <w:r>
+        <w:t xml:space="preserve"> </w:t>
+      </w:r>
+      <w:proofErr w:type="spellStart"/>
+      <w:r>
+        <w:t>enveloppe</w:t>
+      </w:r>
+      <w:proofErr w:type="spellEnd"/>
+      <w:r>
+        <w:t xml:space="preserve"> la </w:t>
+      </w:r>
+      <w:proofErr w:type="spellStart"/>
+      <w:r>
+        <w:t>ville</w:t>
+      </w:r>
+      <w:proofErr w:type="spellEnd"/>
+      <w:r>
+        <w:t xml:space="preserve">, </w:t>
+      </w:r>
+      <w:proofErr w:type="spellStart"/>
+      <w:r>
+        <w:t>plongez</w:t>
+      </w:r>
+      <w:proofErr w:type="spellEnd"/>
+      <w:r>
+        <w:t xml:space="preserve"> </w:t>
+      </w:r>
+      <w:proofErr w:type="spellStart"/>
+      <w:r>
+        <w:t>dans</w:t>
+      </w:r>
+      <w:proofErr w:type="spellEnd"/>
+      <w:r>
+        <w:t xml:space="preserve"> une </w:t>
+      </w:r>
+      <w:proofErr w:type="spellStart"/>
+      <w:r>
+        <w:t>mer</w:t>
+      </w:r>
+      <w:proofErr w:type="spellEnd"/>
+      <w:r>
+        <w:t xml:space="preserve"> de </w:t>
+      </w:r>
+      <w:proofErr w:type="spellStart"/>
+      <w:r>
+        <w:t>lumières</w:t>
+      </w:r>
+      <w:proofErr w:type="spellEnd"/>
+      <w:r>
+        <w:t xml:space="preserve"> vives, de musique et de </w:t>
+      </w:r>
+      <w:proofErr w:type="spellStart"/>
+      <w:r>
+        <w:t>rires</w:t>
+      </w:r>
+      <w:proofErr w:type="spellEnd"/>
+      <w:r>
+        <w:t xml:space="preserve"> </w:t>
+      </w:r>
+      <w:proofErr w:type="spellStart"/>
+      <w:r>
+        <w:t>au</w:t>
+      </w:r>
+      <w:proofErr w:type="spellEnd"/>
+      <w:r>
+        <w:t xml:space="preserve"> </w:t>
+      </w:r>
+      <w:proofErr w:type="spellStart"/>
+      <w:r>
+        <w:t>parc</w:t>
+      </w:r>
+      <w:proofErr w:type="spellEnd"/>
+      <w:r>
+        <w:t xml:space="preserve"> </w:t>
+      </w:r>
+      <w:proofErr w:type="spellStart"/>
+      <w:r>
+        <w:t>d'attractions</w:t>
+      </w:r>
+      <w:proofErr w:type="spellEnd"/>
+      <w:r>
+        <w:t>.</w:t>
+      </w:r>
+    </w:p>
+    <w:p>
+      <w:proofErr w:type="spellStart"/>
+      <w:r>
+        <w:rPr>
+          <w:b/>
+          <w:bCs/>
+        </w:rPr>
+        <w:t>L'enthousiasme</w:t>
+      </w:r>
+      <w:proofErr w:type="spellEnd"/>
+      <w:r>
+        <w:rPr>
+          <w:b/>
+          <w:bCs/>
+        </w:rPr>
+        <w:t xml:space="preserve"> </w:t>
+      </w:r>
+      <w:proofErr w:type="spellStart"/>
+      <w:r>
+        <w:rPr>
+          <w:b/>
+          <w:bCs/>
+        </w:rPr>
+        <w:t>enfantin</w:t>
+      </w:r>
+      <w:proofErr w:type="spellEnd"/>
+      <w:r>
+        <w:rPr>
+          <w:b/>
+          <w:bCs/>
+        </w:rPr>
+        <w:t xml:space="preserve"> à </w:t>
+      </w:r>
+      <w:proofErr w:type="spellStart"/>
+      <w:r>
+        <w:rPr>
+          <w:b/>
+          <w:bCs/>
+        </w:rPr>
+        <w:t>l'état</w:t>
+      </w:r>
+      <w:proofErr w:type="spellEnd"/>
+      <w:r>
+        <w:rPr>
+          <w:b/>
+          <w:bCs/>
+        </w:rPr>
+        <w:t xml:space="preserve"> </w:t>
+      </w:r>
+      <w:proofErr w:type="spellStart"/>
+      <w:r>
+        <w:rPr>
+          <w:b/>
+          <w:bCs/>
+        </w:rPr>
+        <w:t>pur</w:t>
+      </w:r>
+      <w:proofErr w:type="spellEnd"/>
+      <w:r>
+        <w:t xml:space="preserve"> Ce </w:t>
+      </w:r>
+      <w:proofErr w:type="spellStart"/>
+      <w:r>
+        <w:t>parc</w:t>
+      </w:r>
+      <w:proofErr w:type="spellEnd"/>
+      <w:r>
+        <w:t xml:space="preserve"> </w:t>
+      </w:r>
+      <w:proofErr w:type="spellStart"/>
+      <w:r>
+        <w:t>est</w:t>
+      </w:r>
+      <w:proofErr w:type="spellEnd"/>
+      <w:r>
+        <w:t xml:space="preserve"> un </w:t>
+      </w:r>
+      <w:proofErr w:type="spellStart"/>
+      <w:r>
+        <w:t>paradis</w:t>
+      </w:r>
+      <w:proofErr w:type="spellEnd"/>
+      <w:r>
+        <w:t xml:space="preserve"> </w:t>
+      </w:r>
+      <w:proofErr w:type="spellStart"/>
+      <w:r>
+        <w:t>absolu</w:t>
+      </w:r>
+      <w:proofErr w:type="spellEnd"/>
+      <w:r>
+        <w:t xml:space="preserve"> </w:t>
+      </w:r>
+      <w:proofErr w:type="spellStart"/>
+      <w:r>
+        <w:t>pour</w:t>
+      </w:r>
+      <w:proofErr w:type="spellEnd"/>
+      <w:r>
+        <w:t xml:space="preserve"> les </w:t>
+      </w:r>
+      <w:proofErr w:type="spellStart"/>
+      <w:r>
+        <w:t>enfants</w:t>
+      </w:r>
+      <w:proofErr w:type="spellEnd"/>
+      <w:r>
+        <w:t xml:space="preserve"> </w:t>
+      </w:r>
+      <w:proofErr w:type="spellStart"/>
+      <w:r>
+        <w:t>jusqu'à</w:t>
+      </w:r>
+      <w:proofErr w:type="spellEnd"/>
+      <w:r>
+        <w:t xml:space="preserve"> 12 </w:t>
+      </w:r>
+      <w:proofErr w:type="spellStart"/>
+      <w:r>
+        <w:t>ans</w:t>
+      </w:r>
+      <w:proofErr w:type="spellEnd"/>
+      <w:r>
+        <w:t xml:space="preserve">. </w:t>
+      </w:r>
+      <w:proofErr w:type="spellStart"/>
+      <w:r>
+        <w:t>On</w:t>
+      </w:r>
+      <w:proofErr w:type="spellEnd"/>
+      <w:r>
+        <w:t xml:space="preserve"> y </w:t>
+      </w:r>
+      <w:proofErr w:type="spellStart"/>
+      <w:r>
+        <w:t>retrouve</w:t>
+      </w:r>
+      <w:proofErr w:type="spellEnd"/>
+      <w:r>
+        <w:t xml:space="preserve"> </w:t>
+      </w:r>
+      <w:proofErr w:type="spellStart"/>
+      <w:r>
+        <w:t>l'âge</w:t>
+      </w:r>
+      <w:proofErr w:type="spellEnd"/>
+      <w:r>
+        <w:t xml:space="preserve"> </w:t>
+      </w:r>
+      <w:proofErr w:type="spellStart"/>
+      <w:r>
+        <w:t>d'or</w:t>
+      </w:r>
+      <w:proofErr w:type="spellEnd"/>
+      <w:r>
+        <w:t xml:space="preserve"> des </w:t>
+      </w:r>
+      <w:proofErr w:type="spellStart"/>
+      <w:proofErr w:type="gramStart"/>
+      <w:r>
+        <w:t>classiques</w:t>
+      </w:r>
+      <w:proofErr w:type="spellEnd"/>
+      <w:r>
+        <w:t xml:space="preserve"> :</w:t>
+      </w:r>
+      <w:proofErr w:type="gramEnd"/>
+      <w:r>
+        <w:t xml:space="preserve"> de la </w:t>
+      </w:r>
+      <w:proofErr w:type="spellStart"/>
+      <w:r>
+        <w:t>joyeuse</w:t>
+      </w:r>
+      <w:proofErr w:type="spellEnd"/>
+      <w:r>
+        <w:t xml:space="preserve"> </w:t>
+      </w:r>
+      <w:proofErr w:type="spellStart"/>
+      <w:r>
+        <w:t>montagne</w:t>
+      </w:r>
+      <w:proofErr w:type="spellEnd"/>
+      <w:r>
+        <w:t xml:space="preserve"> </w:t>
+      </w:r>
+      <w:proofErr w:type="spellStart"/>
+      <w:r>
+        <w:t>russe</w:t>
+      </w:r>
+      <w:proofErr w:type="spellEnd"/>
+      <w:r>
+        <w:t xml:space="preserve"> en forme de </w:t>
+      </w:r>
+      <w:proofErr w:type="spellStart"/>
+      <w:r>
+        <w:t>chenille</w:t>
+      </w:r>
+      <w:proofErr w:type="spellEnd"/>
+      <w:r>
+        <w:t xml:space="preserve"> </w:t>
+      </w:r>
+      <w:proofErr w:type="spellStart"/>
+      <w:r>
+        <w:rPr>
+          <w:b/>
+          <w:bCs/>
+        </w:rPr>
+        <w:t>Brocomela</w:t>
+      </w:r>
+      <w:proofErr w:type="spellEnd"/>
+      <w:r>
+        <w:t xml:space="preserve"> </w:t>
+      </w:r>
+      <w:proofErr w:type="spellStart"/>
+      <w:r>
+        <w:t>au</w:t>
+      </w:r>
+      <w:proofErr w:type="spellEnd"/>
+      <w:r>
+        <w:t xml:space="preserve"> </w:t>
+      </w:r>
+      <w:proofErr w:type="spellStart"/>
+      <w:r>
+        <w:t>bateau</w:t>
+      </w:r>
+      <w:proofErr w:type="spellEnd"/>
+      <w:r>
+        <w:t xml:space="preserve"> </w:t>
+      </w:r>
+      <w:proofErr w:type="spellStart"/>
+      <w:r>
+        <w:t>pirate</w:t>
+      </w:r>
+      <w:proofErr w:type="spellEnd"/>
+      <w:r>
+        <w:t xml:space="preserve">, en </w:t>
+      </w:r>
+      <w:proofErr w:type="spellStart"/>
+      <w:r>
+        <w:t>passant</w:t>
+      </w:r>
+      <w:proofErr w:type="spellEnd"/>
+      <w:r>
+        <w:t xml:space="preserve"> par les trampolines et les </w:t>
+      </w:r>
+      <w:proofErr w:type="spellStart"/>
+      <w:r>
+        <w:t>traditionnelles</w:t>
+      </w:r>
+      <w:proofErr w:type="spellEnd"/>
+      <w:r>
+        <w:t xml:space="preserve"> autos </w:t>
+      </w:r>
+      <w:proofErr w:type="spellStart"/>
+      <w:r>
+        <w:t>tamponneuses</w:t>
+      </w:r>
+      <w:proofErr w:type="spellEnd"/>
+      <w:r>
+        <w:t xml:space="preserve">. </w:t>
+      </w:r>
+      <w:proofErr w:type="spellStart"/>
+      <w:r>
+        <w:t>C'est</w:t>
+      </w:r>
+      <w:proofErr w:type="spellEnd"/>
+      <w:r>
+        <w:t xml:space="preserve"> un </w:t>
+      </w:r>
+      <w:proofErr w:type="spellStart"/>
+      <w:r>
+        <w:t>espace</w:t>
+      </w:r>
+      <w:proofErr w:type="spellEnd"/>
+      <w:r>
+        <w:t xml:space="preserve"> </w:t>
+      </w:r>
+      <w:proofErr w:type="spellStart"/>
+      <w:r>
+        <w:t>très</w:t>
+      </w:r>
+      <w:proofErr w:type="spellEnd"/>
+      <w:r>
+        <w:t xml:space="preserve"> compact, </w:t>
+      </w:r>
+      <w:proofErr w:type="spellStart"/>
+      <w:r>
+        <w:t>intuitif</w:t>
+      </w:r>
+      <w:proofErr w:type="spellEnd"/>
+      <w:r>
+        <w:t xml:space="preserve"> et </w:t>
+      </w:r>
+      <w:proofErr w:type="spellStart"/>
+      <w:r>
+        <w:t>sûr</w:t>
+      </w:r>
+      <w:proofErr w:type="spellEnd"/>
+      <w:r>
+        <w:t xml:space="preserve">. Les </w:t>
+      </w:r>
+      <w:proofErr w:type="spellStart"/>
+      <w:r>
+        <w:t>enfants</w:t>
+      </w:r>
+      <w:proofErr w:type="spellEnd"/>
+      <w:r>
+        <w:t xml:space="preserve"> </w:t>
+      </w:r>
+      <w:proofErr w:type="spellStart"/>
+      <w:r>
+        <w:t>peuvent</w:t>
+      </w:r>
+      <w:proofErr w:type="spellEnd"/>
+      <w:r>
+        <w:t xml:space="preserve"> </w:t>
+      </w:r>
+      <w:proofErr w:type="spellStart"/>
+      <w:r>
+        <w:t>courir</w:t>
+      </w:r>
+      <w:proofErr w:type="spellEnd"/>
+      <w:r>
+        <w:t xml:space="preserve"> </w:t>
+      </w:r>
+      <w:proofErr w:type="spellStart"/>
+      <w:r>
+        <w:t>librement</w:t>
+      </w:r>
+      <w:proofErr w:type="spellEnd"/>
+      <w:r>
+        <w:t xml:space="preserve"> </w:t>
+      </w:r>
+      <w:proofErr w:type="spellStart"/>
+      <w:r>
+        <w:t>d'une</w:t>
+      </w:r>
+      <w:proofErr w:type="spellEnd"/>
+      <w:r>
+        <w:t xml:space="preserve"> </w:t>
+      </w:r>
+      <w:proofErr w:type="spellStart"/>
+      <w:r>
+        <w:t>attraction</w:t>
+      </w:r>
+      <w:proofErr w:type="spellEnd"/>
+      <w:r>
+        <w:t xml:space="preserve"> à </w:t>
+      </w:r>
+      <w:proofErr w:type="spellStart"/>
+      <w:r>
+        <w:t>l'autre</w:t>
+      </w:r>
+      <w:proofErr w:type="spellEnd"/>
+      <w:r>
+        <w:t xml:space="preserve"> </w:t>
+      </w:r>
+      <w:proofErr w:type="spellStart"/>
+      <w:r>
+        <w:t>sans</w:t>
+      </w:r>
+      <w:proofErr w:type="spellEnd"/>
+      <w:r>
+        <w:t xml:space="preserve"> que </w:t>
+      </w:r>
+      <w:proofErr w:type="spellStart"/>
+      <w:r>
+        <w:t>vous</w:t>
+      </w:r>
+      <w:proofErr w:type="spellEnd"/>
+      <w:r>
+        <w:t xml:space="preserve"> </w:t>
+      </w:r>
+      <w:proofErr w:type="spellStart"/>
+      <w:r>
+        <w:t>n'ayez</w:t>
+      </w:r>
+      <w:proofErr w:type="spellEnd"/>
+      <w:r>
+        <w:t xml:space="preserve"> à </w:t>
+      </w:r>
+      <w:proofErr w:type="spellStart"/>
+      <w:r>
+        <w:t>craindre</w:t>
+      </w:r>
+      <w:proofErr w:type="spellEnd"/>
+      <w:r>
+        <w:t xml:space="preserve"> </w:t>
+      </w:r>
+      <w:proofErr w:type="spellStart"/>
+      <w:r>
+        <w:t>qu'ils</w:t>
+      </w:r>
+      <w:proofErr w:type="spellEnd"/>
+      <w:r>
+        <w:t xml:space="preserve"> se </w:t>
+      </w:r>
+      <w:proofErr w:type="spellStart"/>
+      <w:r>
+        <w:t>perdent</w:t>
+      </w:r>
+      <w:proofErr w:type="spellEnd"/>
+      <w:r>
+        <w:t xml:space="preserve"> </w:t>
+      </w:r>
+      <w:proofErr w:type="spellStart"/>
+      <w:r>
+        <w:t>dans</w:t>
+      </w:r>
+      <w:proofErr w:type="spellEnd"/>
+      <w:r>
+        <w:t xml:space="preserve"> la </w:t>
+      </w:r>
+      <w:proofErr w:type="spellStart"/>
+      <w:r>
+        <w:t>foule</w:t>
+      </w:r>
+      <w:proofErr w:type="spellEnd"/>
+      <w:r>
+        <w:t xml:space="preserve">, </w:t>
+      </w:r>
+      <w:proofErr w:type="spellStart"/>
+      <w:r>
+        <w:t>comme</w:t>
+      </w:r>
+      <w:proofErr w:type="spellEnd"/>
+      <w:r>
+        <w:t xml:space="preserve"> </w:t>
+      </w:r>
+      <w:proofErr w:type="spellStart"/>
+      <w:r>
+        <w:t>c'est</w:t>
+      </w:r>
+      <w:proofErr w:type="spellEnd"/>
+      <w:r>
+        <w:t xml:space="preserve"> </w:t>
+      </w:r>
+      <w:proofErr w:type="spellStart"/>
+      <w:r>
+        <w:t>souvent</w:t>
+      </w:r>
+      <w:proofErr w:type="spellEnd"/>
+      <w:r>
+        <w:t xml:space="preserve"> le cas </w:t>
+      </w:r>
+      <w:proofErr w:type="spellStart"/>
+      <w:r>
+        <w:t>dans</w:t>
+      </w:r>
+      <w:proofErr w:type="spellEnd"/>
+      <w:r>
+        <w:t xml:space="preserve"> les complexes </w:t>
+      </w:r>
+      <w:proofErr w:type="spellStart"/>
+      <w:r>
+        <w:t>géants</w:t>
+      </w:r>
+      <w:proofErr w:type="spellEnd"/>
+      <w:r>
+        <w:t>.</w:t>
+      </w:r>
+    </w:p>
+    <w:p>
+      <w:proofErr w:type="spellStart"/>
+      <w:r>
+        <w:rPr>
+          <w:b/>
+          <w:bCs/>
+        </w:rPr>
+        <w:t>Esthétique</w:t>
+      </w:r>
+      <w:proofErr w:type="spellEnd"/>
+      <w:r>
+        <w:rPr>
+          <w:b/>
+          <w:bCs/>
+        </w:rPr>
+        <w:t xml:space="preserve"> </w:t>
+      </w:r>
+      <w:proofErr w:type="spellStart"/>
+      <w:r>
+        <w:rPr>
+          <w:b/>
+          <w:bCs/>
+        </w:rPr>
+        <w:t>pour</w:t>
+      </w:r>
+      <w:proofErr w:type="spellEnd"/>
+      <w:r>
+        <w:rPr>
+          <w:b/>
+          <w:bCs/>
+        </w:rPr>
+        <w:t xml:space="preserve"> les </w:t>
+      </w:r>
+      <w:proofErr w:type="spellStart"/>
+      <w:r>
+        <w:rPr>
+          <w:b/>
+          <w:bCs/>
+        </w:rPr>
+        <w:t>parents</w:t>
+      </w:r>
+      <w:proofErr w:type="spellEnd"/>
+      <w:r>
+        <w:t xml:space="preserve"> Le principal </w:t>
+      </w:r>
+      <w:proofErr w:type="spellStart"/>
+      <w:r>
+        <w:t>avantage</w:t>
+      </w:r>
+      <w:proofErr w:type="spellEnd"/>
+      <w:r>
+        <w:t xml:space="preserve"> du </w:t>
+      </w:r>
+      <w:proofErr w:type="spellStart"/>
+      <w:r>
+        <w:t>parc</w:t>
+      </w:r>
+      <w:proofErr w:type="spellEnd"/>
+      <w:r>
+        <w:t xml:space="preserve"> local </w:t>
+      </w:r>
+      <w:proofErr w:type="spellStart"/>
+      <w:r>
+        <w:t>est</w:t>
+      </w:r>
+      <w:proofErr w:type="spellEnd"/>
+      <w:r>
+        <w:t xml:space="preserve"> </w:t>
+      </w:r>
+      <w:proofErr w:type="spellStart"/>
+      <w:r>
+        <w:t>l'absence</w:t>
+      </w:r>
+      <w:proofErr w:type="spellEnd"/>
+      <w:r>
+        <w:t xml:space="preserve"> de </w:t>
+      </w:r>
+      <w:proofErr w:type="spellStart"/>
+      <w:r>
+        <w:t>logistique</w:t>
+      </w:r>
+      <w:proofErr w:type="spellEnd"/>
+      <w:r>
+        <w:t xml:space="preserve"> </w:t>
+      </w:r>
+      <w:proofErr w:type="spellStart"/>
+      <w:r>
+        <w:t>compliquée</w:t>
+      </w:r>
+      <w:proofErr w:type="spellEnd"/>
+      <w:r>
+        <w:t xml:space="preserve">. Vous </w:t>
+      </w:r>
+      <w:proofErr w:type="spellStart"/>
+      <w:r>
+        <w:t>n'avez</w:t>
+      </w:r>
+      <w:proofErr w:type="spellEnd"/>
+      <w:r>
+        <w:t xml:space="preserve"> </w:t>
+      </w:r>
+      <w:proofErr w:type="spellStart"/>
+      <w:r>
+        <w:t>pas</w:t>
+      </w:r>
+      <w:proofErr w:type="spellEnd"/>
+      <w:r>
+        <w:t xml:space="preserve"> </w:t>
+      </w:r>
+      <w:proofErr w:type="spellStart"/>
+      <w:r>
+        <w:t>besoin</w:t>
+      </w:r>
+      <w:proofErr w:type="spellEnd"/>
+      <w:r>
+        <w:t xml:space="preserve"> de </w:t>
+      </w:r>
+      <w:proofErr w:type="spellStart"/>
+      <w:r>
+        <w:t>vous</w:t>
+      </w:r>
+      <w:proofErr w:type="spellEnd"/>
+      <w:r>
+        <w:t xml:space="preserve"> </w:t>
+      </w:r>
+      <w:proofErr w:type="spellStart"/>
+      <w:proofErr w:type="gramStart"/>
+      <w:r>
+        <w:t>déplacer</w:t>
+      </w:r>
+      <w:proofErr w:type="spellEnd"/>
+      <w:r>
+        <w:t xml:space="preserve"> :</w:t>
+      </w:r>
+      <w:proofErr w:type="gramEnd"/>
+      <w:r>
+        <w:t xml:space="preserve"> le </w:t>
+      </w:r>
+      <w:proofErr w:type="spellStart"/>
+      <w:r>
+        <w:t>Family</w:t>
+      </w:r>
+      <w:proofErr w:type="spellEnd"/>
+      <w:r>
+        <w:t xml:space="preserve"> Park </w:t>
+      </w:r>
+      <w:proofErr w:type="spellStart"/>
+      <w:r>
+        <w:t>est</w:t>
+      </w:r>
+      <w:proofErr w:type="spellEnd"/>
+      <w:r>
+        <w:t xml:space="preserve"> en plein </w:t>
+      </w:r>
+      <w:proofErr w:type="spellStart"/>
+      <w:r>
+        <w:t>cœur</w:t>
+      </w:r>
+      <w:proofErr w:type="spellEnd"/>
+      <w:r>
+        <w:t xml:space="preserve"> de Calpe. </w:t>
+      </w:r>
+      <w:proofErr w:type="spellStart"/>
+      <w:r>
+        <w:t>Pendant</w:t>
+      </w:r>
+      <w:proofErr w:type="spellEnd"/>
+      <w:r>
+        <w:t xml:space="preserve"> que les </w:t>
+      </w:r>
+      <w:proofErr w:type="spellStart"/>
+      <w:r>
+        <w:t>enfants</w:t>
+      </w:r>
+      <w:proofErr w:type="spellEnd"/>
+      <w:r>
+        <w:t xml:space="preserve"> </w:t>
+      </w:r>
+      <w:proofErr w:type="spellStart"/>
+      <w:r>
+        <w:t>prennent</w:t>
+      </w:r>
+      <w:proofErr w:type="spellEnd"/>
+      <w:r>
+        <w:t xml:space="preserve"> </w:t>
+      </w:r>
+      <w:proofErr w:type="spellStart"/>
+      <w:r>
+        <w:t>d'assaut</w:t>
+      </w:r>
+      <w:proofErr w:type="spellEnd"/>
+      <w:r>
+        <w:t xml:space="preserve"> les </w:t>
+      </w:r>
+      <w:proofErr w:type="spellStart"/>
+      <w:r>
+        <w:t>carrousels</w:t>
+      </w:r>
+      <w:proofErr w:type="spellEnd"/>
+      <w:r>
+        <w:t xml:space="preserve"> </w:t>
+      </w:r>
+      <w:proofErr w:type="spellStart"/>
+      <w:r>
+        <w:t>pour</w:t>
+      </w:r>
+      <w:proofErr w:type="spellEnd"/>
+      <w:r>
+        <w:t xml:space="preserve"> la </w:t>
+      </w:r>
+      <w:proofErr w:type="spellStart"/>
+      <w:r>
+        <w:t>dixième</w:t>
+      </w:r>
+      <w:proofErr w:type="spellEnd"/>
+      <w:r>
+        <w:t xml:space="preserve"> </w:t>
+      </w:r>
+      <w:proofErr w:type="spellStart"/>
+      <w:r>
+        <w:t>fois</w:t>
+      </w:r>
+      <w:proofErr w:type="spellEnd"/>
+      <w:r>
+        <w:t xml:space="preserve"> les </w:t>
+      </w:r>
+      <w:proofErr w:type="spellStart"/>
+      <w:r>
+        <w:t>yeux</w:t>
+      </w:r>
+      <w:proofErr w:type="spellEnd"/>
+      <w:r>
+        <w:t xml:space="preserve"> </w:t>
+      </w:r>
+      <w:proofErr w:type="spellStart"/>
+      <w:r>
+        <w:t>brillants</w:t>
+      </w:r>
+      <w:proofErr w:type="spellEnd"/>
+      <w:r>
+        <w:t xml:space="preserve">, les adultes </w:t>
+      </w:r>
+      <w:proofErr w:type="spellStart"/>
+      <w:r>
+        <w:t>peuvent</w:t>
+      </w:r>
+      <w:proofErr w:type="spellEnd"/>
+      <w:r>
+        <w:t xml:space="preserve"> se </w:t>
+      </w:r>
+      <w:proofErr w:type="spellStart"/>
+      <w:r>
+        <w:t>détendre</w:t>
+      </w:r>
+      <w:proofErr w:type="spellEnd"/>
+      <w:r>
+        <w:t xml:space="preserve">. Achetez une </w:t>
+      </w:r>
+      <w:proofErr w:type="spellStart"/>
+      <w:r>
+        <w:t>portion</w:t>
+      </w:r>
+      <w:proofErr w:type="spellEnd"/>
+      <w:r>
+        <w:t xml:space="preserve"> de </w:t>
+      </w:r>
+      <w:r>
+        <w:rPr>
+          <w:b/>
+          <w:bCs/>
+        </w:rPr>
+        <w:t>churros</w:t>
+      </w:r>
+      <w:r>
+        <w:t xml:space="preserve"> </w:t>
+      </w:r>
+      <w:proofErr w:type="spellStart"/>
+      <w:r>
+        <w:t>espagnols</w:t>
+      </w:r>
+      <w:proofErr w:type="spellEnd"/>
+      <w:r>
+        <w:t xml:space="preserve"> </w:t>
+      </w:r>
+      <w:proofErr w:type="spellStart"/>
+      <w:r>
+        <w:t>croustillants</w:t>
+      </w:r>
+      <w:proofErr w:type="spellEnd"/>
+      <w:r>
+        <w:t xml:space="preserve"> et </w:t>
+      </w:r>
+      <w:proofErr w:type="spellStart"/>
+      <w:r>
+        <w:t>brûlants</w:t>
+      </w:r>
+      <w:proofErr w:type="spellEnd"/>
+      <w:r>
+        <w:t xml:space="preserve"> </w:t>
+      </w:r>
+      <w:proofErr w:type="spellStart"/>
+      <w:r>
+        <w:t>au</w:t>
+      </w:r>
+      <w:proofErr w:type="spellEnd"/>
+      <w:r>
+        <w:t xml:space="preserve"> stand local, </w:t>
+      </w:r>
+      <w:proofErr w:type="spellStart"/>
+      <w:r>
+        <w:t>asseyez-vous</w:t>
+      </w:r>
+      <w:proofErr w:type="spellEnd"/>
+      <w:r>
+        <w:t xml:space="preserve"> sur un </w:t>
+      </w:r>
+      <w:proofErr w:type="spellStart"/>
+      <w:r>
+        <w:t>banc</w:t>
+      </w:r>
+      <w:proofErr w:type="spellEnd"/>
+      <w:r>
+        <w:t xml:space="preserve"> </w:t>
+      </w:r>
+      <w:proofErr w:type="spellStart"/>
+      <w:r>
+        <w:t>sous</w:t>
+      </w:r>
+      <w:proofErr w:type="spellEnd"/>
+      <w:r>
+        <w:t xml:space="preserve"> la </w:t>
+      </w:r>
+      <w:proofErr w:type="spellStart"/>
+      <w:r>
+        <w:t>lumière</w:t>
+      </w:r>
+      <w:proofErr w:type="spellEnd"/>
+      <w:r>
+        <w:t xml:space="preserve"> </w:t>
+      </w:r>
+      <w:proofErr w:type="spellStart"/>
+      <w:r>
+        <w:t>chaude</w:t>
+      </w:r>
+      <w:proofErr w:type="spellEnd"/>
+      <w:r>
+        <w:t xml:space="preserve"> des </w:t>
+      </w:r>
+      <w:proofErr w:type="spellStart"/>
+      <w:r>
+        <w:t>guirlandes</w:t>
+      </w:r>
+      <w:proofErr w:type="spellEnd"/>
+      <w:r>
+        <w:t xml:space="preserve"> et </w:t>
+      </w:r>
+      <w:proofErr w:type="spellStart"/>
+      <w:r>
+        <w:t>profitez</w:t>
+      </w:r>
+      <w:proofErr w:type="spellEnd"/>
+      <w:r>
+        <w:t xml:space="preserve"> </w:t>
+      </w:r>
+      <w:proofErr w:type="spellStart"/>
+      <w:r>
+        <w:t>simplement</w:t>
+      </w:r>
+      <w:proofErr w:type="spellEnd"/>
+      <w:r>
+        <w:t xml:space="preserve"> du </w:t>
+      </w:r>
+      <w:proofErr w:type="spellStart"/>
+      <w:r>
+        <w:t>moment</w:t>
+      </w:r>
+      <w:proofErr w:type="spellEnd"/>
+      <w:r>
+        <w:t xml:space="preserve"> en </w:t>
+      </w:r>
+      <w:proofErr w:type="spellStart"/>
+      <w:r>
+        <w:t>contemplant</w:t>
+      </w:r>
+      <w:proofErr w:type="spellEnd"/>
+      <w:r>
+        <w:t xml:space="preserve"> les </w:t>
+      </w:r>
+      <w:proofErr w:type="spellStart"/>
+      <w:r>
+        <w:t>visages</w:t>
+      </w:r>
+      <w:proofErr w:type="spellEnd"/>
+      <w:r>
+        <w:t xml:space="preserve"> </w:t>
+      </w:r>
+      <w:proofErr w:type="spellStart"/>
+      <w:r>
+        <w:t>absolument</w:t>
+      </w:r>
+      <w:proofErr w:type="spellEnd"/>
+      <w:r>
+        <w:t xml:space="preserve"> </w:t>
+      </w:r>
+      <w:proofErr w:type="spellStart"/>
+      <w:r>
+        <w:t>heureux</w:t>
+      </w:r>
+      <w:proofErr w:type="spellEnd"/>
+      <w:r>
+        <w:t xml:space="preserve"> de vos </w:t>
+      </w:r>
+      <w:proofErr w:type="spellStart"/>
+      <w:r>
+        <w:t>petits</w:t>
+      </w:r>
+      <w:proofErr w:type="spellEnd"/>
+      <w:r>
+        <w:t>.</w:t>
+      </w:r>
+    </w:p>
+    <w:p>
+      <w:pPr>
+        <w:numPr>
+          <w:ilvl w:val="0"/>
+          <w:numId w:val="2"/>
+        </w:numPr>
+      </w:pPr>
+      <w:proofErr w:type="spellStart"/>
+      <w:r>
+        <w:rPr>
+          <w:b/>
+          <w:bCs/>
+        </w:rPr>
+        <w:t>Conseil</w:t>
+      </w:r>
+      <w:proofErr w:type="spellEnd"/>
+      <w:r>
+        <w:rPr>
+          <w:b/>
+          <w:bCs/>
+        </w:rPr>
+        <w:t xml:space="preserve"> </w:t>
+      </w:r>
+      <w:proofErr w:type="spellStart"/>
+      <w:proofErr w:type="gramStart"/>
+      <w:r>
+        <w:rPr>
+          <w:b/>
+          <w:bCs/>
+        </w:rPr>
+        <w:t>d'Inftour</w:t>
+      </w:r>
+      <w:proofErr w:type="spellEnd"/>
+      <w:r>
+        <w:rPr>
+          <w:b/>
+          <w:bCs/>
+        </w:rPr>
+        <w:t xml:space="preserve"> :</w:t>
+      </w:r>
+      <w:proofErr w:type="gramEnd"/>
+      <w:r>
+        <w:t xml:space="preserve"> Dans les </w:t>
+      </w:r>
+      <w:proofErr w:type="spellStart"/>
+      <w:r>
+        <w:t>parcs</w:t>
+      </w:r>
+      <w:proofErr w:type="spellEnd"/>
+      <w:r>
+        <w:t xml:space="preserve"> </w:t>
+      </w:r>
+      <w:proofErr w:type="spellStart"/>
+      <w:r>
+        <w:t>locaux</w:t>
+      </w:r>
+      <w:proofErr w:type="spellEnd"/>
+      <w:r>
+        <w:t xml:space="preserve">, </w:t>
+      </w:r>
+      <w:proofErr w:type="spellStart"/>
+      <w:r>
+        <w:t>payer</w:t>
+      </w:r>
+      <w:proofErr w:type="spellEnd"/>
+      <w:r>
+        <w:t xml:space="preserve"> chaque </w:t>
+      </w:r>
+      <w:proofErr w:type="spellStart"/>
+      <w:r>
+        <w:t>attraction</w:t>
+      </w:r>
+      <w:proofErr w:type="spellEnd"/>
+      <w:r>
+        <w:t xml:space="preserve"> </w:t>
+      </w:r>
+      <w:proofErr w:type="spellStart"/>
+      <w:r>
+        <w:t>séparément</w:t>
+      </w:r>
+      <w:proofErr w:type="spellEnd"/>
+      <w:r>
+        <w:t xml:space="preserve"> </w:t>
+      </w:r>
+      <w:proofErr w:type="spellStart"/>
+      <w:r>
+        <w:t>peut</w:t>
+      </w:r>
+      <w:proofErr w:type="spellEnd"/>
+      <w:r>
+        <w:t xml:space="preserve"> </w:t>
+      </w:r>
+      <w:proofErr w:type="spellStart"/>
+      <w:r>
+        <w:t>être</w:t>
+      </w:r>
+      <w:proofErr w:type="spellEnd"/>
+      <w:r>
+        <w:t xml:space="preserve"> une </w:t>
+      </w:r>
+      <w:proofErr w:type="spellStart"/>
+      <w:r>
+        <w:t>surprise</w:t>
+      </w:r>
+      <w:proofErr w:type="spellEnd"/>
+      <w:r>
+        <w:t xml:space="preserve"> </w:t>
+      </w:r>
+      <w:proofErr w:type="spellStart"/>
+      <w:r>
+        <w:t>désagréable</w:t>
+      </w:r>
+      <w:proofErr w:type="spellEnd"/>
+      <w:r>
+        <w:t xml:space="preserve">, car les </w:t>
+      </w:r>
+      <w:proofErr w:type="spellStart"/>
+      <w:r>
+        <w:t>enfants</w:t>
+      </w:r>
+      <w:proofErr w:type="spellEnd"/>
+      <w:r>
+        <w:t xml:space="preserve"> </w:t>
+      </w:r>
+      <w:proofErr w:type="spellStart"/>
+      <w:r>
+        <w:t>voudront</w:t>
+      </w:r>
+      <w:proofErr w:type="spellEnd"/>
+      <w:r>
+        <w:t xml:space="preserve"> </w:t>
+      </w:r>
+      <w:proofErr w:type="spellStart"/>
+      <w:r>
+        <w:t>monter</w:t>
+      </w:r>
+      <w:proofErr w:type="spellEnd"/>
+      <w:r>
+        <w:t xml:space="preserve"> sur </w:t>
+      </w:r>
+      <w:proofErr w:type="spellStart"/>
+      <w:r>
+        <w:t>tout</w:t>
+      </w:r>
+      <w:proofErr w:type="spellEnd"/>
+      <w:r>
+        <w:t xml:space="preserve"> </w:t>
+      </w:r>
+      <w:proofErr w:type="spellStart"/>
+      <w:r>
+        <w:t>cinq</w:t>
+      </w:r>
+      <w:proofErr w:type="spellEnd"/>
+      <w:r>
+        <w:t xml:space="preserve"> </w:t>
+      </w:r>
+      <w:proofErr w:type="spellStart"/>
+      <w:r>
+        <w:t>fois</w:t>
+      </w:r>
+      <w:proofErr w:type="spellEnd"/>
+      <w:r>
+        <w:t xml:space="preserve">. Le </w:t>
+      </w:r>
+      <w:proofErr w:type="spellStart"/>
+      <w:r>
+        <w:t>secret</w:t>
+      </w:r>
+      <w:proofErr w:type="spellEnd"/>
+      <w:r>
+        <w:t xml:space="preserve"> </w:t>
+      </w:r>
+      <w:proofErr w:type="spellStart"/>
+      <w:r>
+        <w:t>d'un</w:t>
+      </w:r>
+      <w:proofErr w:type="spellEnd"/>
+      <w:r>
+        <w:t xml:space="preserve"> repos </w:t>
+      </w:r>
+      <w:proofErr w:type="spellStart"/>
+      <w:r>
+        <w:t>serein</w:t>
+      </w:r>
+      <w:proofErr w:type="spellEnd"/>
+      <w:r>
+        <w:t xml:space="preserve"> </w:t>
+      </w:r>
+      <w:proofErr w:type="spellStart"/>
+      <w:r>
+        <w:t>est</w:t>
+      </w:r>
+      <w:proofErr w:type="spellEnd"/>
+      <w:r>
+        <w:t xml:space="preserve"> le </w:t>
+      </w:r>
+      <w:proofErr w:type="spellStart"/>
+      <w:r>
+        <w:t>bracelet</w:t>
+      </w:r>
+      <w:proofErr w:type="spellEnd"/>
+      <w:r>
+        <w:t xml:space="preserve"> </w:t>
+      </w:r>
+      <w:proofErr w:type="spellStart"/>
+      <w:r>
+        <w:t>spécial</w:t>
+      </w:r>
+      <w:proofErr w:type="spellEnd"/>
+      <w:r>
+        <w:t xml:space="preserve"> </w:t>
+      </w:r>
+      <w:proofErr w:type="spellStart"/>
+      <w:r>
+        <w:t>illimité</w:t>
+      </w:r>
+      <w:proofErr w:type="spellEnd"/>
+      <w:r>
+        <w:t xml:space="preserve"> (</w:t>
+      </w:r>
+      <w:r>
+        <w:rPr>
+          <w:b/>
+          <w:bCs/>
+        </w:rPr>
+        <w:t>Pulsera</w:t>
+      </w:r>
+      <w:r>
+        <w:t xml:space="preserve">). </w:t>
+      </w:r>
+      <w:proofErr w:type="spellStart"/>
+      <w:r>
+        <w:t>Notre</w:t>
+      </w:r>
+      <w:proofErr w:type="spellEnd"/>
+      <w:r>
+        <w:t xml:space="preserve"> </w:t>
+      </w:r>
+      <w:proofErr w:type="spellStart"/>
+      <w:r>
+        <w:rPr>
+          <w:b/>
+          <w:bCs/>
+        </w:rPr>
+        <w:t>assistant</w:t>
+      </w:r>
+      <w:proofErr w:type="spellEnd"/>
+      <w:r>
+        <w:rPr>
+          <w:b/>
+          <w:bCs/>
+        </w:rPr>
+        <w:t xml:space="preserve"> </w:t>
+      </w:r>
+      <w:proofErr w:type="spellStart"/>
+      <w:r>
+        <w:rPr>
+          <w:b/>
+          <w:bCs/>
+        </w:rPr>
+        <w:t>intelligent</w:t>
+      </w:r>
+      <w:proofErr w:type="spellEnd"/>
+      <w:r>
+        <w:rPr>
+          <w:b/>
+          <w:bCs/>
+        </w:rPr>
+        <w:t xml:space="preserve"> IA</w:t>
+      </w:r>
+      <w:r>
+        <w:t xml:space="preserve"> </w:t>
+      </w:r>
+      <w:proofErr w:type="spellStart"/>
+      <w:r>
+        <w:t>est</w:t>
+      </w:r>
+      <w:proofErr w:type="spellEnd"/>
+      <w:r>
+        <w:t xml:space="preserve"> </w:t>
+      </w:r>
+      <w:proofErr w:type="spellStart"/>
+      <w:r>
+        <w:t>prêt</w:t>
+      </w:r>
+      <w:proofErr w:type="spellEnd"/>
+      <w:r>
+        <w:t xml:space="preserve"> à </w:t>
+      </w:r>
+      <w:proofErr w:type="spellStart"/>
+      <w:r>
+        <w:t>tout</w:t>
+      </w:r>
+      <w:proofErr w:type="spellEnd"/>
+      <w:r>
+        <w:t xml:space="preserve"> </w:t>
+      </w:r>
+      <w:proofErr w:type="spellStart"/>
+      <w:r>
+        <w:t>moment</w:t>
+      </w:r>
+      <w:proofErr w:type="spellEnd"/>
+      <w:r>
+        <w:t xml:space="preserve"> </w:t>
+      </w:r>
+      <w:proofErr w:type="spellStart"/>
+      <w:r>
+        <w:t>pour</w:t>
+      </w:r>
+      <w:proofErr w:type="spellEnd"/>
+      <w:r>
+        <w:t xml:space="preserve"> </w:t>
+      </w:r>
+      <w:proofErr w:type="spellStart"/>
+      <w:r>
+        <w:t>vous</w:t>
+      </w:r>
+      <w:proofErr w:type="spellEnd"/>
+      <w:r>
+        <w:t xml:space="preserve"> </w:t>
+      </w:r>
+      <w:proofErr w:type="spellStart"/>
+      <w:r>
+        <w:t>indiquer</w:t>
+      </w:r>
+      <w:proofErr w:type="spellEnd"/>
+      <w:r>
+        <w:t xml:space="preserve"> le </w:t>
+      </w:r>
+      <w:proofErr w:type="spellStart"/>
+      <w:r>
+        <w:t>prix</w:t>
+      </w:r>
+      <w:proofErr w:type="spellEnd"/>
+      <w:r>
+        <w:t xml:space="preserve"> </w:t>
+      </w:r>
+      <w:proofErr w:type="spellStart"/>
+      <w:r>
+        <w:t>actuel</w:t>
+      </w:r>
+      <w:proofErr w:type="spellEnd"/>
+      <w:r>
+        <w:t xml:space="preserve"> de ce </w:t>
+      </w:r>
+      <w:proofErr w:type="spellStart"/>
+      <w:r>
+        <w:t>bracelet</w:t>
+      </w:r>
+      <w:proofErr w:type="spellEnd"/>
+      <w:r>
+        <w:t xml:space="preserve"> et </w:t>
+      </w:r>
+      <w:proofErr w:type="spellStart"/>
+      <w:r>
+        <w:t>vérifier</w:t>
+      </w:r>
+      <w:proofErr w:type="spellEnd"/>
+      <w:r>
+        <w:t xml:space="preserve"> les </w:t>
+      </w:r>
+      <w:proofErr w:type="spellStart"/>
+      <w:r>
+        <w:t>horaires</w:t>
+      </w:r>
+      <w:proofErr w:type="spellEnd"/>
+      <w:r>
+        <w:t xml:space="preserve"> </w:t>
+      </w:r>
+      <w:proofErr w:type="spellStart"/>
+      <w:r>
+        <w:t>d'ouverture</w:t>
+      </w:r>
+      <w:proofErr w:type="spellEnd"/>
+      <w:r>
+        <w:t xml:space="preserve"> </w:t>
+      </w:r>
+      <w:proofErr w:type="spellStart"/>
+      <w:r>
+        <w:t>exacts</w:t>
+      </w:r>
+      <w:proofErr w:type="spellEnd"/>
+      <w:r>
+        <w:t xml:space="preserve"> du </w:t>
+      </w:r>
+      <w:proofErr w:type="spellStart"/>
+      <w:r>
+        <w:rPr>
+          <w:b/>
+          <w:bCs/>
+        </w:rPr>
+        <w:t>Family</w:t>
+      </w:r>
+      <w:proofErr w:type="spellEnd"/>
+      <w:r>
+        <w:rPr>
+          <w:b/>
+          <w:bCs/>
+        </w:rPr>
+        <w:t xml:space="preserve"> Park</w:t>
+      </w:r>
+      <w:r>
+        <w:t xml:space="preserve"> (en </w:t>
+      </w:r>
+      <w:proofErr w:type="spellStart"/>
+      <w:r>
+        <w:t>été</w:t>
+      </w:r>
+      <w:proofErr w:type="spellEnd"/>
+      <w:r>
+        <w:t xml:space="preserve">, ces </w:t>
+      </w:r>
+      <w:proofErr w:type="spellStart"/>
+      <w:r>
+        <w:t>lieux</w:t>
+      </w:r>
+      <w:proofErr w:type="spellEnd"/>
+      <w:r>
+        <w:t xml:space="preserve"> </w:t>
+      </w:r>
+      <w:proofErr w:type="spellStart"/>
+      <w:r>
+        <w:t>ne</w:t>
+      </w:r>
+      <w:proofErr w:type="spellEnd"/>
+      <w:r>
+        <w:t xml:space="preserve"> </w:t>
+      </w:r>
+      <w:proofErr w:type="spellStart"/>
+      <w:r>
+        <w:t>s'animent</w:t>
+      </w:r>
+      <w:proofErr w:type="spellEnd"/>
+      <w:r>
+        <w:t xml:space="preserve"> </w:t>
+      </w:r>
+      <w:proofErr w:type="spellStart"/>
+      <w:r>
+        <w:t>qu'à</w:t>
+      </w:r>
+      <w:proofErr w:type="spellEnd"/>
+      <w:r>
+        <w:t xml:space="preserve"> partir de 18h30, </w:t>
+      </w:r>
+      <w:proofErr w:type="spellStart"/>
+      <w:r>
+        <w:t>quand</w:t>
+      </w:r>
+      <w:proofErr w:type="spellEnd"/>
+      <w:r>
+        <w:t xml:space="preserve"> la </w:t>
+      </w:r>
+      <w:proofErr w:type="spellStart"/>
+      <w:r>
+        <w:t>chaleur</w:t>
+      </w:r>
+      <w:proofErr w:type="spellEnd"/>
+      <w:r>
+        <w:t xml:space="preserve"> du </w:t>
+      </w:r>
+      <w:proofErr w:type="spellStart"/>
+      <w:r>
+        <w:t>jour</w:t>
+      </w:r>
+      <w:proofErr w:type="spellEnd"/>
+      <w:r>
+        <w:t xml:space="preserve"> </w:t>
+      </w:r>
+      <w:proofErr w:type="spellStart"/>
+      <w:r>
+        <w:t>diminue</w:t>
+      </w:r>
+      <w:proofErr w:type="spellEnd"/>
+      <w:r>
+        <w:t>).</w:t>
+      </w:r>
+    </w:p>
+    <w:p/>
+    <w:p/>
+    <w:p/>
+    <w:p/>
+    <w:p/>
+    <w:p>
+      <w:pPr>
+        <w:rPr>
+          <w:b/>
+          <w:bCs/>
+        </w:rPr>
+      </w:pPr>
+      <w:r>
+        <w:rPr>
+          <w:b/>
+          <w:bCs/>
+        </w:rPr>
+        <w:lastRenderedPageBreak/>
+        <w:t>IT (</w:t>
+      </w:r>
+      <w:proofErr w:type="gramStart"/>
+      <w:r>
+        <w:rPr>
+          <w:b/>
+          <w:bCs/>
+        </w:rPr>
+        <w:t>Italiano</w:t>
+      </w:r>
+      <w:proofErr w:type="gramEnd"/>
+      <w:r>
+        <w:rPr>
+          <w:b/>
+          <w:bCs/>
+        </w:rPr>
+        <w:t>)</w:t>
+      </w:r>
+    </w:p>
+    <w:p>
+      <w:proofErr w:type="spellStart"/>
+      <w:r>
+        <w:rPr>
+          <w:b/>
+          <w:bCs/>
+        </w:rPr>
+        <w:t>Il</w:t>
+      </w:r>
+      <w:proofErr w:type="spellEnd"/>
+      <w:r>
+        <w:rPr>
+          <w:b/>
+          <w:bCs/>
+        </w:rPr>
+        <w:t xml:space="preserve"> parco </w:t>
+      </w:r>
+      <w:proofErr w:type="spellStart"/>
+      <w:r>
+        <w:rPr>
+          <w:b/>
+          <w:bCs/>
+        </w:rPr>
+        <w:t>divertimenti</w:t>
+      </w:r>
+      <w:proofErr w:type="spellEnd"/>
+      <w:r>
+        <w:rPr>
+          <w:b/>
+          <w:bCs/>
+        </w:rPr>
+        <w:t xml:space="preserve"> </w:t>
+      </w:r>
+      <w:proofErr w:type="spellStart"/>
+      <w:r>
+        <w:rPr>
+          <w:b/>
+          <w:bCs/>
+        </w:rPr>
+        <w:t>locale</w:t>
+      </w:r>
+      <w:proofErr w:type="spellEnd"/>
+      <w:r>
+        <w:rPr>
+          <w:b/>
+          <w:bCs/>
+        </w:rPr>
+        <w:t xml:space="preserve">. </w:t>
+      </w:r>
+      <w:proofErr w:type="spellStart"/>
+      <w:r>
+        <w:rPr>
+          <w:b/>
+          <w:bCs/>
+        </w:rPr>
+        <w:t>Family</w:t>
+      </w:r>
+      <w:proofErr w:type="spellEnd"/>
+      <w:r>
+        <w:rPr>
+          <w:b/>
+          <w:bCs/>
+        </w:rPr>
+        <w:t xml:space="preserve"> Park Calpe:</w:t>
+      </w:r>
+    </w:p>
+    <w:p>
+      <w:r>
+        <w:rPr>
+          <w:b/>
+          <w:bCs/>
+        </w:rPr>
+        <w:t xml:space="preserve">Fascino vintage e la magia </w:t>
+      </w:r>
+      <w:proofErr w:type="spellStart"/>
+      <w:r>
+        <w:rPr>
+          <w:b/>
+          <w:bCs/>
+        </w:rPr>
+        <w:t>dei</w:t>
+      </w:r>
+      <w:proofErr w:type="spellEnd"/>
+      <w:r>
+        <w:rPr>
+          <w:b/>
+          <w:bCs/>
+        </w:rPr>
+        <w:t xml:space="preserve"> </w:t>
+      </w:r>
+      <w:proofErr w:type="spellStart"/>
+      <w:r>
+        <w:rPr>
+          <w:b/>
+          <w:bCs/>
+        </w:rPr>
+        <w:t>pomeriggi</w:t>
+      </w:r>
+      <w:proofErr w:type="spellEnd"/>
+      <w:r>
+        <w:rPr>
+          <w:b/>
+          <w:bCs/>
+        </w:rPr>
+        <w:t xml:space="preserve"> </w:t>
+      </w:r>
+      <w:proofErr w:type="spellStart"/>
+      <w:r>
+        <w:rPr>
+          <w:b/>
+          <w:bCs/>
+        </w:rPr>
+        <w:t>mediterranei</w:t>
+      </w:r>
+      <w:proofErr w:type="spellEnd"/>
+    </w:p>
+    <w:p>
+      <w:r>
+        <w:t xml:space="preserve">Dopo le vertiginose </w:t>
+      </w:r>
+      <w:proofErr w:type="spellStart"/>
+      <w:r>
+        <w:t>forze</w:t>
+      </w:r>
+      <w:proofErr w:type="spellEnd"/>
+      <w:r>
+        <w:t xml:space="preserve"> G </w:t>
+      </w:r>
+      <w:proofErr w:type="spellStart"/>
+      <w:r>
+        <w:t>dei</w:t>
+      </w:r>
+      <w:proofErr w:type="spellEnd"/>
+      <w:r>
+        <w:t xml:space="preserve"> </w:t>
+      </w:r>
+      <w:proofErr w:type="spellStart"/>
+      <w:r>
+        <w:t>giganteschi</w:t>
+      </w:r>
+      <w:proofErr w:type="spellEnd"/>
+      <w:r>
+        <w:t xml:space="preserve"> </w:t>
+      </w:r>
+      <w:proofErr w:type="spellStart"/>
+      <w:r>
+        <w:t>parchi</w:t>
+      </w:r>
+      <w:proofErr w:type="spellEnd"/>
+      <w:r>
+        <w:t xml:space="preserve"> di Benidorm, </w:t>
+      </w:r>
+      <w:proofErr w:type="spellStart"/>
+      <w:r>
+        <w:t>arriva</w:t>
+      </w:r>
+      <w:proofErr w:type="spellEnd"/>
+      <w:r>
+        <w:t xml:space="preserve"> </w:t>
+      </w:r>
+      <w:proofErr w:type="spellStart"/>
+      <w:r>
+        <w:t>il</w:t>
+      </w:r>
+      <w:proofErr w:type="spellEnd"/>
+      <w:r>
+        <w:t xml:space="preserve"> momento di </w:t>
+      </w:r>
+      <w:proofErr w:type="spellStart"/>
+      <w:r>
+        <w:t>godersi</w:t>
+      </w:r>
+      <w:proofErr w:type="spellEnd"/>
+      <w:r>
+        <w:t xml:space="preserve"> </w:t>
+      </w:r>
+      <w:proofErr w:type="spellStart"/>
+      <w:r>
+        <w:t>un'estetica</w:t>
+      </w:r>
+      <w:proofErr w:type="spellEnd"/>
+      <w:r>
+        <w:t xml:space="preserve"> completamente diversa e </w:t>
+      </w:r>
+      <w:proofErr w:type="spellStart"/>
+      <w:r>
+        <w:t>più</w:t>
+      </w:r>
+      <w:proofErr w:type="spellEnd"/>
+      <w:r>
+        <w:t xml:space="preserve"> intima. </w:t>
+      </w:r>
+      <w:proofErr w:type="spellStart"/>
+      <w:r>
+        <w:t>Un'autentica</w:t>
+      </w:r>
+      <w:proofErr w:type="spellEnd"/>
+      <w:r>
+        <w:t xml:space="preserve"> estate </w:t>
+      </w:r>
+      <w:proofErr w:type="spellStart"/>
+      <w:r>
+        <w:t>spagnola</w:t>
+      </w:r>
+      <w:proofErr w:type="spellEnd"/>
+      <w:r>
+        <w:t xml:space="preserve"> è </w:t>
+      </w:r>
+      <w:proofErr w:type="spellStart"/>
+      <w:r>
+        <w:t>inconcepibile</w:t>
+      </w:r>
+      <w:proofErr w:type="spellEnd"/>
+      <w:r>
+        <w:t xml:space="preserve"> </w:t>
+      </w:r>
+      <w:proofErr w:type="spellStart"/>
+      <w:r>
+        <w:t>senza</w:t>
+      </w:r>
+      <w:proofErr w:type="spellEnd"/>
+      <w:r>
+        <w:t xml:space="preserve"> la </w:t>
+      </w:r>
+      <w:proofErr w:type="spellStart"/>
+      <w:r>
+        <w:t>tradizionale</w:t>
+      </w:r>
+      <w:proofErr w:type="spellEnd"/>
+      <w:r>
+        <w:t xml:space="preserve"> fiera </w:t>
+      </w:r>
+      <w:proofErr w:type="spellStart"/>
+      <w:r>
+        <w:t>locale</w:t>
+      </w:r>
+      <w:proofErr w:type="spellEnd"/>
+      <w:r>
+        <w:t xml:space="preserve">. </w:t>
+      </w:r>
+      <w:proofErr w:type="spellStart"/>
+      <w:r>
+        <w:t>Il</w:t>
+      </w:r>
+      <w:proofErr w:type="spellEnd"/>
+      <w:r>
+        <w:t xml:space="preserve"> </w:t>
+      </w:r>
+      <w:proofErr w:type="spellStart"/>
+      <w:r>
+        <w:rPr>
+          <w:b/>
+          <w:bCs/>
+        </w:rPr>
+        <w:t>Family</w:t>
+      </w:r>
+      <w:proofErr w:type="spellEnd"/>
+      <w:r>
+        <w:rPr>
+          <w:b/>
+          <w:bCs/>
+        </w:rPr>
+        <w:t xml:space="preserve"> Park a Calpe</w:t>
+      </w:r>
+      <w:r>
+        <w:t xml:space="preserve"> è un </w:t>
+      </w:r>
+      <w:proofErr w:type="spellStart"/>
+      <w:r>
+        <w:t>portale</w:t>
+      </w:r>
+      <w:proofErr w:type="spellEnd"/>
+      <w:r>
+        <w:t xml:space="preserve"> verso </w:t>
+      </w:r>
+      <w:proofErr w:type="spellStart"/>
+      <w:r>
+        <w:t>quei</w:t>
+      </w:r>
+      <w:proofErr w:type="spellEnd"/>
+      <w:r>
+        <w:t xml:space="preserve"> </w:t>
+      </w:r>
+      <w:proofErr w:type="spellStart"/>
+      <w:r>
+        <w:t>pomeriggi</w:t>
+      </w:r>
+      <w:proofErr w:type="spellEnd"/>
+      <w:r>
+        <w:t xml:space="preserve"> </w:t>
+      </w:r>
+      <w:proofErr w:type="spellStart"/>
+      <w:r>
+        <w:t>caldi</w:t>
+      </w:r>
+      <w:proofErr w:type="spellEnd"/>
+      <w:r>
+        <w:t xml:space="preserve"> e </w:t>
+      </w:r>
+      <w:proofErr w:type="spellStart"/>
+      <w:r>
+        <w:t>spensierati</w:t>
+      </w:r>
+      <w:proofErr w:type="spellEnd"/>
+      <w:r>
+        <w:t xml:space="preserve"> </w:t>
+      </w:r>
+      <w:proofErr w:type="spellStart"/>
+      <w:r>
+        <w:t>della</w:t>
+      </w:r>
+      <w:proofErr w:type="spellEnd"/>
+      <w:r>
+        <w:t xml:space="preserve"> propria </w:t>
+      </w:r>
+      <w:proofErr w:type="spellStart"/>
+      <w:r>
+        <w:t>infanzia</w:t>
+      </w:r>
+      <w:proofErr w:type="spellEnd"/>
+      <w:r>
+        <w:t xml:space="preserve">, con </w:t>
+      </w:r>
+      <w:proofErr w:type="spellStart"/>
+      <w:r>
+        <w:t>l'aroma</w:t>
+      </w:r>
+      <w:proofErr w:type="spellEnd"/>
+      <w:r>
+        <w:t xml:space="preserve"> </w:t>
+      </w:r>
+      <w:proofErr w:type="spellStart"/>
+      <w:r>
+        <w:t>dello</w:t>
+      </w:r>
+      <w:proofErr w:type="spellEnd"/>
+      <w:r>
+        <w:t xml:space="preserve"> </w:t>
+      </w:r>
+      <w:proofErr w:type="spellStart"/>
+      <w:r>
+        <w:t>zucchero</w:t>
+      </w:r>
+      <w:proofErr w:type="spellEnd"/>
+      <w:r>
+        <w:t xml:space="preserve"> </w:t>
+      </w:r>
+      <w:proofErr w:type="spellStart"/>
+      <w:r>
+        <w:t>filato</w:t>
+      </w:r>
+      <w:proofErr w:type="spellEnd"/>
+      <w:r>
+        <w:t xml:space="preserve">, del </w:t>
+      </w:r>
+      <w:proofErr w:type="spellStart"/>
+      <w:r>
+        <w:t>caramello</w:t>
+      </w:r>
+      <w:proofErr w:type="spellEnd"/>
+      <w:r>
+        <w:t xml:space="preserve"> caldo e </w:t>
+      </w:r>
+      <w:proofErr w:type="spellStart"/>
+      <w:r>
+        <w:t>della</w:t>
+      </w:r>
+      <w:proofErr w:type="spellEnd"/>
+      <w:r>
+        <w:t xml:space="preserve"> </w:t>
+      </w:r>
+      <w:proofErr w:type="spellStart"/>
+      <w:r>
+        <w:t>brezza</w:t>
+      </w:r>
+      <w:proofErr w:type="spellEnd"/>
+      <w:r>
+        <w:t xml:space="preserve"> </w:t>
+      </w:r>
+      <w:proofErr w:type="spellStart"/>
+      <w:r>
+        <w:t>salata</w:t>
+      </w:r>
+      <w:proofErr w:type="spellEnd"/>
+      <w:r>
+        <w:t xml:space="preserve"> del mare.</w:t>
+      </w:r>
+    </w:p>
+    <w:p>
+      <w:proofErr w:type="spellStart"/>
+      <w:r>
+        <w:rPr>
+          <w:b/>
+          <w:bCs/>
+        </w:rPr>
+        <w:t>Un'oasi</w:t>
+      </w:r>
+      <w:proofErr w:type="spellEnd"/>
+      <w:r>
+        <w:rPr>
+          <w:b/>
+          <w:bCs/>
+        </w:rPr>
+        <w:t xml:space="preserve"> </w:t>
+      </w:r>
+      <w:proofErr w:type="spellStart"/>
+      <w:r>
+        <w:rPr>
+          <w:b/>
+          <w:bCs/>
+        </w:rPr>
+        <w:t>accanto</w:t>
+      </w:r>
+      <w:proofErr w:type="spellEnd"/>
+      <w:r>
+        <w:rPr>
+          <w:b/>
+          <w:bCs/>
+        </w:rPr>
+        <w:t xml:space="preserve"> al Lago Rosa</w:t>
+      </w:r>
+      <w:r>
+        <w:t xml:space="preserve"> </w:t>
+      </w:r>
+      <w:proofErr w:type="spellStart"/>
+      <w:r>
+        <w:t>Il</w:t>
+      </w:r>
+      <w:proofErr w:type="spellEnd"/>
+      <w:r>
+        <w:t xml:space="preserve"> parco gode di una </w:t>
+      </w:r>
+      <w:proofErr w:type="spellStart"/>
+      <w:r>
+        <w:t>posizione</w:t>
+      </w:r>
+      <w:proofErr w:type="spellEnd"/>
+      <w:r>
+        <w:t xml:space="preserve"> </w:t>
+      </w:r>
+      <w:proofErr w:type="spellStart"/>
+      <w:r>
+        <w:t>fenomenale</w:t>
+      </w:r>
+      <w:proofErr w:type="spellEnd"/>
+      <w:r>
+        <w:t xml:space="preserve">: proprio </w:t>
+      </w:r>
+      <w:proofErr w:type="spellStart"/>
+      <w:r>
+        <w:t>accanto</w:t>
+      </w:r>
+      <w:proofErr w:type="spellEnd"/>
+      <w:r>
+        <w:t xml:space="preserve"> al famoso lago </w:t>
+      </w:r>
+      <w:proofErr w:type="spellStart"/>
+      <w:r>
+        <w:t>salato</w:t>
+      </w:r>
+      <w:proofErr w:type="spellEnd"/>
+      <w:r>
+        <w:t xml:space="preserve"> di </w:t>
+      </w:r>
+      <w:r>
+        <w:rPr>
+          <w:b/>
+          <w:bCs/>
+        </w:rPr>
+        <w:t>Las Salinas</w:t>
+      </w:r>
+      <w:r>
+        <w:t xml:space="preserve">. Lo </w:t>
+      </w:r>
+      <w:proofErr w:type="spellStart"/>
+      <w:r>
+        <w:t>scenario</w:t>
+      </w:r>
+      <w:proofErr w:type="spellEnd"/>
+      <w:r>
+        <w:t xml:space="preserve"> </w:t>
+      </w:r>
+      <w:proofErr w:type="spellStart"/>
+      <w:r>
+        <w:t>ideale</w:t>
+      </w:r>
+      <w:proofErr w:type="spellEnd"/>
+      <w:r>
+        <w:t xml:space="preserve"> per una </w:t>
+      </w:r>
+      <w:proofErr w:type="spellStart"/>
+      <w:r>
+        <w:t>serata</w:t>
+      </w:r>
+      <w:proofErr w:type="spellEnd"/>
+      <w:r>
+        <w:t xml:space="preserve"> in </w:t>
+      </w:r>
+      <w:proofErr w:type="spellStart"/>
+      <w:r>
+        <w:t>famiglia</w:t>
+      </w:r>
+      <w:proofErr w:type="spellEnd"/>
+      <w:r>
+        <w:t xml:space="preserve"> è </w:t>
+      </w:r>
+      <w:proofErr w:type="spellStart"/>
+      <w:r>
+        <w:t>questo</w:t>
+      </w:r>
+      <w:proofErr w:type="spellEnd"/>
+      <w:r>
+        <w:t xml:space="preserve">: al tramonto, </w:t>
+      </w:r>
+      <w:proofErr w:type="spellStart"/>
+      <w:r>
+        <w:t>passeggiate</w:t>
+      </w:r>
+      <w:proofErr w:type="spellEnd"/>
+      <w:r>
+        <w:t xml:space="preserve"> </w:t>
+      </w:r>
+      <w:proofErr w:type="spellStart"/>
+      <w:r>
+        <w:t>tranquillamente</w:t>
+      </w:r>
+      <w:proofErr w:type="spellEnd"/>
+      <w:r>
+        <w:t xml:space="preserve"> </w:t>
+      </w:r>
+      <w:proofErr w:type="spellStart"/>
+      <w:r>
+        <w:t>lungo</w:t>
+      </w:r>
+      <w:proofErr w:type="spellEnd"/>
+      <w:r>
+        <w:t xml:space="preserve"> </w:t>
+      </w:r>
+      <w:proofErr w:type="spellStart"/>
+      <w:r>
+        <w:t>il</w:t>
+      </w:r>
+      <w:proofErr w:type="spellEnd"/>
+      <w:r>
+        <w:t xml:space="preserve"> lago, </w:t>
+      </w:r>
+      <w:proofErr w:type="spellStart"/>
+      <w:r>
+        <w:t>osservando</w:t>
+      </w:r>
+      <w:proofErr w:type="spellEnd"/>
+      <w:r>
+        <w:t xml:space="preserve"> i </w:t>
+      </w:r>
+      <w:proofErr w:type="spellStart"/>
+      <w:r>
+        <w:t>fenicotteri</w:t>
+      </w:r>
+      <w:proofErr w:type="spellEnd"/>
+      <w:r>
+        <w:t xml:space="preserve"> rosa che si </w:t>
+      </w:r>
+      <w:proofErr w:type="spellStart"/>
+      <w:r>
+        <w:t>preparano</w:t>
+      </w:r>
+      <w:proofErr w:type="spellEnd"/>
+      <w:r>
+        <w:t xml:space="preserve"> per la </w:t>
+      </w:r>
+      <w:proofErr w:type="spellStart"/>
+      <w:r>
+        <w:t>notte</w:t>
+      </w:r>
+      <w:proofErr w:type="spellEnd"/>
+      <w:r>
+        <w:t xml:space="preserve">. E </w:t>
+      </w:r>
+      <w:proofErr w:type="spellStart"/>
+      <w:r>
+        <w:t>poi</w:t>
+      </w:r>
+      <w:proofErr w:type="spellEnd"/>
+      <w:r>
+        <w:t xml:space="preserve">, </w:t>
+      </w:r>
+      <w:proofErr w:type="spellStart"/>
+      <w:r>
+        <w:t>quando</w:t>
+      </w:r>
+      <w:proofErr w:type="spellEnd"/>
+      <w:r>
+        <w:t xml:space="preserve"> </w:t>
+      </w:r>
+      <w:proofErr w:type="spellStart"/>
+      <w:r>
+        <w:t>il</w:t>
+      </w:r>
+      <w:proofErr w:type="spellEnd"/>
+      <w:r>
+        <w:t xml:space="preserve"> </w:t>
+      </w:r>
+      <w:proofErr w:type="spellStart"/>
+      <w:r>
+        <w:t>crepuscolo</w:t>
+      </w:r>
+      <w:proofErr w:type="spellEnd"/>
+      <w:r>
+        <w:t xml:space="preserve"> </w:t>
+      </w:r>
+      <w:proofErr w:type="spellStart"/>
+      <w:r>
+        <w:t>avvolge</w:t>
+      </w:r>
+      <w:proofErr w:type="spellEnd"/>
+      <w:r>
+        <w:t xml:space="preserve"> la </w:t>
+      </w:r>
+      <w:proofErr w:type="spellStart"/>
+      <w:r>
+        <w:t>città</w:t>
+      </w:r>
+      <w:proofErr w:type="spellEnd"/>
+      <w:r>
+        <w:t xml:space="preserve">, </w:t>
+      </w:r>
+      <w:proofErr w:type="spellStart"/>
+      <w:r>
+        <w:t>immergetevi</w:t>
+      </w:r>
+      <w:proofErr w:type="spellEnd"/>
+      <w:r>
+        <w:t xml:space="preserve"> in un mare di </w:t>
+      </w:r>
+      <w:proofErr w:type="spellStart"/>
+      <w:r>
+        <w:t>luci</w:t>
+      </w:r>
+      <w:proofErr w:type="spellEnd"/>
+      <w:r>
+        <w:t xml:space="preserve"> </w:t>
+      </w:r>
+      <w:proofErr w:type="spellStart"/>
+      <w:r>
+        <w:t>brillanti</w:t>
+      </w:r>
+      <w:proofErr w:type="spellEnd"/>
+      <w:r>
+        <w:t xml:space="preserve">, </w:t>
+      </w:r>
+      <w:proofErr w:type="spellStart"/>
+      <w:r>
+        <w:t>musica</w:t>
+      </w:r>
+      <w:proofErr w:type="spellEnd"/>
+      <w:r>
+        <w:t xml:space="preserve"> e </w:t>
+      </w:r>
+      <w:proofErr w:type="spellStart"/>
+      <w:r>
+        <w:t>risate</w:t>
+      </w:r>
+      <w:proofErr w:type="spellEnd"/>
+      <w:r>
+        <w:t xml:space="preserve"> nel parco </w:t>
+      </w:r>
+      <w:proofErr w:type="spellStart"/>
+      <w:r>
+        <w:t>divertimenti</w:t>
+      </w:r>
+      <w:proofErr w:type="spellEnd"/>
+      <w:r>
+        <w:t>.</w:t>
+      </w:r>
+    </w:p>
+    <w:p>
+      <w:r>
+        <w:rPr>
+          <w:b/>
+          <w:bCs/>
+        </w:rPr>
+        <w:t xml:space="preserve">Puro entusiasmo </w:t>
+      </w:r>
+      <w:proofErr w:type="spellStart"/>
+      <w:r>
+        <w:rPr>
+          <w:b/>
+          <w:bCs/>
+        </w:rPr>
+        <w:t>infantile</w:t>
+      </w:r>
+      <w:proofErr w:type="spellEnd"/>
+      <w:r>
+        <w:t xml:space="preserve"> </w:t>
+      </w:r>
+      <w:proofErr w:type="spellStart"/>
+      <w:r>
+        <w:t>Questo</w:t>
+      </w:r>
+      <w:proofErr w:type="spellEnd"/>
+      <w:r>
+        <w:t xml:space="preserve"> parco è un </w:t>
+      </w:r>
+      <w:proofErr w:type="spellStart"/>
+      <w:r>
+        <w:t>paradiso</w:t>
+      </w:r>
+      <w:proofErr w:type="spellEnd"/>
+      <w:r>
+        <w:t xml:space="preserve"> </w:t>
+      </w:r>
+      <w:proofErr w:type="spellStart"/>
+      <w:r>
+        <w:t>assoluto</w:t>
+      </w:r>
+      <w:proofErr w:type="spellEnd"/>
+      <w:r>
+        <w:t xml:space="preserve"> </w:t>
+      </w:r>
+      <w:proofErr w:type="gramStart"/>
+      <w:r>
+        <w:t>per i</w:t>
+      </w:r>
+      <w:proofErr w:type="gramEnd"/>
+      <w:r>
+        <w:t xml:space="preserve"> </w:t>
+      </w:r>
+      <w:proofErr w:type="spellStart"/>
+      <w:r>
+        <w:t>bambini</w:t>
+      </w:r>
+      <w:proofErr w:type="spellEnd"/>
+      <w:r>
+        <w:t xml:space="preserve"> fino </w:t>
+      </w:r>
+      <w:proofErr w:type="spellStart"/>
+      <w:r>
+        <w:t>ai</w:t>
+      </w:r>
+      <w:proofErr w:type="spellEnd"/>
+      <w:r>
+        <w:t xml:space="preserve"> 12 </w:t>
+      </w:r>
+      <w:proofErr w:type="spellStart"/>
+      <w:r>
+        <w:t>anni</w:t>
+      </w:r>
+      <w:proofErr w:type="spellEnd"/>
+      <w:r>
+        <w:t xml:space="preserve">. Qui si </w:t>
+      </w:r>
+      <w:proofErr w:type="spellStart"/>
+      <w:r>
+        <w:t>riunisce</w:t>
+      </w:r>
+      <w:proofErr w:type="spellEnd"/>
+      <w:r>
+        <w:t xml:space="preserve"> </w:t>
+      </w:r>
+      <w:proofErr w:type="spellStart"/>
+      <w:r>
+        <w:t>l'epoca</w:t>
+      </w:r>
+      <w:proofErr w:type="spellEnd"/>
+      <w:r>
+        <w:t xml:space="preserve"> </w:t>
+      </w:r>
+      <w:proofErr w:type="spellStart"/>
+      <w:r>
+        <w:t>d'oro</w:t>
+      </w:r>
+      <w:proofErr w:type="spellEnd"/>
+      <w:r>
+        <w:t xml:space="preserve"> </w:t>
+      </w:r>
+      <w:proofErr w:type="spellStart"/>
+      <w:r>
+        <w:t>dei</w:t>
+      </w:r>
+      <w:proofErr w:type="spellEnd"/>
+      <w:r>
+        <w:t xml:space="preserve"> </w:t>
+      </w:r>
+      <w:proofErr w:type="spellStart"/>
+      <w:r>
+        <w:t>classici</w:t>
+      </w:r>
+      <w:proofErr w:type="spellEnd"/>
+      <w:r>
+        <w:t xml:space="preserve">: dalla </w:t>
+      </w:r>
+      <w:proofErr w:type="spellStart"/>
+      <w:r>
+        <w:t>divertente</w:t>
+      </w:r>
+      <w:proofErr w:type="spellEnd"/>
+      <w:r>
+        <w:t xml:space="preserve"> </w:t>
+      </w:r>
+      <w:proofErr w:type="spellStart"/>
+      <w:r>
+        <w:t>montagna</w:t>
+      </w:r>
+      <w:proofErr w:type="spellEnd"/>
+      <w:r>
+        <w:t xml:space="preserve"> </w:t>
+      </w:r>
+      <w:proofErr w:type="spellStart"/>
+      <w:r>
+        <w:t>russa</w:t>
+      </w:r>
+      <w:proofErr w:type="spellEnd"/>
+      <w:r>
+        <w:t xml:space="preserve"> a forma di bruco </w:t>
+      </w:r>
+      <w:proofErr w:type="spellStart"/>
+      <w:r>
+        <w:rPr>
+          <w:b/>
+          <w:bCs/>
+        </w:rPr>
+        <w:t>Brocomela</w:t>
+      </w:r>
+      <w:proofErr w:type="spellEnd"/>
+      <w:r>
+        <w:t xml:space="preserve"> e la nave pirata, fino </w:t>
+      </w:r>
+      <w:proofErr w:type="spellStart"/>
+      <w:r>
+        <w:t>ai</w:t>
+      </w:r>
+      <w:proofErr w:type="spellEnd"/>
+      <w:r>
+        <w:t xml:space="preserve"> </w:t>
+      </w:r>
+      <w:proofErr w:type="spellStart"/>
+      <w:r>
+        <w:t>tappeti</w:t>
+      </w:r>
+      <w:proofErr w:type="spellEnd"/>
+      <w:r>
+        <w:t xml:space="preserve"> </w:t>
+      </w:r>
+      <w:proofErr w:type="spellStart"/>
+      <w:r>
+        <w:t>elastici</w:t>
+      </w:r>
+      <w:proofErr w:type="spellEnd"/>
+      <w:r>
+        <w:t xml:space="preserve"> e </w:t>
+      </w:r>
+      <w:proofErr w:type="spellStart"/>
+      <w:r>
+        <w:t>ai</w:t>
+      </w:r>
+      <w:proofErr w:type="spellEnd"/>
+      <w:r>
+        <w:t xml:space="preserve"> </w:t>
+      </w:r>
+      <w:proofErr w:type="spellStart"/>
+      <w:r>
+        <w:t>tradizionali</w:t>
+      </w:r>
+      <w:proofErr w:type="spellEnd"/>
+      <w:r>
+        <w:t xml:space="preserve"> </w:t>
+      </w:r>
+      <w:proofErr w:type="spellStart"/>
+      <w:r>
+        <w:t>autoscontri</w:t>
+      </w:r>
+      <w:proofErr w:type="spellEnd"/>
+      <w:r>
+        <w:t xml:space="preserve">. È uno </w:t>
+      </w:r>
+      <w:proofErr w:type="spellStart"/>
+      <w:r>
+        <w:t>spazio</w:t>
+      </w:r>
+      <w:proofErr w:type="spellEnd"/>
+      <w:r>
+        <w:t xml:space="preserve"> </w:t>
+      </w:r>
+      <w:proofErr w:type="spellStart"/>
+      <w:r>
+        <w:t>molto</w:t>
+      </w:r>
+      <w:proofErr w:type="spellEnd"/>
+      <w:r>
+        <w:t xml:space="preserve"> </w:t>
+      </w:r>
+      <w:proofErr w:type="spellStart"/>
+      <w:r>
+        <w:t>compatto</w:t>
+      </w:r>
+      <w:proofErr w:type="spellEnd"/>
+      <w:r>
+        <w:t xml:space="preserve">, intuitivo e </w:t>
+      </w:r>
+      <w:proofErr w:type="spellStart"/>
+      <w:r>
+        <w:t>sicuro</w:t>
+      </w:r>
+      <w:proofErr w:type="spellEnd"/>
+      <w:r>
+        <w:t xml:space="preserve">. I </w:t>
+      </w:r>
+      <w:proofErr w:type="spellStart"/>
+      <w:r>
+        <w:t>bambini</w:t>
+      </w:r>
+      <w:proofErr w:type="spellEnd"/>
+      <w:r>
+        <w:t xml:space="preserve"> </w:t>
+      </w:r>
+      <w:proofErr w:type="spellStart"/>
+      <w:r>
+        <w:t>possono</w:t>
+      </w:r>
+      <w:proofErr w:type="spellEnd"/>
+      <w:r>
+        <w:t xml:space="preserve"> </w:t>
+      </w:r>
+      <w:proofErr w:type="spellStart"/>
+      <w:r>
+        <w:t>correre</w:t>
+      </w:r>
+      <w:proofErr w:type="spellEnd"/>
+      <w:r>
+        <w:t xml:space="preserve"> </w:t>
+      </w:r>
+      <w:proofErr w:type="spellStart"/>
+      <w:r>
+        <w:t>liberamente</w:t>
+      </w:r>
+      <w:proofErr w:type="spellEnd"/>
+      <w:r>
+        <w:t xml:space="preserve"> da </w:t>
+      </w:r>
+      <w:proofErr w:type="spellStart"/>
+      <w:r>
+        <w:t>un'attrazione</w:t>
+      </w:r>
+      <w:proofErr w:type="spellEnd"/>
+      <w:r>
+        <w:t xml:space="preserve"> </w:t>
+      </w:r>
+      <w:proofErr w:type="spellStart"/>
+      <w:r>
+        <w:t>all'altra</w:t>
+      </w:r>
+      <w:proofErr w:type="spellEnd"/>
+      <w:r>
+        <w:t xml:space="preserve"> e non </w:t>
+      </w:r>
+      <w:proofErr w:type="spellStart"/>
+      <w:r>
+        <w:t>dovrete</w:t>
+      </w:r>
+      <w:proofErr w:type="spellEnd"/>
+      <w:r>
+        <w:t xml:space="preserve"> </w:t>
+      </w:r>
+      <w:proofErr w:type="spellStart"/>
+      <w:r>
+        <w:t>preoccuparvi</w:t>
+      </w:r>
+      <w:proofErr w:type="spellEnd"/>
+      <w:r>
+        <w:t xml:space="preserve"> che si </w:t>
+      </w:r>
+      <w:proofErr w:type="spellStart"/>
+      <w:r>
+        <w:t>perdano</w:t>
+      </w:r>
+      <w:proofErr w:type="spellEnd"/>
+      <w:r>
+        <w:t xml:space="preserve"> </w:t>
+      </w:r>
+      <w:proofErr w:type="spellStart"/>
+      <w:r>
+        <w:t>tra</w:t>
+      </w:r>
+      <w:proofErr w:type="spellEnd"/>
+      <w:r>
+        <w:t xml:space="preserve"> la folla, come </w:t>
+      </w:r>
+      <w:proofErr w:type="spellStart"/>
+      <w:r>
+        <w:t>spesso</w:t>
+      </w:r>
+      <w:proofErr w:type="spellEnd"/>
+      <w:r>
+        <w:t xml:space="preserve"> </w:t>
+      </w:r>
+      <w:proofErr w:type="spellStart"/>
+      <w:r>
+        <w:t>accade</w:t>
+      </w:r>
+      <w:proofErr w:type="spellEnd"/>
+      <w:r>
+        <w:t xml:space="preserve"> </w:t>
+      </w:r>
+      <w:proofErr w:type="spellStart"/>
+      <w:r>
+        <w:t>nei</w:t>
+      </w:r>
+      <w:proofErr w:type="spellEnd"/>
+      <w:r>
+        <w:t xml:space="preserve"> </w:t>
+      </w:r>
+      <w:proofErr w:type="spellStart"/>
+      <w:r>
+        <w:t>giganteschi</w:t>
+      </w:r>
+      <w:proofErr w:type="spellEnd"/>
+      <w:r>
+        <w:t xml:space="preserve"> </w:t>
+      </w:r>
+      <w:proofErr w:type="spellStart"/>
+      <w:r>
+        <w:t>complessi</w:t>
+      </w:r>
+      <w:proofErr w:type="spellEnd"/>
+      <w:r>
+        <w:t xml:space="preserve"> </w:t>
+      </w:r>
+      <w:proofErr w:type="spellStart"/>
+      <w:r>
+        <w:t>ricreativi</w:t>
+      </w:r>
+      <w:proofErr w:type="spellEnd"/>
+      <w:r>
+        <w:t>.</w:t>
+      </w:r>
+    </w:p>
+    <w:p>
+      <w:proofErr w:type="spellStart"/>
+      <w:r>
+        <w:rPr>
+          <w:b/>
+          <w:bCs/>
+        </w:rPr>
+        <w:t>Estetica</w:t>
+      </w:r>
+      <w:proofErr w:type="spellEnd"/>
+      <w:r>
+        <w:rPr>
+          <w:b/>
+          <w:bCs/>
+        </w:rPr>
+        <w:t xml:space="preserve"> </w:t>
+      </w:r>
+      <w:proofErr w:type="gramStart"/>
+      <w:r>
+        <w:rPr>
+          <w:b/>
+          <w:bCs/>
+        </w:rPr>
+        <w:t>per i</w:t>
+      </w:r>
+      <w:proofErr w:type="gramEnd"/>
+      <w:r>
+        <w:rPr>
+          <w:b/>
+          <w:bCs/>
+        </w:rPr>
+        <w:t xml:space="preserve"> </w:t>
+      </w:r>
+      <w:proofErr w:type="spellStart"/>
+      <w:r>
+        <w:rPr>
+          <w:b/>
+          <w:bCs/>
+        </w:rPr>
+        <w:t>genitori</w:t>
+      </w:r>
+      <w:proofErr w:type="spellEnd"/>
+      <w:r>
+        <w:t xml:space="preserve"> </w:t>
+      </w:r>
+      <w:proofErr w:type="spellStart"/>
+      <w:r>
+        <w:t>Il</w:t>
+      </w:r>
+      <w:proofErr w:type="spellEnd"/>
+      <w:r>
+        <w:t xml:space="preserve"> </w:t>
+      </w:r>
+      <w:proofErr w:type="spellStart"/>
+      <w:r>
+        <w:t>principale</w:t>
+      </w:r>
+      <w:proofErr w:type="spellEnd"/>
+      <w:r>
+        <w:t xml:space="preserve"> </w:t>
+      </w:r>
+      <w:proofErr w:type="spellStart"/>
+      <w:r>
+        <w:t>vantaggio</w:t>
+      </w:r>
+      <w:proofErr w:type="spellEnd"/>
+      <w:r>
+        <w:t xml:space="preserve"> del parco </w:t>
+      </w:r>
+      <w:proofErr w:type="spellStart"/>
+      <w:r>
+        <w:t>locale</w:t>
+      </w:r>
+      <w:proofErr w:type="spellEnd"/>
+      <w:r>
+        <w:t xml:space="preserve"> è </w:t>
+      </w:r>
+      <w:proofErr w:type="spellStart"/>
+      <w:r>
+        <w:t>l'assenza</w:t>
+      </w:r>
+      <w:proofErr w:type="spellEnd"/>
+      <w:r>
+        <w:t xml:space="preserve"> di una </w:t>
+      </w:r>
+      <w:proofErr w:type="spellStart"/>
+      <w:r>
+        <w:t>logistica</w:t>
+      </w:r>
+      <w:proofErr w:type="spellEnd"/>
+      <w:r>
+        <w:t xml:space="preserve"> </w:t>
+      </w:r>
+      <w:proofErr w:type="spellStart"/>
+      <w:r>
+        <w:t>complicata</w:t>
+      </w:r>
+      <w:proofErr w:type="spellEnd"/>
+      <w:r>
+        <w:t xml:space="preserve">. </w:t>
+      </w:r>
+      <w:r>
+        <w:rPr>
+          <w:lang w:val="en-US"/>
+        </w:rPr>
+        <w:t xml:space="preserve">Non </w:t>
+      </w:r>
+      <w:proofErr w:type="spellStart"/>
+      <w:r>
+        <w:rPr>
+          <w:lang w:val="en-US"/>
+        </w:rPr>
+        <w:t>dovete</w:t>
+      </w:r>
+      <w:proofErr w:type="spellEnd"/>
+      <w:r>
+        <w:rPr>
+          <w:lang w:val="en-US"/>
+        </w:rPr>
+        <w:t xml:space="preserve"> </w:t>
+      </w:r>
+      <w:proofErr w:type="spellStart"/>
+      <w:r>
+        <w:rPr>
+          <w:lang w:val="en-US"/>
+        </w:rPr>
+        <w:t>spostarvi</w:t>
+      </w:r>
+      <w:proofErr w:type="spellEnd"/>
+      <w:r>
+        <w:rPr>
+          <w:lang w:val="en-US"/>
+        </w:rPr>
+        <w:t xml:space="preserve">: il Family Park è proprio a Calpe. </w:t>
+      </w:r>
+      <w:proofErr w:type="spellStart"/>
+      <w:r>
+        <w:t>Mentre</w:t>
+      </w:r>
+      <w:proofErr w:type="spellEnd"/>
+      <w:r>
+        <w:t xml:space="preserve"> i </w:t>
+      </w:r>
+      <w:proofErr w:type="spellStart"/>
+      <w:r>
+        <w:t>bambini</w:t>
+      </w:r>
+      <w:proofErr w:type="spellEnd"/>
+      <w:r>
+        <w:t xml:space="preserve"> </w:t>
+      </w:r>
+      <w:proofErr w:type="spellStart"/>
+      <w:r>
+        <w:t>assaltano</w:t>
+      </w:r>
+      <w:proofErr w:type="spellEnd"/>
+      <w:r>
+        <w:t xml:space="preserve"> le </w:t>
+      </w:r>
+      <w:proofErr w:type="spellStart"/>
+      <w:r>
+        <w:t>giostre</w:t>
+      </w:r>
+      <w:proofErr w:type="spellEnd"/>
+      <w:r>
+        <w:t xml:space="preserve"> per la </w:t>
+      </w:r>
+      <w:proofErr w:type="spellStart"/>
+      <w:r>
+        <w:t>decima</w:t>
+      </w:r>
+      <w:proofErr w:type="spellEnd"/>
+      <w:r>
+        <w:t xml:space="preserve"> volta con </w:t>
+      </w:r>
+      <w:proofErr w:type="spellStart"/>
+      <w:r>
+        <w:t>gli</w:t>
+      </w:r>
+      <w:proofErr w:type="spellEnd"/>
+      <w:r>
+        <w:t xml:space="preserve"> </w:t>
+      </w:r>
+      <w:proofErr w:type="spellStart"/>
+      <w:r>
+        <w:t>occhi</w:t>
+      </w:r>
+      <w:proofErr w:type="spellEnd"/>
+      <w:r>
+        <w:t xml:space="preserve"> </w:t>
+      </w:r>
+      <w:proofErr w:type="spellStart"/>
+      <w:r>
+        <w:t>lucidi</w:t>
+      </w:r>
+      <w:proofErr w:type="spellEnd"/>
+      <w:r>
+        <w:t xml:space="preserve">, </w:t>
+      </w:r>
+      <w:proofErr w:type="spellStart"/>
+      <w:r>
+        <w:t>gli</w:t>
+      </w:r>
+      <w:proofErr w:type="spellEnd"/>
+      <w:r>
+        <w:t xml:space="preserve"> </w:t>
+      </w:r>
+      <w:proofErr w:type="spellStart"/>
+      <w:r>
+        <w:t>adulti</w:t>
+      </w:r>
+      <w:proofErr w:type="spellEnd"/>
+      <w:r>
+        <w:t xml:space="preserve"> </w:t>
+      </w:r>
+      <w:proofErr w:type="spellStart"/>
+      <w:r>
+        <w:t>possono</w:t>
+      </w:r>
+      <w:proofErr w:type="spellEnd"/>
+      <w:r>
+        <w:t xml:space="preserve"> </w:t>
+      </w:r>
+      <w:proofErr w:type="spellStart"/>
+      <w:r>
+        <w:t>rilassarsi</w:t>
+      </w:r>
+      <w:proofErr w:type="spellEnd"/>
+      <w:r>
+        <w:t xml:space="preserve">. </w:t>
+      </w:r>
+      <w:proofErr w:type="spellStart"/>
+      <w:r>
+        <w:t>Comprate</w:t>
+      </w:r>
+      <w:proofErr w:type="spellEnd"/>
+      <w:r>
+        <w:t xml:space="preserve"> una </w:t>
+      </w:r>
+      <w:proofErr w:type="spellStart"/>
+      <w:r>
+        <w:t>porzione</w:t>
+      </w:r>
+      <w:proofErr w:type="spellEnd"/>
+      <w:r>
+        <w:t xml:space="preserve"> di </w:t>
+      </w:r>
+      <w:r>
+        <w:rPr>
+          <w:b/>
+          <w:bCs/>
+        </w:rPr>
+        <w:t>churros</w:t>
+      </w:r>
+      <w:r>
+        <w:t xml:space="preserve"> </w:t>
+      </w:r>
+      <w:proofErr w:type="spellStart"/>
+      <w:r>
+        <w:t>spagnoli</w:t>
+      </w:r>
+      <w:proofErr w:type="spellEnd"/>
+      <w:r>
+        <w:t xml:space="preserve"> </w:t>
+      </w:r>
+      <w:proofErr w:type="spellStart"/>
+      <w:r>
+        <w:t>croccanti</w:t>
+      </w:r>
+      <w:proofErr w:type="spellEnd"/>
+      <w:r>
+        <w:t xml:space="preserve"> e </w:t>
+      </w:r>
+      <w:proofErr w:type="spellStart"/>
+      <w:r>
+        <w:t>bollenti</w:t>
+      </w:r>
+      <w:proofErr w:type="spellEnd"/>
+      <w:r>
+        <w:t xml:space="preserve"> al </w:t>
+      </w:r>
+      <w:proofErr w:type="spellStart"/>
+      <w:r>
+        <w:t>chiosco</w:t>
+      </w:r>
+      <w:proofErr w:type="spellEnd"/>
+      <w:r>
+        <w:t xml:space="preserve"> </w:t>
+      </w:r>
+      <w:proofErr w:type="spellStart"/>
+      <w:r>
+        <w:t>locale</w:t>
+      </w:r>
+      <w:proofErr w:type="spellEnd"/>
+      <w:r>
+        <w:t xml:space="preserve">, </w:t>
+      </w:r>
+      <w:proofErr w:type="spellStart"/>
+      <w:r>
+        <w:t>sedetevi</w:t>
+      </w:r>
+      <w:proofErr w:type="spellEnd"/>
+      <w:r>
+        <w:t xml:space="preserve"> su una </w:t>
+      </w:r>
+      <w:proofErr w:type="spellStart"/>
+      <w:r>
+        <w:t>panchina</w:t>
+      </w:r>
+      <w:proofErr w:type="spellEnd"/>
+      <w:r>
+        <w:t xml:space="preserve"> </w:t>
+      </w:r>
+      <w:proofErr w:type="spellStart"/>
+      <w:r>
+        <w:t>sotto</w:t>
+      </w:r>
+      <w:proofErr w:type="spellEnd"/>
+      <w:r>
+        <w:t xml:space="preserve"> la luce calda </w:t>
+      </w:r>
+      <w:proofErr w:type="spellStart"/>
+      <w:r>
+        <w:t>delle</w:t>
+      </w:r>
+      <w:proofErr w:type="spellEnd"/>
+      <w:r>
+        <w:t xml:space="preserve"> </w:t>
+      </w:r>
+      <w:proofErr w:type="spellStart"/>
+      <w:r>
+        <w:t>ghirlande</w:t>
+      </w:r>
+      <w:proofErr w:type="spellEnd"/>
+      <w:r>
+        <w:t xml:space="preserve"> e </w:t>
+      </w:r>
+      <w:proofErr w:type="spellStart"/>
+      <w:r>
+        <w:t>godetevi</w:t>
+      </w:r>
+      <w:proofErr w:type="spellEnd"/>
+      <w:r>
+        <w:t xml:space="preserve"> </w:t>
+      </w:r>
+      <w:proofErr w:type="spellStart"/>
+      <w:r>
+        <w:t>semplicemente</w:t>
+      </w:r>
+      <w:proofErr w:type="spellEnd"/>
+      <w:r>
+        <w:t xml:space="preserve"> </w:t>
+      </w:r>
+      <w:proofErr w:type="spellStart"/>
+      <w:r>
+        <w:t>il</w:t>
+      </w:r>
+      <w:proofErr w:type="spellEnd"/>
+      <w:r>
+        <w:t xml:space="preserve"> momento, contemplando i </w:t>
+      </w:r>
+      <w:proofErr w:type="spellStart"/>
+      <w:r>
+        <w:t>volti</w:t>
+      </w:r>
+      <w:proofErr w:type="spellEnd"/>
+      <w:r>
+        <w:t xml:space="preserve"> </w:t>
+      </w:r>
+      <w:proofErr w:type="spellStart"/>
+      <w:r>
+        <w:t>assolutamente</w:t>
+      </w:r>
+      <w:proofErr w:type="spellEnd"/>
+      <w:r>
+        <w:t xml:space="preserve"> </w:t>
+      </w:r>
+      <w:proofErr w:type="spellStart"/>
+      <w:r>
+        <w:t>felici</w:t>
+      </w:r>
+      <w:proofErr w:type="spellEnd"/>
+      <w:r>
+        <w:t xml:space="preserve"> </w:t>
+      </w:r>
+      <w:proofErr w:type="spellStart"/>
+      <w:r>
+        <w:t>dei</w:t>
+      </w:r>
+      <w:proofErr w:type="spellEnd"/>
+      <w:r>
+        <w:t xml:space="preserve"> </w:t>
+      </w:r>
+      <w:proofErr w:type="spellStart"/>
+      <w:r>
+        <w:t>vostri</w:t>
+      </w:r>
+      <w:proofErr w:type="spellEnd"/>
+      <w:r>
+        <w:t xml:space="preserve"> </w:t>
+      </w:r>
+      <w:proofErr w:type="spellStart"/>
+      <w:r>
+        <w:t>piccoli</w:t>
+      </w:r>
+      <w:proofErr w:type="spellEnd"/>
+      <w:r>
+        <w:t>.</w:t>
+      </w:r>
+    </w:p>
+    <w:p>
+      <w:pPr>
+        <w:numPr>
+          <w:ilvl w:val="0"/>
+          <w:numId w:val="3"/>
+        </w:numPr>
+      </w:pPr>
+      <w:r>
+        <w:rPr>
+          <w:b/>
+          <w:bCs/>
+        </w:rPr>
+        <w:t>Consiglio di Inftour:</w:t>
+      </w:r>
+      <w:r>
+        <w:t xml:space="preserve"> Nei </w:t>
+      </w:r>
+      <w:proofErr w:type="spellStart"/>
+      <w:r>
+        <w:t>parchi</w:t>
+      </w:r>
+      <w:proofErr w:type="spellEnd"/>
+      <w:r>
+        <w:t xml:space="preserve"> </w:t>
+      </w:r>
+      <w:proofErr w:type="spellStart"/>
+      <w:r>
+        <w:t>locali</w:t>
+      </w:r>
+      <w:proofErr w:type="spellEnd"/>
+      <w:r>
+        <w:t xml:space="preserve">, pagare </w:t>
+      </w:r>
+      <w:proofErr w:type="spellStart"/>
+      <w:r>
+        <w:t>ogni</w:t>
+      </w:r>
+      <w:proofErr w:type="spellEnd"/>
+      <w:r>
+        <w:t xml:space="preserve"> </w:t>
+      </w:r>
+      <w:proofErr w:type="spellStart"/>
+      <w:r>
+        <w:t>attrazione</w:t>
+      </w:r>
+      <w:proofErr w:type="spellEnd"/>
+      <w:r>
+        <w:t xml:space="preserve"> </w:t>
+      </w:r>
+      <w:proofErr w:type="spellStart"/>
+      <w:r>
+        <w:t>separatamente</w:t>
+      </w:r>
+      <w:proofErr w:type="spellEnd"/>
+      <w:r>
+        <w:t xml:space="preserve"> </w:t>
+      </w:r>
+      <w:proofErr w:type="spellStart"/>
+      <w:r>
+        <w:t>può</w:t>
+      </w:r>
+      <w:proofErr w:type="spellEnd"/>
+      <w:r>
+        <w:t xml:space="preserve"> </w:t>
+      </w:r>
+      <w:proofErr w:type="spellStart"/>
+      <w:r>
+        <w:t>risultare</w:t>
+      </w:r>
+      <w:proofErr w:type="spellEnd"/>
+      <w:r>
+        <w:t xml:space="preserve"> una </w:t>
+      </w:r>
+      <w:proofErr w:type="spellStart"/>
+      <w:r>
+        <w:t>spiacevole</w:t>
+      </w:r>
+      <w:proofErr w:type="spellEnd"/>
+      <w:r>
+        <w:t xml:space="preserve"> sorpresa, </w:t>
+      </w:r>
+      <w:proofErr w:type="spellStart"/>
+      <w:r>
+        <w:t>poiché</w:t>
+      </w:r>
+      <w:proofErr w:type="spellEnd"/>
+      <w:r>
+        <w:t xml:space="preserve"> i </w:t>
+      </w:r>
+      <w:proofErr w:type="spellStart"/>
+      <w:r>
+        <w:t>bambini</w:t>
+      </w:r>
+      <w:proofErr w:type="spellEnd"/>
+      <w:r>
+        <w:t xml:space="preserve"> </w:t>
+      </w:r>
+      <w:proofErr w:type="spellStart"/>
+      <w:r>
+        <w:t>vorranno</w:t>
+      </w:r>
+      <w:proofErr w:type="spellEnd"/>
+      <w:r>
+        <w:t xml:space="preserve"> </w:t>
+      </w:r>
+      <w:proofErr w:type="spellStart"/>
+      <w:r>
+        <w:t>salire</w:t>
+      </w:r>
+      <w:proofErr w:type="spellEnd"/>
+      <w:r>
+        <w:t xml:space="preserve"> su </w:t>
+      </w:r>
+      <w:proofErr w:type="spellStart"/>
+      <w:r>
+        <w:t>tutto</w:t>
+      </w:r>
+      <w:proofErr w:type="spellEnd"/>
+      <w:r>
+        <w:t xml:space="preserve"> </w:t>
+      </w:r>
+      <w:proofErr w:type="spellStart"/>
+      <w:r>
+        <w:t>cinque</w:t>
+      </w:r>
+      <w:proofErr w:type="spellEnd"/>
+      <w:r>
+        <w:t xml:space="preserve"> </w:t>
+      </w:r>
+      <w:proofErr w:type="spellStart"/>
+      <w:r>
+        <w:t>volte</w:t>
+      </w:r>
+      <w:proofErr w:type="spellEnd"/>
+      <w:r>
+        <w:t xml:space="preserve">. </w:t>
+      </w:r>
+      <w:proofErr w:type="spellStart"/>
+      <w:r>
+        <w:t>Il</w:t>
+      </w:r>
+      <w:proofErr w:type="spellEnd"/>
+      <w:r>
+        <w:t xml:space="preserve"> </w:t>
+      </w:r>
+      <w:proofErr w:type="spellStart"/>
+      <w:r>
+        <w:t>segreto</w:t>
+      </w:r>
+      <w:proofErr w:type="spellEnd"/>
+      <w:r>
+        <w:t xml:space="preserve"> per un </w:t>
+      </w:r>
+      <w:proofErr w:type="spellStart"/>
+      <w:r>
+        <w:t>riposo</w:t>
+      </w:r>
+      <w:proofErr w:type="spellEnd"/>
+      <w:r>
+        <w:t xml:space="preserve"> tranquillo è lo </w:t>
+      </w:r>
+      <w:proofErr w:type="spellStart"/>
+      <w:r>
+        <w:t>speciale</w:t>
+      </w:r>
+      <w:proofErr w:type="spellEnd"/>
+      <w:r>
+        <w:t xml:space="preserve"> </w:t>
+      </w:r>
+      <w:proofErr w:type="spellStart"/>
+      <w:r>
+        <w:t>braccialetto</w:t>
+      </w:r>
+      <w:proofErr w:type="spellEnd"/>
+      <w:r>
+        <w:t xml:space="preserve"> </w:t>
+      </w:r>
+      <w:proofErr w:type="spellStart"/>
+      <w:r>
+        <w:t>illimitato</w:t>
+      </w:r>
+      <w:proofErr w:type="spellEnd"/>
+      <w:r>
+        <w:t xml:space="preserve"> (</w:t>
+      </w:r>
+      <w:r>
+        <w:rPr>
+          <w:b/>
+          <w:bCs/>
+        </w:rPr>
+        <w:t>Pulsera</w:t>
+      </w:r>
+      <w:r>
+        <w:t xml:space="preserve">). </w:t>
+      </w:r>
+      <w:proofErr w:type="spellStart"/>
+      <w:r>
+        <w:t>Il</w:t>
+      </w:r>
+      <w:proofErr w:type="spellEnd"/>
+      <w:r>
+        <w:t xml:space="preserve"> </w:t>
+      </w:r>
+      <w:proofErr w:type="spellStart"/>
+      <w:r>
+        <w:t>nostro</w:t>
+      </w:r>
+      <w:proofErr w:type="spellEnd"/>
+      <w:r>
+        <w:t xml:space="preserve"> </w:t>
+      </w:r>
+      <w:proofErr w:type="spellStart"/>
+      <w:r>
+        <w:rPr>
+          <w:b/>
+          <w:bCs/>
+        </w:rPr>
+        <w:t>assistente</w:t>
+      </w:r>
+      <w:proofErr w:type="spellEnd"/>
+      <w:r>
+        <w:rPr>
+          <w:b/>
+          <w:bCs/>
+        </w:rPr>
+        <w:t xml:space="preserve"> </w:t>
+      </w:r>
+      <w:proofErr w:type="spellStart"/>
+      <w:r>
+        <w:rPr>
+          <w:b/>
+          <w:bCs/>
+        </w:rPr>
+        <w:t>intelligente</w:t>
+      </w:r>
+      <w:proofErr w:type="spellEnd"/>
+      <w:r>
+        <w:rPr>
+          <w:b/>
+          <w:bCs/>
+        </w:rPr>
+        <w:t xml:space="preserve"> di IA</w:t>
+      </w:r>
+      <w:r>
+        <w:t xml:space="preserve"> è pronto in </w:t>
+      </w:r>
+      <w:proofErr w:type="spellStart"/>
+      <w:r>
+        <w:t>ogni</w:t>
+      </w:r>
+      <w:proofErr w:type="spellEnd"/>
+      <w:r>
+        <w:t xml:space="preserve"> momento per </w:t>
+      </w:r>
+      <w:proofErr w:type="spellStart"/>
+      <w:r>
+        <w:t>indicarvi</w:t>
+      </w:r>
+      <w:proofErr w:type="spellEnd"/>
+      <w:r>
+        <w:t xml:space="preserve"> </w:t>
+      </w:r>
+      <w:proofErr w:type="spellStart"/>
+      <w:r>
+        <w:t>il</w:t>
+      </w:r>
+      <w:proofErr w:type="spellEnd"/>
+      <w:r>
+        <w:t xml:space="preserve"> </w:t>
+      </w:r>
+      <w:proofErr w:type="spellStart"/>
+      <w:r>
+        <w:t>prezzo</w:t>
+      </w:r>
+      <w:proofErr w:type="spellEnd"/>
+      <w:r>
+        <w:t xml:space="preserve"> </w:t>
+      </w:r>
+      <w:proofErr w:type="spellStart"/>
+      <w:r>
+        <w:t>attuale</w:t>
+      </w:r>
+      <w:proofErr w:type="spellEnd"/>
+      <w:r>
+        <w:t xml:space="preserve"> di </w:t>
+      </w:r>
+      <w:proofErr w:type="spellStart"/>
+      <w:r>
+        <w:t>questo</w:t>
+      </w:r>
+      <w:proofErr w:type="spellEnd"/>
+      <w:r>
+        <w:t xml:space="preserve"> </w:t>
+      </w:r>
+      <w:proofErr w:type="spellStart"/>
+      <w:r>
+        <w:t>braccialetto</w:t>
+      </w:r>
+      <w:proofErr w:type="spellEnd"/>
+      <w:r>
+        <w:t xml:space="preserve"> e </w:t>
+      </w:r>
+      <w:proofErr w:type="spellStart"/>
+      <w:r>
+        <w:t>controllare</w:t>
+      </w:r>
+      <w:proofErr w:type="spellEnd"/>
+      <w:r>
+        <w:t xml:space="preserve"> </w:t>
+      </w:r>
+      <w:proofErr w:type="spellStart"/>
+      <w:r>
+        <w:t>gli</w:t>
+      </w:r>
+      <w:proofErr w:type="spellEnd"/>
+      <w:r>
+        <w:t xml:space="preserve"> </w:t>
+      </w:r>
+      <w:proofErr w:type="spellStart"/>
+      <w:r>
+        <w:t>orari</w:t>
+      </w:r>
+      <w:proofErr w:type="spellEnd"/>
+      <w:r>
+        <w:t xml:space="preserve"> </w:t>
+      </w:r>
+      <w:proofErr w:type="spellStart"/>
+      <w:r>
+        <w:t>esatti</w:t>
+      </w:r>
+      <w:proofErr w:type="spellEnd"/>
+      <w:r>
+        <w:t xml:space="preserve"> di apertura del </w:t>
+      </w:r>
+      <w:proofErr w:type="spellStart"/>
+      <w:r>
+        <w:rPr>
+          <w:b/>
+          <w:bCs/>
+        </w:rPr>
+        <w:t>Family</w:t>
+      </w:r>
+      <w:proofErr w:type="spellEnd"/>
+      <w:r>
+        <w:rPr>
+          <w:b/>
+          <w:bCs/>
+        </w:rPr>
+        <w:t xml:space="preserve"> Park</w:t>
+      </w:r>
+      <w:r>
+        <w:t xml:space="preserve"> (in estate, </w:t>
+      </w:r>
+      <w:proofErr w:type="spellStart"/>
+      <w:r>
+        <w:t>questi</w:t>
+      </w:r>
+      <w:proofErr w:type="spellEnd"/>
+      <w:r>
+        <w:t xml:space="preserve"> </w:t>
+      </w:r>
+      <w:proofErr w:type="spellStart"/>
+      <w:r>
+        <w:t>luoghi</w:t>
+      </w:r>
+      <w:proofErr w:type="spellEnd"/>
+      <w:r>
+        <w:t xml:space="preserve"> </w:t>
+      </w:r>
+      <w:proofErr w:type="spellStart"/>
+      <w:r>
+        <w:t>prendono</w:t>
+      </w:r>
+      <w:proofErr w:type="spellEnd"/>
+      <w:r>
+        <w:t xml:space="preserve"> vita solo dalle 18:30, </w:t>
+      </w:r>
+      <w:proofErr w:type="spellStart"/>
+      <w:r>
+        <w:t>quando</w:t>
+      </w:r>
+      <w:proofErr w:type="spellEnd"/>
+      <w:r>
+        <w:t xml:space="preserve"> </w:t>
+      </w:r>
+      <w:proofErr w:type="spellStart"/>
+      <w:r>
+        <w:t>il</w:t>
+      </w:r>
+      <w:proofErr w:type="spellEnd"/>
+      <w:r>
+        <w:t xml:space="preserve"> caldo </w:t>
+      </w:r>
+      <w:proofErr w:type="spellStart"/>
+      <w:r>
+        <w:t>della</w:t>
+      </w:r>
+      <w:proofErr w:type="spellEnd"/>
+      <w:r>
+        <w:t xml:space="preserve"> </w:t>
+      </w:r>
+      <w:proofErr w:type="spellStart"/>
+      <w:r>
+        <w:t>giornata</w:t>
+      </w:r>
+      <w:proofErr w:type="spellEnd"/>
+      <w:r>
+        <w:t xml:space="preserve"> </w:t>
+      </w:r>
+      <w:proofErr w:type="spellStart"/>
+      <w:r>
+        <w:t>diminuisce</w:t>
+      </w:r>
+      <w:proofErr w:type="spellEnd"/>
+      <w:r>
+        <w:t>).</w:t>
+      </w:r>
+    </w:p>
+    <w:p/>
+    <w:p/>
+    <w:p/>
+    <w:p/>
+    <w:p/>
+    <w:p>
+      <w:pPr>
+        <w:rPr>
+          <w:b/>
+          <w:bCs/>
+          <w:lang w:val="nl-BE"/>
+        </w:rPr>
+      </w:pPr>
+      <w:r>
+        <w:rPr>
+          <w:b/>
+          <w:bCs/>
+          <w:lang w:val="nl-BE"/>
+        </w:rPr>
+        <w:lastRenderedPageBreak/>
+        <w:t>DE (Deutsch)</w:t>
+      </w:r>
+    </w:p>
+    <w:p>
+      <w:pPr>
+        <w:rPr>
+          <w:lang w:val="nl-BE"/>
+        </w:rPr>
+      </w:pPr>
+      <w:r>
+        <w:rPr>
+          <w:b/>
+          <w:bCs/>
+          <w:lang w:val="nl-BE"/>
+        </w:rPr>
+        <w:t>Der lokale Freizeitpark. Family Park Calpe:</w:t>
+      </w:r>
+    </w:p>
+    <w:p>
+      <w:pPr>
+        <w:rPr>
+          <w:lang w:val="nl-BE"/>
+        </w:rPr>
+      </w:pPr>
+      <w:r>
+        <w:rPr>
+          <w:b/>
+          <w:bCs/>
+          <w:lang w:val="nl-BE"/>
+        </w:rPr>
+        <w:t>Vintage-Charme und die Magie mediterraner Abende</w:t>
+      </w:r>
+    </w:p>
+    <w:p>
+      <w:pPr>
+        <w:rPr>
+          <w:lang w:val="nl-BE"/>
+        </w:rPr>
+      </w:pPr>
+      <w:r>
+        <w:rPr>
+          <w:lang w:val="nl-BE"/>
+        </w:rPr>
+        <w:t xml:space="preserve">Nach den schwindelerregenden G-Kräften der riesigen Parks von Benidorm ist es an der Zeit, eine ganz andere, intimere Ästhetik zu genießen. Ein authentischer spanischer Sommer ist ohne den traditionellen lokalen Jahrmarkt undenkbar. Der </w:t>
+      </w:r>
+      <w:r>
+        <w:rPr>
+          <w:b/>
+          <w:bCs/>
+          <w:lang w:val="nl-BE"/>
+        </w:rPr>
+        <w:t>Family Park in Calpe</w:t>
+      </w:r>
+      <w:r>
+        <w:rPr>
+          <w:lang w:val="nl-BE"/>
+        </w:rPr>
+        <w:t xml:space="preserve"> ist ein Tor zu jenen warmen und unbeschwerten Abenden der eigenen Kindheit, mit dem Duft von Zuckerwatte, warmem Karamell und der salzigen Meeresbrise.</w:t>
+      </w:r>
+    </w:p>
+    <w:p>
+      <w:pPr>
+        <w:rPr>
+          <w:lang w:val="nl-BE"/>
+        </w:rPr>
+      </w:pPr>
+      <w:r>
+        <w:rPr>
+          <w:b/>
+          <w:bCs/>
+          <w:lang w:val="nl-BE"/>
+        </w:rPr>
+        <w:t>Eine Oase am Rosa See</w:t>
+      </w:r>
+      <w:r>
+        <w:rPr>
+          <w:lang w:val="nl-BE"/>
+        </w:rPr>
+        <w:t xml:space="preserve"> Der Park genießt eine phänomenale Lage: direkt neben dem berühmten Salzsee </w:t>
+      </w:r>
+      <w:r>
+        <w:rPr>
+          <w:b/>
+          <w:bCs/>
+          <w:lang w:val="nl-BE"/>
+        </w:rPr>
+        <w:t>Las Salinas</w:t>
+      </w:r>
+      <w:r>
+        <w:rPr>
+          <w:lang w:val="nl-BE"/>
+        </w:rPr>
+        <w:t>. Das ideale Szenario für einen Familienabend sieht so aus: Bei Sonnenuntergang spazieren Sie in aller Ruhe am See entlang und beobachten, wie sich die rosa Flamingos zum Schlafen bereit machen. Und dann, wenn die Dämmerung die Stadt einhüllt, tauchen Sie im Freizeitpark in ein Meer aus hellen Lichtern, Musik und Lachen ein.</w:t>
+      </w:r>
+    </w:p>
+    <w:p>
+      <w:pPr>
+        <w:rPr>
+          <w:lang w:val="nl-BE"/>
+        </w:rPr>
+      </w:pPr>
+      <w:r>
+        <w:rPr>
+          <w:b/>
+          <w:bCs/>
+          <w:lang w:val="nl-BE"/>
+        </w:rPr>
+        <w:t>Kindliche Begeisterung in Reinform</w:t>
+      </w:r>
+      <w:r>
+        <w:rPr>
+          <w:lang w:val="nl-BE"/>
+        </w:rPr>
+        <w:t xml:space="preserve"> Dieser Park ist ein absolutes Paradies für Kinder bis zu 12 Jahren. Hier versammelt sich das goldene Zeitalter der Klassiker: von der lustigen Achterbahn in Raupenform </w:t>
+      </w:r>
+      <w:r>
+        <w:rPr>
+          <w:b/>
+          <w:bCs/>
+          <w:lang w:val="nl-BE"/>
+        </w:rPr>
+        <w:t>Brocomela</w:t>
+      </w:r>
+      <w:r>
+        <w:rPr>
+          <w:lang w:val="nl-BE"/>
+        </w:rPr>
+        <w:t xml:space="preserve"> über das Piratenschiff bis hin zu Trampolinen und traditionellen Autoscootern. Es ist ein sehr kompakter, intuitiver und sicherer Raum. Die Kinder können frei von einer Attraktion zur nächsten laufen, und Sie müssen sich keine Sorgen machen, dass sie in der Menge verloren gehen, wie es oft in riesigen Freizeitkomplexen der Fall ist.</w:t>
+      </w:r>
+    </w:p>
+    <w:p>
+      <w:pPr>
+        <w:rPr>
+          <w:lang w:val="nl-BE"/>
+        </w:rPr>
+      </w:pPr>
+      <w:r>
+        <w:rPr>
+          <w:b/>
+          <w:bCs/>
+          <w:lang w:val="nl-BE"/>
+        </w:rPr>
+        <w:t>Ästhetik für die Eltern</w:t>
+      </w:r>
+      <w:r>
+        <w:rPr>
+          <w:lang w:val="nl-BE"/>
+        </w:rPr>
+        <w:t xml:space="preserve"> Der Hauptvorteil des lokalen Parks ist der Verzicht auf komplizierte Logistik. Sie müssen nirgendwohin fahren: Der Family Park liegt direkt in Calpe. Während die Kinder mit leuchtenden Augen zum zehnten Mal die Karussells stürmen, können sich die Erwachsenen entspannen. Kaufen Sie eine Portion knusprige, heiße spanische </w:t>
+      </w:r>
+      <w:r>
+        <w:rPr>
+          <w:b/>
+          <w:bCs/>
+          <w:lang w:val="nl-BE"/>
+        </w:rPr>
+        <w:t>Churros</w:t>
+      </w:r>
+      <w:r>
+        <w:rPr>
+          <w:lang w:val="nl-BE"/>
+        </w:rPr>
+        <w:t xml:space="preserve"> am lokalen Stand, setzen Sie sich auf eine Bank unter das warme Licht der Girlanden und genießen Sie einfach den Moment, während Sie in die glücklichen Gesichter Ihrer Kleinen blicken.</w:t>
+      </w:r>
+    </w:p>
+    <w:p>
+      <w:pPr>
+        <w:numPr>
+          <w:ilvl w:val="0"/>
+          <w:numId w:val="4"/>
+        </w:numPr>
+        <w:rPr>
+          <w:lang w:val="nl-BE"/>
+        </w:rPr>
+      </w:pPr>
+      <w:r>
+        <w:rPr>
+          <w:b/>
+          <w:bCs/>
+          <w:lang w:val="nl-BE"/>
+        </w:rPr>
+        <w:t>Inftour-Tipp:</w:t>
+      </w:r>
+      <w:r>
+        <w:rPr>
+          <w:lang w:val="nl-BE"/>
+        </w:rPr>
+        <w:t xml:space="preserve"> In lokalen Parks kann es eine unangenehme Überraschung sein, für jede Attraktion einzeln zu bezahlen, da die Kinder alles fünfmal ausprobieren wollen. Das Geheimnis für eine entspannte Pause ist das spezielle unbegrenzte Armband (</w:t>
+      </w:r>
+      <w:r>
+        <w:rPr>
+          <w:b/>
+          <w:bCs/>
+          <w:lang w:val="nl-BE"/>
+        </w:rPr>
+        <w:t>Pulsera</w:t>
+      </w:r>
+      <w:r>
+        <w:rPr>
+          <w:lang w:val="nl-BE"/>
+        </w:rPr>
+        <w:t xml:space="preserve">). Unser </w:t>
+      </w:r>
+      <w:r>
+        <w:rPr>
+          <w:b/>
+          <w:bCs/>
+          <w:lang w:val="nl-BE"/>
+        </w:rPr>
+        <w:t>intelligenter KI-Assistent</w:t>
+      </w:r>
+      <w:r>
+        <w:rPr>
+          <w:lang w:val="nl-BE"/>
+        </w:rPr>
+        <w:t xml:space="preserve"> kann Ihnen jederzeit den aktuellen Preis dieses Armbands nennen und die genauen Öffnungszeiten des </w:t>
+      </w:r>
+      <w:r>
+        <w:rPr>
+          <w:b/>
+          <w:bCs/>
+          <w:lang w:val="nl-BE"/>
+        </w:rPr>
+        <w:t>Family Park</w:t>
+      </w:r>
+      <w:r>
+        <w:rPr>
+          <w:lang w:val="nl-BE"/>
+        </w:rPr>
+        <w:t xml:space="preserve"> überprüfen (im Sommer erwachen diese Orte erst ab 18:30 Uhr zum Leben, wenn die Hitze des Tages nachlässt).</w:t>
+      </w:r>
+    </w:p>
+    <w:p>
+      <w:pPr>
+        <w:rPr>
+          <w:lang w:val="nl-BE"/>
+        </w:rPr>
+      </w:pPr>
+    </w:p>
+    <w:p>
+      <w:pPr>
+        <w:rPr>
+          <w:lang w:val="nl-BE"/>
+        </w:rPr>
+      </w:pPr>
+    </w:p>
+    <w:p>
+      <w:pPr>
+        <w:rPr>
+          <w:lang w:val="nl-BE"/>
+        </w:rPr>
+      </w:pPr>
+    </w:p>
+    <w:p>
+      <w:pPr>
+        <w:rPr>
+          <w:lang w:val="nl-BE"/>
+        </w:rPr>
+      </w:pPr>
+    </w:p>
+    <w:p>
+      <w:pPr>
+        <w:rPr>
+          <w:lang w:val="nl-BE"/>
+        </w:rPr>
+      </w:pPr>
+    </w:p>
+    <w:p>
+      <w:pPr>
+        <w:rPr>
+          <w:b/>
+          <w:bCs/>
+          <w:lang w:val="sv-SE"/>
+        </w:rPr>
+      </w:pPr>
+      <w:r>
+        <w:rPr>
+          <w:b/>
+          <w:bCs/>
+          <w:lang w:val="sv-SE"/>
+        </w:rPr>
+        <w:lastRenderedPageBreak/>
+        <w:t>PL (Polski)</w:t>
+      </w:r>
+    </w:p>
+    <w:p>
+      <w:pPr>
+        <w:rPr>
+          <w:lang w:val="sv-SE"/>
+        </w:rPr>
+      </w:pPr>
+      <w:r>
+        <w:rPr>
+          <w:b/>
+          <w:bCs/>
+          <w:lang w:val="sv-SE"/>
+        </w:rPr>
+        <w:t>Lokalny park rozrywki. Family Park Calpe:</w:t>
+      </w:r>
+    </w:p>
+    <w:p>
+      <w:pPr>
+        <w:rPr>
+          <w:lang w:val="sv-SE"/>
+        </w:rPr>
+      </w:pPr>
+      <w:r>
+        <w:rPr>
+          <w:b/>
+          <w:bCs/>
+          <w:lang w:val="sv-SE"/>
+        </w:rPr>
+        <w:t>Urok vintage i magia śródziemnomorskich wieczorów</w:t>
+      </w:r>
+    </w:p>
+    <w:p>
+      <w:pPr>
+        <w:rPr>
+          <w:lang w:val="sv-SE"/>
+        </w:rPr>
+      </w:pPr>
+      <w:r>
+        <w:rPr>
+          <w:lang w:val="sv-SE"/>
+        </w:rPr>
+        <w:t xml:space="preserve">Po zawrotnych przeciążeniach w gigantycznych parkach Benidormu, nadszedł czas na zupełnie inną, bardziej kameralną estetykę. Prawdziwe hiszpańskie lato jest nie do pomyślenia bez tradycyjnego lokalnego wesołego miasteczka. </w:t>
+      </w:r>
+      <w:r>
+        <w:rPr>
+          <w:b/>
+          <w:bCs/>
+          <w:lang w:val="sv-SE"/>
+        </w:rPr>
+        <w:t>Family Park w Calpe</w:t>
+      </w:r>
+      <w:r>
+        <w:rPr>
+          <w:lang w:val="sv-SE"/>
+        </w:rPr>
+        <w:t xml:space="preserve"> to brama do ciepłych i beztroskich wieczorów z własnego dzieciństwa, przesyconych zapachem waty cukrowej, ciepłego karmelu i słonej morskiej bryzy.</w:t>
+      </w:r>
+    </w:p>
+    <w:p>
+      <w:pPr>
+        <w:rPr>
+          <w:lang w:val="sv-SE"/>
+        </w:rPr>
+      </w:pPr>
+      <w:r>
+        <w:rPr>
+          <w:b/>
+          <w:bCs/>
+          <w:lang w:val="sv-SE"/>
+        </w:rPr>
+        <w:t>Oaza przy Różowym Jeziorze</w:t>
+      </w:r>
+      <w:r>
+        <w:rPr>
+          <w:lang w:val="sv-SE"/>
+        </w:rPr>
+        <w:t xml:space="preserve"> Park szczyci się fenomenalną lokalizacją: tuż obok słynnego słonego jeziora </w:t>
+      </w:r>
+      <w:r>
+        <w:rPr>
+          <w:b/>
+          <w:bCs/>
+          <w:lang w:val="sv-SE"/>
+        </w:rPr>
+        <w:t>Las Salinas</w:t>
+      </w:r>
+      <w:r>
+        <w:rPr>
+          <w:lang w:val="sv-SE"/>
+        </w:rPr>
+        <w:t>. Idealny scenariusz na rodzinny wieczór wygląda następująco: o zachodzie słońca spacerujecie spokojnie brzegiem jeziora, obserwując różowe flamingi szykujące się do snu. A potem, gdy zmierzch otula miasto, zanurzacie się w morzu jasnych świateł, muzyki i śmiechu w wesołym miasteczku.</w:t>
+      </w:r>
+    </w:p>
+    <w:p>
+      <w:pPr>
+        <w:rPr>
+          <w:lang w:val="sv-SE"/>
+        </w:rPr>
+      </w:pPr>
+      <w:r>
+        <w:rPr>
+          <w:b/>
+          <w:bCs/>
+          <w:lang w:val="sv-SE"/>
+        </w:rPr>
+        <w:t>Czysty dziecięcy entuzjazm</w:t>
+      </w:r>
+      <w:r>
+        <w:rPr>
+          <w:lang w:val="sv-SE"/>
+        </w:rPr>
+        <w:t xml:space="preserve"> Ten park to absolutny raj dla dzieci do 12 roku życia. Zebrano tu złotą erę klasyków: od zabawnej kolejki górskiej w kształcie gąsienicy </w:t>
+      </w:r>
+      <w:r>
+        <w:rPr>
+          <w:b/>
+          <w:bCs/>
+          <w:lang w:val="sv-SE"/>
+        </w:rPr>
+        <w:t>Brocomela</w:t>
+      </w:r>
+      <w:r>
+        <w:rPr>
+          <w:lang w:val="sv-SE"/>
+        </w:rPr>
+        <w:t xml:space="preserve"> i statku pirackiego, po trampoliny i tradycyjne autka (bumper cars). Jest to przestrzeń bardzo kompaktowa, intuicyjna i bezpieczna. Dzieci mogą swobodnie biegać od jednej atrakcji do drugiej, a Państwo nie muszą się martwić, że zgubią się w tłumie, co często zdarza się w gigantycznych kompleksach rozrywkowych.</w:t>
+      </w:r>
+    </w:p>
+    <w:p>
+      <w:pPr>
+        <w:rPr>
+          <w:lang w:val="sv-SE"/>
+        </w:rPr>
+      </w:pPr>
+      <w:r>
+        <w:rPr>
+          <w:b/>
+          <w:bCs/>
+          <w:lang w:val="sv-SE"/>
+        </w:rPr>
+        <w:t>Estetyka dla rodziców</w:t>
+      </w:r>
+      <w:r>
+        <w:rPr>
+          <w:lang w:val="sv-SE"/>
+        </w:rPr>
+        <w:t xml:space="preserve"> Główną zaletą lokalnego parku jest brak skomplikowanej logistyki. Nie muszą Państwo nigdzie dojeżdżać: Family Park znajduje się w samym Calpe. Podczas gdy dzieci z błyszczącymi oczami po raz dziesiąty szturmują karuzele, dorośli mogą odpocząć. Kupcie porcję chrupiących, gorących hiszpańskich </w:t>
+      </w:r>
+      <w:r>
+        <w:rPr>
+          <w:b/>
+          <w:bCs/>
+          <w:lang w:val="sv-SE"/>
+        </w:rPr>
+        <w:t>churros</w:t>
+      </w:r>
+      <w:r>
+        <w:rPr>
+          <w:lang w:val="sv-SE"/>
+        </w:rPr>
+        <w:t xml:space="preserve"> na lokalnym stoisku, usiądźcie na ławce pod ciepłym światłem girland i po prostu cieszcie się chwilą, patrząc na absolutnie szczęśliwe twarze swoich maluchów.</w:t>
+      </w:r>
+    </w:p>
+    <w:p>
+      <w:pPr>
+        <w:numPr>
+          <w:ilvl w:val="0"/>
+          <w:numId w:val="5"/>
+        </w:numPr>
+        <w:rPr>
+          <w:lang w:val="sv-SE"/>
+        </w:rPr>
+      </w:pPr>
+      <w:r>
+        <w:rPr>
+          <w:b/>
+          <w:bCs/>
+          <w:lang w:val="sv-SE"/>
+        </w:rPr>
+        <w:t>Porada Inftour:</w:t>
+      </w:r>
+      <w:r>
+        <w:rPr>
+          <w:lang w:val="sv-SE"/>
+        </w:rPr>
+        <w:t xml:space="preserve"> W lokalnych parkach płacenie za każdą atrakcję oddzielnie może okazać się nieprzyjemną niespodzianką, ponieważ dzieci będą chciały skorzystać ze wszystkiego pięć razy. Sekretem spokojnego odpoczynku jest specjalna bransoletka nielimitowana (</w:t>
+      </w:r>
+      <w:r>
+        <w:rPr>
+          <w:b/>
+          <w:bCs/>
+          <w:lang w:val="sv-SE"/>
+        </w:rPr>
+        <w:t>Pulsera</w:t>
+      </w:r>
+      <w:r>
+        <w:rPr>
+          <w:lang w:val="sv-SE"/>
+        </w:rPr>
+        <w:t xml:space="preserve">). Nasz </w:t>
+      </w:r>
+      <w:r>
+        <w:rPr>
+          <w:b/>
+          <w:bCs/>
+          <w:lang w:val="sv-SE"/>
+        </w:rPr>
+        <w:t>inteligentny asystent AI</w:t>
+      </w:r>
+      <w:r>
+        <w:rPr>
+          <w:lang w:val="sv-SE"/>
+        </w:rPr>
+        <w:t xml:space="preserve"> jest gotowy w każdej chwili podać aktualną cenę tej bransoletki i sprawdzić dokładne godziny otwarcia </w:t>
+      </w:r>
+      <w:r>
+        <w:rPr>
+          <w:b/>
+          <w:bCs/>
+          <w:lang w:val="sv-SE"/>
+        </w:rPr>
+        <w:t>Family Park</w:t>
+      </w:r>
+      <w:r>
+        <w:rPr>
+          <w:lang w:val="sv-SE"/>
+        </w:rPr>
+        <w:t xml:space="preserve"> (latem miejsca te ożywają dopiero od 18:30, gdy upał dnia opada).</w:t>
+      </w:r>
+    </w:p>
+    <w:p>
+      <w:pPr>
+        <w:rPr>
+          <w:lang w:val="sv-SE"/>
+        </w:rPr>
+      </w:pPr>
+    </w:p>
+    <w:p>
+      <w:pPr>
+        <w:rPr>
+          <w:lang w:val="sv-SE"/>
+        </w:rPr>
+      </w:pPr>
+    </w:p>
+    <w:p>
+      <w:pPr>
+        <w:rPr>
+          <w:lang w:val="sv-SE"/>
+        </w:rPr>
+      </w:pPr>
+    </w:p>
+    <w:p>
+      <w:pPr>
+        <w:rPr>
+          <w:lang w:val="sv-SE"/>
+        </w:rPr>
+      </w:pPr>
+    </w:p>
+    <w:p>
+      <w:pPr>
+        <w:rPr>
+          <w:lang w:val="sv-SE"/>
+        </w:rPr>
+      </w:pPr>
+    </w:p>
+    <w:p>
+      <w:pPr>
+        <w:rPr>
+          <w:b/>
+          <w:bCs/>
+          <w:lang w:val="ru-RU"/>
+        </w:rPr>
+      </w:pPr>
+      <w:r>
+        <w:rPr>
+          <w:b/>
+          <w:bCs/>
+        </w:rPr>
+        <w:lastRenderedPageBreak/>
+        <w:t>RU</w:t>
+      </w:r>
+      <w:r>
+        <w:rPr>
+          <w:b/>
+          <w:bCs/>
+          <w:lang w:val="ru-RU"/>
+        </w:rPr>
+        <w:t xml:space="preserve"> (Русский)</w:t>
+      </w:r>
+    </w:p>
+    <w:p>
+      <w:pPr>
+        <w:rPr>
+          <w:lang w:val="ru-RU"/>
+        </w:rPr>
+      </w:pPr>
+      <w:r>
+        <w:rPr>
+          <w:b/>
+          <w:bCs/>
+          <w:lang w:val="ru-RU"/>
+        </w:rPr>
+        <w:t xml:space="preserve">Местный парк аттракционов. </w:t>
+      </w:r>
+      <w:proofErr w:type="spellStart"/>
+      <w:r>
+        <w:rPr>
+          <w:b/>
+          <w:bCs/>
+        </w:rPr>
+        <w:t>Family</w:t>
+      </w:r>
+      <w:proofErr w:type="spellEnd"/>
+      <w:r>
+        <w:rPr>
+          <w:b/>
+          <w:bCs/>
+          <w:lang w:val="ru-RU"/>
+        </w:rPr>
+        <w:t xml:space="preserve"> </w:t>
+      </w:r>
+      <w:r>
+        <w:rPr>
+          <w:b/>
+          <w:bCs/>
+        </w:rPr>
+        <w:t>Park</w:t>
+      </w:r>
+      <w:r>
+        <w:rPr>
+          <w:b/>
+          <w:bCs/>
+          <w:lang w:val="ru-RU"/>
+        </w:rPr>
+        <w:t xml:space="preserve"> </w:t>
+      </w:r>
+      <w:r>
+        <w:rPr>
+          <w:b/>
+          <w:bCs/>
+        </w:rPr>
+        <w:t>Calpe</w:t>
+      </w:r>
+      <w:r>
+        <w:rPr>
+          <w:b/>
+          <w:bCs/>
+          <w:lang w:val="ru-RU"/>
+        </w:rPr>
+        <w:t>:</w:t>
+      </w:r>
+    </w:p>
+    <w:p>
+      <w:pPr>
+        <w:rPr>
+          <w:lang w:val="ru-RU"/>
+        </w:rPr>
+      </w:pPr>
+      <w:r>
+        <w:rPr>
+          <w:b/>
+          <w:bCs/>
+          <w:lang w:val="ru-RU"/>
+        </w:rPr>
+        <w:t>Винтажное очарование и магия средиземноморских вечеров</w:t>
+      </w:r>
+    </w:p>
+    <w:p>
+      <w:pPr>
+        <w:rPr>
+          <w:lang w:val="ru-RU"/>
+        </w:rPr>
+      </w:pPr>
+      <w:r>
+        <w:rPr>
+          <w:lang w:val="ru-RU"/>
+        </w:rPr>
+        <w:t xml:space="preserve">После головокружительных перегрузок в гигантских парках Бенидорма наступает время насладиться совершенно иной, более камерной эстетикой. Настоящее испанское лето немыслимо без традиционной местной ярмарки. </w:t>
+      </w:r>
+      <w:proofErr w:type="spellStart"/>
+      <w:r>
+        <w:rPr>
+          <w:b/>
+          <w:bCs/>
+        </w:rPr>
+        <w:t>Family</w:t>
+      </w:r>
+      <w:proofErr w:type="spellEnd"/>
+      <w:r>
+        <w:rPr>
+          <w:b/>
+          <w:bCs/>
+          <w:lang w:val="ru-RU"/>
+        </w:rPr>
+        <w:t xml:space="preserve"> </w:t>
+      </w:r>
+      <w:r>
+        <w:rPr>
+          <w:b/>
+          <w:bCs/>
+        </w:rPr>
+        <w:t>Park</w:t>
+      </w:r>
+      <w:r>
+        <w:rPr>
+          <w:b/>
+          <w:bCs/>
+          <w:lang w:val="ru-RU"/>
+        </w:rPr>
+        <w:t xml:space="preserve"> в Кальпе</w:t>
+      </w:r>
+      <w:r>
+        <w:rPr>
+          <w:lang w:val="ru-RU"/>
+        </w:rPr>
+        <w:t xml:space="preserve"> — это портал в те теплые и беззаботные вечера из вашего собственного детства, с ароматом сахарной ваты, горячей карамели и соленого морского бриза.</w:t>
+      </w:r>
+    </w:p>
+    <w:p>
+      <w:pPr>
+        <w:rPr>
+          <w:lang w:val="ru-RU"/>
+        </w:rPr>
+      </w:pPr>
+      <w:r>
+        <w:rPr>
+          <w:b/>
+          <w:bCs/>
+          <w:lang w:val="ru-RU"/>
+        </w:rPr>
+        <w:t>Оазис у Розового озера</w:t>
+      </w:r>
+      <w:r>
+        <w:rPr>
+          <w:lang w:val="ru-RU"/>
+        </w:rPr>
+        <w:t xml:space="preserve"> Парк занимает феноменальное расположение: прямо у знаменитого соленого озера </w:t>
+      </w:r>
+      <w:r>
+        <w:rPr>
+          <w:b/>
+          <w:bCs/>
+        </w:rPr>
+        <w:t>Las</w:t>
+      </w:r>
+      <w:r>
+        <w:rPr>
+          <w:b/>
+          <w:bCs/>
+          <w:lang w:val="ru-RU"/>
+        </w:rPr>
+        <w:t xml:space="preserve"> </w:t>
+      </w:r>
+      <w:r>
+        <w:rPr>
+          <w:b/>
+          <w:bCs/>
+        </w:rPr>
+        <w:t>Salinas</w:t>
+      </w:r>
+      <w:r>
+        <w:rPr>
+          <w:lang w:val="ru-RU"/>
+        </w:rPr>
+        <w:t>. Идеальный сценарий семейного вечера выглядит так: на закате вы неспешно гуляете вдоль озера, наблюдая, как розовые фламинго готовятся ко сну. А затем, когда сумерки окутывают город, вы погружаетесь в море ярких огней, музыки и смеха в парке аттракционов.</w:t>
+      </w:r>
+    </w:p>
+    <w:p>
+      <w:pPr>
+        <w:rPr>
+          <w:lang w:val="ru-RU"/>
+        </w:rPr>
+      </w:pPr>
+      <w:r>
+        <w:rPr>
+          <w:b/>
+          <w:bCs/>
+          <w:lang w:val="ru-RU"/>
+        </w:rPr>
+        <w:t xml:space="preserve">Детский восторг в чистом </w:t>
+      </w:r>
+      <w:proofErr w:type="gramStart"/>
+      <w:r>
+        <w:rPr>
+          <w:b/>
+          <w:bCs/>
+          <w:lang w:val="ru-RU"/>
+        </w:rPr>
+        <w:t>виде</w:t>
+      </w:r>
+      <w:proofErr w:type="gramEnd"/>
+      <w:r>
+        <w:rPr>
+          <w:lang w:val="ru-RU"/>
+        </w:rPr>
+        <w:t xml:space="preserve"> Этот парк — абсолютный рай для детей до 12 лет. Здесь собрана золотая классика: от веселой американской горки в форме гусеницы </w:t>
+      </w:r>
+      <w:proofErr w:type="spellStart"/>
+      <w:r>
+        <w:rPr>
+          <w:b/>
+          <w:bCs/>
+        </w:rPr>
+        <w:t>Brocomela</w:t>
+      </w:r>
+      <w:proofErr w:type="spellEnd"/>
+      <w:r>
+        <w:rPr>
+          <w:lang w:val="ru-RU"/>
+        </w:rPr>
+        <w:t xml:space="preserve"> и пиратского корабля до батутов и традиционных машинок (автодрома). Пространство очень компактное, понятное и безопасное. Дети могут свободно бегать от одного аттракциона к другому, а вам не придется переживать, что они потеряются в толпе, как это часто бывает в гигантских развлекательных комплексах.</w:t>
+      </w:r>
+    </w:p>
+    <w:p>
+      <w:pPr>
+        <w:rPr>
+          <w:lang w:val="ru-RU"/>
+        </w:rPr>
+      </w:pPr>
+      <w:r>
+        <w:rPr>
+          <w:b/>
+          <w:bCs/>
+          <w:lang w:val="ru-RU"/>
+        </w:rPr>
+        <w:t>Эстетика для родителей</w:t>
+      </w:r>
+      <w:r>
+        <w:rPr>
+          <w:lang w:val="ru-RU"/>
+        </w:rPr>
+        <w:t xml:space="preserve"> Главное преимущество местного парка — отсутствие сложной логистики. Вам не нужно никуда ехать: </w:t>
+      </w:r>
+      <w:proofErr w:type="spellStart"/>
+      <w:r>
+        <w:t>Family</w:t>
+      </w:r>
+      <w:proofErr w:type="spellEnd"/>
+      <w:r>
+        <w:rPr>
+          <w:lang w:val="ru-RU"/>
+        </w:rPr>
+        <w:t xml:space="preserve"> </w:t>
+      </w:r>
+      <w:r>
+        <w:t>Park</w:t>
+      </w:r>
+      <w:r>
+        <w:rPr>
+          <w:lang w:val="ru-RU"/>
+        </w:rPr>
+        <w:t xml:space="preserve"> находится прямо в Кальпе. Пока дети с горящими глазами в десятый раз штурмуют карусели, взрослые могут расслабиться. Купите порцию хрустящих, обжигающих испанских </w:t>
+      </w:r>
+      <w:proofErr w:type="spellStart"/>
+      <w:r>
+        <w:rPr>
+          <w:b/>
+          <w:bCs/>
+          <w:lang w:val="ru-RU"/>
+        </w:rPr>
+        <w:t>чуррос</w:t>
+      </w:r>
+      <w:proofErr w:type="spellEnd"/>
+      <w:r>
+        <w:rPr>
+          <w:lang w:val="ru-RU"/>
+        </w:rPr>
+        <w:t xml:space="preserve"> в местной лавке, присядьте на скамейку под теплым светом гирлянд и просто наслаждайтесь моментом, созерцая абсолютно счастливые лица своих малышей.</w:t>
+      </w:r>
+    </w:p>
+    <w:p>
+      <w:pPr>
+        <w:numPr>
+          <w:ilvl w:val="0"/>
+          <w:numId w:val="6"/>
+        </w:numPr>
+        <w:rPr>
+          <w:lang w:val="ru-RU"/>
+        </w:rPr>
+      </w:pPr>
       <w:r>
         <w:rPr>
           <w:b/>
@@ -442,26 +5409,2741 @@
         <w:rPr>
           <w:lang w:val="ru-RU"/>
         </w:rPr>
-        <w:t xml:space="preserve"> В локальных парках оплата </w:t>
+        <w:t xml:space="preserve"> В местных парках оплата каждого аттракциона по отдельности может стать неприятным сюрпризом, ведь дети захотят прокатиться на всем по пять раз. Секрет спокойного отдыха — специальный безлимитный браслет (</w:t>
+      </w:r>
+      <w:r>
+        <w:rPr>
+          <w:b/>
+          <w:bCs/>
+        </w:rPr>
+        <w:t>Pulsera</w:t>
+      </w:r>
+      <w:r>
+        <w:rPr>
+          <w:lang w:val="ru-RU"/>
+        </w:rPr>
+        <w:t xml:space="preserve">). Наш </w:t>
+      </w:r>
+      <w:r>
+        <w:rPr>
+          <w:b/>
+          <w:bCs/>
+          <w:lang w:val="ru-RU"/>
+        </w:rPr>
+        <w:t>интеллектуальный ИИ-ассистент</w:t>
+      </w:r>
+      <w:r>
+        <w:rPr>
+          <w:lang w:val="ru-RU"/>
+        </w:rPr>
+        <w:t xml:space="preserve"> готов в любой момент подсказать актуальную стоимость этого браслета и проверить точные часы работы </w:t>
+      </w:r>
+      <w:proofErr w:type="spellStart"/>
+      <w:r>
+        <w:rPr>
+          <w:b/>
+          <w:bCs/>
+        </w:rPr>
+        <w:t>Family</w:t>
+      </w:r>
+      <w:proofErr w:type="spellEnd"/>
+      <w:r>
+        <w:rPr>
+          <w:b/>
+          <w:bCs/>
+          <w:lang w:val="ru-RU"/>
+        </w:rPr>
+        <w:t xml:space="preserve"> </w:t>
+      </w:r>
+      <w:r>
+        <w:rPr>
+          <w:b/>
+          <w:bCs/>
+        </w:rPr>
+        <w:t>Park</w:t>
+      </w:r>
+      <w:r>
+        <w:rPr>
+          <w:lang w:val="ru-RU"/>
+        </w:rPr>
+        <w:t xml:space="preserve"> (летом такие места оживают только с 18:30, когда спадает дневной зной).</w:t>
+      </w:r>
+    </w:p>
+    <w:p>
+      <w:pPr>
+        <w:rPr>
+          <w:lang w:val="ru-RU"/>
+        </w:rPr>
+      </w:pPr>
+    </w:p>
+    <w:p>
+      <w:pPr>
+        <w:rPr>
+          <w:lang w:val="ru-RU"/>
+        </w:rPr>
+      </w:pPr>
+    </w:p>
+    <w:p>
+      <w:pPr>
+        <w:rPr>
+          <w:lang w:val="ru-RU"/>
+        </w:rPr>
+      </w:pPr>
+    </w:p>
+    <w:p>
+      <w:pPr>
+        <w:rPr>
+          <w:lang w:val="ru-RU"/>
+        </w:rPr>
+      </w:pPr>
+    </w:p>
+    <w:p>
+      <w:pPr>
+        <w:rPr>
+          <w:lang w:val="ru-RU"/>
+        </w:rPr>
+      </w:pPr>
+    </w:p>
+    <w:p>
+      <w:pPr>
+        <w:rPr>
+          <w:b/>
+          <w:bCs/>
+          <w:lang w:val="ru-RU"/>
+        </w:rPr>
+      </w:pPr>
+      <w:r>
+        <w:rPr>
+          <w:b/>
+          <w:bCs/>
+        </w:rPr>
+        <w:lastRenderedPageBreak/>
+        <w:t>UA</w:t>
+      </w:r>
+      <w:r>
+        <w:rPr>
+          <w:b/>
+          <w:bCs/>
+          <w:lang w:val="ru-RU"/>
+        </w:rPr>
+        <w:t xml:space="preserve"> (</w:t>
+      </w:r>
+      <w:proofErr w:type="spellStart"/>
+      <w:r>
+        <w:rPr>
+          <w:b/>
+          <w:bCs/>
+          <w:lang w:val="ru-RU"/>
+        </w:rPr>
+        <w:t>Українська</w:t>
+      </w:r>
+      <w:proofErr w:type="spellEnd"/>
+      <w:r>
+        <w:rPr>
+          <w:b/>
+          <w:bCs/>
+          <w:lang w:val="ru-RU"/>
+        </w:rPr>
+        <w:t>)</w:t>
+      </w:r>
+    </w:p>
+    <w:p>
+      <w:pPr>
+        <w:rPr>
+          <w:lang w:val="ru-RU"/>
+        </w:rPr>
+      </w:pPr>
+      <w:proofErr w:type="spellStart"/>
+      <w:r>
+        <w:rPr>
+          <w:b/>
+          <w:bCs/>
+          <w:lang w:val="ru-RU"/>
+        </w:rPr>
+        <w:t>Місцевий</w:t>
+      </w:r>
+      <w:proofErr w:type="spellEnd"/>
+      <w:r>
+        <w:rPr>
+          <w:b/>
+          <w:bCs/>
+          <w:lang w:val="ru-RU"/>
+        </w:rPr>
+        <w:t xml:space="preserve"> парк </w:t>
+      </w:r>
+      <w:proofErr w:type="spellStart"/>
+      <w:r>
+        <w:rPr>
+          <w:b/>
+          <w:bCs/>
+          <w:lang w:val="ru-RU"/>
+        </w:rPr>
+        <w:t>атракціонів</w:t>
+      </w:r>
+      <w:proofErr w:type="spellEnd"/>
+      <w:r>
+        <w:rPr>
+          <w:b/>
+          <w:bCs/>
+          <w:lang w:val="ru-RU"/>
+        </w:rPr>
+        <w:t xml:space="preserve">. </w:t>
+      </w:r>
+      <w:proofErr w:type="spellStart"/>
+      <w:r>
+        <w:rPr>
+          <w:b/>
+          <w:bCs/>
+        </w:rPr>
+        <w:t>Family</w:t>
+      </w:r>
+      <w:proofErr w:type="spellEnd"/>
+      <w:r>
+        <w:rPr>
+          <w:b/>
+          <w:bCs/>
+          <w:lang w:val="ru-RU"/>
+        </w:rPr>
+        <w:t xml:space="preserve"> </w:t>
+      </w:r>
+      <w:r>
+        <w:rPr>
+          <w:b/>
+          <w:bCs/>
+        </w:rPr>
+        <w:t>Park</w:t>
+      </w:r>
+      <w:r>
+        <w:rPr>
+          <w:b/>
+          <w:bCs/>
+          <w:lang w:val="ru-RU"/>
+        </w:rPr>
+        <w:t xml:space="preserve"> </w:t>
+      </w:r>
+      <w:r>
+        <w:rPr>
+          <w:b/>
+          <w:bCs/>
+        </w:rPr>
+        <w:t>Calpe</w:t>
+      </w:r>
+      <w:r>
+        <w:rPr>
+          <w:b/>
+          <w:bCs/>
+          <w:lang w:val="ru-RU"/>
+        </w:rPr>
+        <w:t>:</w:t>
+      </w:r>
+    </w:p>
+    <w:p>
+      <w:pPr>
+        <w:rPr>
+          <w:lang w:val="ru-RU"/>
+        </w:rPr>
+      </w:pPr>
+      <w:proofErr w:type="spellStart"/>
+      <w:r>
+        <w:rPr>
+          <w:b/>
+          <w:bCs/>
+          <w:lang w:val="ru-RU"/>
+        </w:rPr>
+        <w:t>Вінтажне</w:t>
+      </w:r>
+      <w:proofErr w:type="spellEnd"/>
+      <w:r>
+        <w:rPr>
+          <w:b/>
+          <w:bCs/>
+          <w:lang w:val="ru-RU"/>
+        </w:rPr>
+        <w:t xml:space="preserve"> </w:t>
+      </w:r>
+      <w:proofErr w:type="spellStart"/>
+      <w:r>
+        <w:rPr>
+          <w:b/>
+          <w:bCs/>
+          <w:lang w:val="ru-RU"/>
+        </w:rPr>
+        <w:t>розмаїття</w:t>
+      </w:r>
+      <w:proofErr w:type="spellEnd"/>
+      <w:r>
+        <w:rPr>
+          <w:b/>
+          <w:bCs/>
+          <w:lang w:val="ru-RU"/>
+        </w:rPr>
+        <w:t xml:space="preserve"> та </w:t>
+      </w:r>
+      <w:proofErr w:type="spellStart"/>
+      <w:r>
+        <w:rPr>
+          <w:b/>
+          <w:bCs/>
+          <w:lang w:val="ru-RU"/>
+        </w:rPr>
+        <w:t>магія</w:t>
+      </w:r>
+      <w:proofErr w:type="spellEnd"/>
+      <w:r>
+        <w:rPr>
+          <w:b/>
+          <w:bCs/>
+          <w:lang w:val="ru-RU"/>
+        </w:rPr>
+        <w:t xml:space="preserve"> </w:t>
+      </w:r>
+      <w:proofErr w:type="spellStart"/>
+      <w:r>
+        <w:rPr>
+          <w:b/>
+          <w:bCs/>
+          <w:lang w:val="ru-RU"/>
+        </w:rPr>
+        <w:t>середземноморських</w:t>
+      </w:r>
+      <w:proofErr w:type="spellEnd"/>
+      <w:r>
+        <w:rPr>
+          <w:b/>
+          <w:bCs/>
+          <w:lang w:val="ru-RU"/>
+        </w:rPr>
+        <w:t xml:space="preserve"> </w:t>
+      </w:r>
+      <w:proofErr w:type="spellStart"/>
+      <w:r>
+        <w:rPr>
+          <w:b/>
+          <w:bCs/>
+          <w:lang w:val="ru-RU"/>
+        </w:rPr>
+        <w:t>вечорів</w:t>
+      </w:r>
+      <w:proofErr w:type="spellEnd"/>
+    </w:p>
+    <w:p>
+      <w:pPr>
+        <w:rPr>
+          <w:lang w:val="ru-RU"/>
+        </w:rPr>
+      </w:pPr>
+      <w:proofErr w:type="spellStart"/>
+      <w:r>
+        <w:rPr>
+          <w:lang w:val="ru-RU"/>
+        </w:rPr>
+        <w:t>Після</w:t>
+      </w:r>
+      <w:proofErr w:type="spellEnd"/>
+      <w:r>
+        <w:rPr>
+          <w:lang w:val="ru-RU"/>
+        </w:rPr>
+        <w:t xml:space="preserve"> </w:t>
+      </w:r>
+      <w:proofErr w:type="spellStart"/>
+      <w:r>
+        <w:rPr>
+          <w:lang w:val="ru-RU"/>
+        </w:rPr>
+        <w:t>запаморочливих</w:t>
+      </w:r>
+      <w:proofErr w:type="spellEnd"/>
+      <w:r>
+        <w:rPr>
+          <w:lang w:val="ru-RU"/>
+        </w:rPr>
+        <w:t xml:space="preserve"> </w:t>
+      </w:r>
+      <w:proofErr w:type="spellStart"/>
+      <w:r>
+        <w:rPr>
+          <w:lang w:val="ru-RU"/>
+        </w:rPr>
+        <w:t>перевантажень</w:t>
+      </w:r>
+      <w:proofErr w:type="spellEnd"/>
+      <w:r>
+        <w:rPr>
+          <w:lang w:val="ru-RU"/>
+        </w:rPr>
+        <w:t xml:space="preserve"> у </w:t>
+      </w:r>
+      <w:proofErr w:type="spellStart"/>
+      <w:r>
+        <w:rPr>
+          <w:lang w:val="ru-RU"/>
+        </w:rPr>
+        <w:t>гігантських</w:t>
+      </w:r>
+      <w:proofErr w:type="spellEnd"/>
+      <w:r>
+        <w:rPr>
+          <w:lang w:val="ru-RU"/>
+        </w:rPr>
+        <w:t xml:space="preserve"> парках </w:t>
+      </w:r>
+      <w:proofErr w:type="spellStart"/>
+      <w:r>
+        <w:rPr>
+          <w:lang w:val="ru-RU"/>
+        </w:rPr>
+        <w:t>Бенідорма</w:t>
+      </w:r>
+      <w:proofErr w:type="spellEnd"/>
+      <w:r>
+        <w:rPr>
+          <w:lang w:val="ru-RU"/>
+        </w:rPr>
+        <w:t xml:space="preserve"> </w:t>
+      </w:r>
+      <w:proofErr w:type="spellStart"/>
+      <w:r>
+        <w:rPr>
+          <w:lang w:val="ru-RU"/>
+        </w:rPr>
+        <w:t>настає</w:t>
+      </w:r>
+      <w:proofErr w:type="spellEnd"/>
+      <w:r>
+        <w:rPr>
+          <w:lang w:val="ru-RU"/>
+        </w:rPr>
+        <w:t xml:space="preserve"> час </w:t>
+      </w:r>
+      <w:proofErr w:type="spellStart"/>
+      <w:r>
+        <w:rPr>
+          <w:lang w:val="ru-RU"/>
+        </w:rPr>
+        <w:t>насолодитися</w:t>
+      </w:r>
+      <w:proofErr w:type="spellEnd"/>
+      <w:r>
+        <w:rPr>
+          <w:lang w:val="ru-RU"/>
+        </w:rPr>
+        <w:t xml:space="preserve"> </w:t>
+      </w:r>
+      <w:proofErr w:type="spellStart"/>
+      <w:r>
+        <w:rPr>
+          <w:lang w:val="ru-RU"/>
+        </w:rPr>
+        <w:t>зовсім</w:t>
+      </w:r>
+      <w:proofErr w:type="spellEnd"/>
+      <w:r>
+        <w:rPr>
+          <w:lang w:val="ru-RU"/>
+        </w:rPr>
+        <w:t xml:space="preserve"> </w:t>
+      </w:r>
+      <w:proofErr w:type="spellStart"/>
+      <w:r>
+        <w:rPr>
+          <w:lang w:val="ru-RU"/>
+        </w:rPr>
+        <w:t>іншою</w:t>
+      </w:r>
+      <w:proofErr w:type="spellEnd"/>
+      <w:r>
+        <w:rPr>
+          <w:lang w:val="ru-RU"/>
+        </w:rPr>
+        <w:t xml:space="preserve">, </w:t>
+      </w:r>
+      <w:proofErr w:type="spellStart"/>
+      <w:r>
+        <w:rPr>
+          <w:lang w:val="ru-RU"/>
+        </w:rPr>
+        <w:t>більш</w:t>
+      </w:r>
+      <w:proofErr w:type="spellEnd"/>
+      <w:r>
+        <w:rPr>
+          <w:lang w:val="ru-RU"/>
+        </w:rPr>
+        <w:t xml:space="preserve"> камерною </w:t>
+      </w:r>
+      <w:proofErr w:type="spellStart"/>
+      <w:r>
+        <w:rPr>
+          <w:lang w:val="ru-RU"/>
+        </w:rPr>
+        <w:t>естетикою</w:t>
+      </w:r>
+      <w:proofErr w:type="spellEnd"/>
+      <w:r>
+        <w:rPr>
+          <w:lang w:val="ru-RU"/>
+        </w:rPr>
+        <w:t xml:space="preserve">. </w:t>
+      </w:r>
+      <w:proofErr w:type="spellStart"/>
+      <w:r>
+        <w:rPr>
+          <w:lang w:val="ru-RU"/>
+        </w:rPr>
+        <w:t>Справжнє</w:t>
+      </w:r>
+      <w:proofErr w:type="spellEnd"/>
+      <w:r>
+        <w:rPr>
+          <w:lang w:val="ru-RU"/>
+        </w:rPr>
+        <w:t xml:space="preserve"> </w:t>
+      </w:r>
+      <w:proofErr w:type="spellStart"/>
+      <w:r>
+        <w:rPr>
+          <w:lang w:val="ru-RU"/>
+        </w:rPr>
+        <w:t>іспанське</w:t>
+      </w:r>
+      <w:proofErr w:type="spellEnd"/>
+      <w:r>
+        <w:rPr>
+          <w:lang w:val="ru-RU"/>
+        </w:rPr>
+        <w:t xml:space="preserve"> </w:t>
+      </w:r>
+      <w:proofErr w:type="spellStart"/>
+      <w:r>
+        <w:rPr>
+          <w:lang w:val="ru-RU"/>
+        </w:rPr>
+        <w:t>літо</w:t>
+      </w:r>
+      <w:proofErr w:type="spellEnd"/>
+      <w:r>
+        <w:rPr>
+          <w:lang w:val="ru-RU"/>
+        </w:rPr>
+        <w:t xml:space="preserve"> </w:t>
+      </w:r>
+      <w:proofErr w:type="spellStart"/>
+      <w:r>
+        <w:rPr>
+          <w:lang w:val="ru-RU"/>
+        </w:rPr>
+        <w:t>неможливо</w:t>
+      </w:r>
+      <w:proofErr w:type="spellEnd"/>
+      <w:r>
+        <w:rPr>
+          <w:lang w:val="ru-RU"/>
+        </w:rPr>
+        <w:t xml:space="preserve"> </w:t>
+      </w:r>
+      <w:proofErr w:type="spellStart"/>
+      <w:r>
+        <w:rPr>
+          <w:lang w:val="ru-RU"/>
+        </w:rPr>
+        <w:t>уявити</w:t>
+      </w:r>
+      <w:proofErr w:type="spellEnd"/>
+      <w:r>
+        <w:rPr>
+          <w:lang w:val="ru-RU"/>
+        </w:rPr>
+        <w:t xml:space="preserve"> без </w:t>
+      </w:r>
+      <w:proofErr w:type="spellStart"/>
+      <w:r>
+        <w:rPr>
+          <w:lang w:val="ru-RU"/>
+        </w:rPr>
+        <w:t>традиційного</w:t>
+      </w:r>
+      <w:proofErr w:type="spellEnd"/>
+      <w:r>
+        <w:rPr>
+          <w:lang w:val="ru-RU"/>
+        </w:rPr>
+        <w:t xml:space="preserve"> </w:t>
+      </w:r>
+      <w:proofErr w:type="spellStart"/>
+      <w:r>
+        <w:rPr>
+          <w:lang w:val="ru-RU"/>
+        </w:rPr>
+        <w:t>місцевого</w:t>
+      </w:r>
+      <w:proofErr w:type="spellEnd"/>
+      <w:r>
+        <w:rPr>
+          <w:lang w:val="ru-RU"/>
+        </w:rPr>
+        <w:t xml:space="preserve"> ярмарку. </w:t>
+      </w:r>
+      <w:proofErr w:type="spellStart"/>
+      <w:r>
+        <w:rPr>
+          <w:b/>
+          <w:bCs/>
+        </w:rPr>
+        <w:t>Family</w:t>
+      </w:r>
+      <w:proofErr w:type="spellEnd"/>
+      <w:r>
+        <w:rPr>
+          <w:b/>
+          <w:bCs/>
+          <w:lang w:val="ru-RU"/>
+        </w:rPr>
+        <w:t xml:space="preserve"> </w:t>
+      </w:r>
+      <w:r>
+        <w:rPr>
+          <w:b/>
+          <w:bCs/>
+        </w:rPr>
+        <w:t>Park</w:t>
+      </w:r>
+      <w:r>
+        <w:rPr>
+          <w:b/>
+          <w:bCs/>
+          <w:lang w:val="ru-RU"/>
+        </w:rPr>
+        <w:t xml:space="preserve"> у Кальпе</w:t>
+      </w:r>
+      <w:r>
+        <w:rPr>
+          <w:lang w:val="ru-RU"/>
+        </w:rPr>
+        <w:t xml:space="preserve"> — </w:t>
+      </w:r>
+      <w:proofErr w:type="spellStart"/>
+      <w:r>
+        <w:rPr>
+          <w:lang w:val="ru-RU"/>
+        </w:rPr>
+        <w:t>це</w:t>
+      </w:r>
+      <w:proofErr w:type="spellEnd"/>
+      <w:r>
+        <w:rPr>
+          <w:lang w:val="ru-RU"/>
+        </w:rPr>
+        <w:t xml:space="preserve"> портал у </w:t>
+      </w:r>
+      <w:proofErr w:type="spellStart"/>
+      <w:r>
+        <w:rPr>
+          <w:lang w:val="ru-RU"/>
+        </w:rPr>
+        <w:t>ті</w:t>
+      </w:r>
+      <w:proofErr w:type="spellEnd"/>
+      <w:r>
+        <w:rPr>
+          <w:lang w:val="ru-RU"/>
+        </w:rPr>
+        <w:t xml:space="preserve"> </w:t>
+      </w:r>
+      <w:proofErr w:type="spellStart"/>
+      <w:r>
+        <w:rPr>
+          <w:lang w:val="ru-RU"/>
+        </w:rPr>
+        <w:t>теплі</w:t>
+      </w:r>
+      <w:proofErr w:type="spellEnd"/>
+      <w:r>
+        <w:rPr>
+          <w:lang w:val="ru-RU"/>
+        </w:rPr>
+        <w:t xml:space="preserve"> та </w:t>
+      </w:r>
+      <w:proofErr w:type="spellStart"/>
+      <w:r>
+        <w:rPr>
+          <w:lang w:val="ru-RU"/>
+        </w:rPr>
+        <w:t>безтурботні</w:t>
+      </w:r>
+      <w:proofErr w:type="spellEnd"/>
+      <w:r>
+        <w:rPr>
+          <w:lang w:val="ru-RU"/>
+        </w:rPr>
+        <w:t xml:space="preserve"> </w:t>
+      </w:r>
+      <w:proofErr w:type="spellStart"/>
+      <w:r>
+        <w:rPr>
+          <w:lang w:val="ru-RU"/>
+        </w:rPr>
+        <w:t>вечори</w:t>
+      </w:r>
+      <w:proofErr w:type="spellEnd"/>
+      <w:r>
+        <w:rPr>
+          <w:lang w:val="ru-RU"/>
+        </w:rPr>
+        <w:t xml:space="preserve"> з </w:t>
+      </w:r>
+      <w:proofErr w:type="spellStart"/>
+      <w:r>
+        <w:rPr>
+          <w:lang w:val="ru-RU"/>
+        </w:rPr>
+        <w:t>вашого</w:t>
+      </w:r>
+      <w:proofErr w:type="spellEnd"/>
+      <w:r>
+        <w:rPr>
+          <w:lang w:val="ru-RU"/>
+        </w:rPr>
+        <w:t xml:space="preserve"> </w:t>
+      </w:r>
+      <w:proofErr w:type="spellStart"/>
+      <w:r>
+        <w:rPr>
+          <w:lang w:val="ru-RU"/>
+        </w:rPr>
+        <w:t>власного</w:t>
+      </w:r>
+      <w:proofErr w:type="spellEnd"/>
+      <w:r>
+        <w:rPr>
+          <w:lang w:val="ru-RU"/>
+        </w:rPr>
+        <w:t xml:space="preserve"> </w:t>
+      </w:r>
+      <w:proofErr w:type="spellStart"/>
+      <w:r>
+        <w:rPr>
+          <w:lang w:val="ru-RU"/>
+        </w:rPr>
+        <w:t>дитинства</w:t>
+      </w:r>
+      <w:proofErr w:type="spellEnd"/>
+      <w:r>
+        <w:rPr>
+          <w:lang w:val="ru-RU"/>
+        </w:rPr>
+        <w:t xml:space="preserve">, з ароматом </w:t>
+      </w:r>
+      <w:proofErr w:type="spellStart"/>
+      <w:r>
+        <w:rPr>
+          <w:lang w:val="ru-RU"/>
+        </w:rPr>
+        <w:t>цукрової</w:t>
+      </w:r>
+      <w:proofErr w:type="spellEnd"/>
+      <w:r>
+        <w:rPr>
+          <w:lang w:val="ru-RU"/>
+        </w:rPr>
+        <w:t xml:space="preserve"> </w:t>
+      </w:r>
+      <w:proofErr w:type="spellStart"/>
+      <w:r>
+        <w:rPr>
+          <w:lang w:val="ru-RU"/>
+        </w:rPr>
+        <w:t>вати</w:t>
+      </w:r>
+      <w:proofErr w:type="spellEnd"/>
+      <w:r>
+        <w:rPr>
+          <w:lang w:val="ru-RU"/>
+        </w:rPr>
+        <w:t xml:space="preserve">, </w:t>
+      </w:r>
+      <w:proofErr w:type="spellStart"/>
+      <w:r>
+        <w:rPr>
+          <w:lang w:val="ru-RU"/>
+        </w:rPr>
+        <w:t>гарячої</w:t>
+      </w:r>
+      <w:proofErr w:type="spellEnd"/>
+      <w:r>
+        <w:rPr>
+          <w:lang w:val="ru-RU"/>
+        </w:rPr>
+        <w:t xml:space="preserve"> </w:t>
+      </w:r>
+      <w:proofErr w:type="spellStart"/>
+      <w:r>
+        <w:rPr>
+          <w:lang w:val="ru-RU"/>
+        </w:rPr>
+        <w:t>карамелі</w:t>
+      </w:r>
+      <w:proofErr w:type="spellEnd"/>
+      <w:r>
+        <w:rPr>
+          <w:lang w:val="ru-RU"/>
+        </w:rPr>
+        <w:t xml:space="preserve"> та </w:t>
+      </w:r>
+      <w:proofErr w:type="spellStart"/>
+      <w:r>
+        <w:rPr>
+          <w:lang w:val="ru-RU"/>
+        </w:rPr>
+        <w:t>солоного</w:t>
+      </w:r>
+      <w:proofErr w:type="spellEnd"/>
+      <w:r>
+        <w:rPr>
+          <w:lang w:val="ru-RU"/>
+        </w:rPr>
+        <w:t xml:space="preserve"> </w:t>
+      </w:r>
+      <w:proofErr w:type="spellStart"/>
+      <w:r>
+        <w:rPr>
+          <w:lang w:val="ru-RU"/>
+        </w:rPr>
+        <w:t>морського</w:t>
+      </w:r>
+      <w:proofErr w:type="spellEnd"/>
+      <w:r>
+        <w:rPr>
+          <w:lang w:val="ru-RU"/>
+        </w:rPr>
+        <w:t xml:space="preserve"> бризу.</w:t>
+      </w:r>
+    </w:p>
+    <w:p>
+      <w:pPr>
+        <w:rPr>
+          <w:lang w:val="ru-RU"/>
+        </w:rPr>
+      </w:pPr>
+      <w:r>
+        <w:rPr>
+          <w:b/>
+          <w:bCs/>
+          <w:lang w:val="ru-RU"/>
+        </w:rPr>
+        <w:t xml:space="preserve">Оазис </w:t>
+      </w:r>
+      <w:proofErr w:type="spellStart"/>
+      <w:r>
+        <w:rPr>
+          <w:b/>
+          <w:bCs/>
+          <w:lang w:val="ru-RU"/>
+        </w:rPr>
+        <w:t>біля</w:t>
+      </w:r>
+      <w:proofErr w:type="spellEnd"/>
+      <w:r>
+        <w:rPr>
+          <w:b/>
+          <w:bCs/>
+          <w:lang w:val="ru-RU"/>
+        </w:rPr>
+        <w:t xml:space="preserve"> </w:t>
+      </w:r>
+      <w:proofErr w:type="spellStart"/>
+      <w:r>
+        <w:rPr>
+          <w:b/>
+          <w:bCs/>
+          <w:lang w:val="ru-RU"/>
+        </w:rPr>
+        <w:t>Рожевого</w:t>
+      </w:r>
+      <w:proofErr w:type="spellEnd"/>
+      <w:r>
+        <w:rPr>
+          <w:b/>
+          <w:bCs/>
+          <w:lang w:val="ru-RU"/>
+        </w:rPr>
+        <w:t xml:space="preserve"> озера</w:t>
+      </w:r>
+      <w:r>
+        <w:rPr>
+          <w:lang w:val="ru-RU"/>
+        </w:rPr>
+        <w:t xml:space="preserve"> Парк </w:t>
+      </w:r>
+      <w:proofErr w:type="spellStart"/>
+      <w:r>
+        <w:rPr>
+          <w:lang w:val="ru-RU"/>
+        </w:rPr>
+        <w:t>має</w:t>
+      </w:r>
+      <w:proofErr w:type="spellEnd"/>
+      <w:r>
+        <w:rPr>
+          <w:lang w:val="ru-RU"/>
+        </w:rPr>
+        <w:t xml:space="preserve"> </w:t>
+      </w:r>
+      <w:proofErr w:type="spellStart"/>
+      <w:r>
+        <w:rPr>
+          <w:lang w:val="ru-RU"/>
+        </w:rPr>
+        <w:t>феноменальне</w:t>
+      </w:r>
+      <w:proofErr w:type="spellEnd"/>
+      <w:r>
+        <w:rPr>
+          <w:lang w:val="ru-RU"/>
+        </w:rPr>
+        <w:t xml:space="preserve"> </w:t>
+      </w:r>
+      <w:proofErr w:type="spellStart"/>
+      <w:r>
+        <w:rPr>
+          <w:lang w:val="ru-RU"/>
+        </w:rPr>
+        <w:t>розташування</w:t>
+      </w:r>
+      <w:proofErr w:type="spellEnd"/>
+      <w:r>
+        <w:rPr>
+          <w:lang w:val="ru-RU"/>
+        </w:rPr>
+        <w:t xml:space="preserve">: прямо </w:t>
+      </w:r>
+      <w:proofErr w:type="spellStart"/>
+      <w:r>
+        <w:rPr>
+          <w:lang w:val="ru-RU"/>
+        </w:rPr>
+        <w:t>біля</w:t>
+      </w:r>
+      <w:proofErr w:type="spellEnd"/>
+      <w:r>
+        <w:rPr>
+          <w:lang w:val="ru-RU"/>
+        </w:rPr>
+        <w:t xml:space="preserve"> знаменитого </w:t>
+      </w:r>
+      <w:proofErr w:type="spellStart"/>
+      <w:r>
+        <w:rPr>
+          <w:lang w:val="ru-RU"/>
+        </w:rPr>
+        <w:t>солоного</w:t>
+      </w:r>
+      <w:proofErr w:type="spellEnd"/>
+      <w:r>
+        <w:rPr>
+          <w:lang w:val="ru-RU"/>
+        </w:rPr>
+        <w:t xml:space="preserve"> озера </w:t>
+      </w:r>
+      <w:r>
+        <w:rPr>
+          <w:b/>
+          <w:bCs/>
+        </w:rPr>
+        <w:t>Las</w:t>
+      </w:r>
+      <w:r>
+        <w:rPr>
+          <w:b/>
+          <w:bCs/>
+          <w:lang w:val="ru-RU"/>
+        </w:rPr>
+        <w:t xml:space="preserve"> </w:t>
+      </w:r>
+      <w:r>
+        <w:rPr>
+          <w:b/>
+          <w:bCs/>
+        </w:rPr>
+        <w:t>Salinas</w:t>
+      </w:r>
+      <w:r>
+        <w:rPr>
+          <w:lang w:val="ru-RU"/>
+        </w:rPr>
+        <w:t xml:space="preserve">. </w:t>
+      </w:r>
+      <w:proofErr w:type="spellStart"/>
+      <w:r>
+        <w:rPr>
+          <w:lang w:val="ru-RU"/>
+        </w:rPr>
+        <w:t>Ідеальний</w:t>
+      </w:r>
+      <w:proofErr w:type="spellEnd"/>
+      <w:r>
+        <w:rPr>
+          <w:lang w:val="ru-RU"/>
+        </w:rPr>
+        <w:t xml:space="preserve"> </w:t>
+      </w:r>
+      <w:proofErr w:type="spellStart"/>
+      <w:r>
+        <w:rPr>
+          <w:lang w:val="ru-RU"/>
+        </w:rPr>
+        <w:t>сценарій</w:t>
+      </w:r>
+      <w:proofErr w:type="spellEnd"/>
+      <w:r>
+        <w:rPr>
+          <w:lang w:val="ru-RU"/>
+        </w:rPr>
+        <w:t xml:space="preserve"> </w:t>
+      </w:r>
+      <w:proofErr w:type="spellStart"/>
+      <w:r>
+        <w:rPr>
+          <w:lang w:val="ru-RU"/>
+        </w:rPr>
+        <w:t>сімейного</w:t>
+      </w:r>
+      <w:proofErr w:type="spellEnd"/>
+      <w:r>
+        <w:rPr>
+          <w:lang w:val="ru-RU"/>
+        </w:rPr>
+        <w:t xml:space="preserve"> </w:t>
+      </w:r>
+      <w:proofErr w:type="spellStart"/>
+      <w:r>
+        <w:rPr>
+          <w:lang w:val="ru-RU"/>
+        </w:rPr>
+        <w:t>вечора</w:t>
+      </w:r>
+      <w:proofErr w:type="spellEnd"/>
+      <w:r>
+        <w:rPr>
+          <w:lang w:val="ru-RU"/>
+        </w:rPr>
+        <w:t xml:space="preserve"> </w:t>
+      </w:r>
+      <w:proofErr w:type="spellStart"/>
+      <w:r>
+        <w:rPr>
+          <w:lang w:val="ru-RU"/>
+        </w:rPr>
+        <w:t>виглядає</w:t>
+      </w:r>
+      <w:proofErr w:type="spellEnd"/>
+      <w:r>
+        <w:rPr>
+          <w:lang w:val="ru-RU"/>
+        </w:rPr>
+        <w:t xml:space="preserve"> так: на </w:t>
+      </w:r>
+      <w:proofErr w:type="spellStart"/>
+      <w:r>
+        <w:rPr>
+          <w:lang w:val="ru-RU"/>
+        </w:rPr>
+        <w:t>заході</w:t>
+      </w:r>
+      <w:proofErr w:type="spellEnd"/>
+      <w:r>
+        <w:rPr>
+          <w:lang w:val="ru-RU"/>
+        </w:rPr>
+        <w:t xml:space="preserve"> </w:t>
+      </w:r>
+      <w:proofErr w:type="spellStart"/>
+      <w:r>
+        <w:rPr>
+          <w:lang w:val="ru-RU"/>
+        </w:rPr>
+        <w:t>сонця</w:t>
+      </w:r>
+      <w:proofErr w:type="spellEnd"/>
+      <w:r>
+        <w:rPr>
+          <w:lang w:val="ru-RU"/>
+        </w:rPr>
+        <w:t xml:space="preserve"> </w:t>
+      </w:r>
+      <w:proofErr w:type="spellStart"/>
+      <w:r>
+        <w:rPr>
+          <w:lang w:val="ru-RU"/>
+        </w:rPr>
+        <w:t>ви</w:t>
+      </w:r>
+      <w:proofErr w:type="spellEnd"/>
+      <w:r>
+        <w:rPr>
+          <w:lang w:val="ru-RU"/>
+        </w:rPr>
+        <w:t xml:space="preserve"> </w:t>
+      </w:r>
+      <w:proofErr w:type="spellStart"/>
+      <w:r>
+        <w:rPr>
+          <w:lang w:val="ru-RU"/>
+        </w:rPr>
+        <w:t>неспішно</w:t>
+      </w:r>
+      <w:proofErr w:type="spellEnd"/>
+      <w:r>
+        <w:rPr>
+          <w:lang w:val="ru-RU"/>
+        </w:rPr>
+        <w:t xml:space="preserve"> </w:t>
+      </w:r>
+      <w:proofErr w:type="spellStart"/>
+      <w:r>
+        <w:rPr>
+          <w:lang w:val="ru-RU"/>
+        </w:rPr>
+        <w:t>гуляєте</w:t>
+      </w:r>
+      <w:proofErr w:type="spellEnd"/>
+      <w:r>
+        <w:rPr>
+          <w:lang w:val="ru-RU"/>
+        </w:rPr>
+        <w:t xml:space="preserve"> </w:t>
+      </w:r>
+      <w:proofErr w:type="spellStart"/>
+      <w:r>
+        <w:rPr>
+          <w:lang w:val="ru-RU"/>
+        </w:rPr>
+        <w:t>вздовж</w:t>
+      </w:r>
+      <w:proofErr w:type="spellEnd"/>
+      <w:r>
+        <w:rPr>
+          <w:lang w:val="ru-RU"/>
+        </w:rPr>
+        <w:t xml:space="preserve"> озера, </w:t>
+      </w:r>
+      <w:proofErr w:type="spellStart"/>
+      <w:r>
+        <w:rPr>
+          <w:lang w:val="ru-RU"/>
+        </w:rPr>
+        <w:t>спостерігаючи</w:t>
+      </w:r>
+      <w:proofErr w:type="spellEnd"/>
+      <w:r>
+        <w:rPr>
+          <w:lang w:val="ru-RU"/>
+        </w:rPr>
+        <w:t xml:space="preserve">, як </w:t>
+      </w:r>
+      <w:proofErr w:type="spellStart"/>
+      <w:r>
+        <w:rPr>
+          <w:lang w:val="ru-RU"/>
+        </w:rPr>
+        <w:t>рожеві</w:t>
+      </w:r>
+      <w:proofErr w:type="spellEnd"/>
+      <w:r>
+        <w:rPr>
+          <w:lang w:val="ru-RU"/>
+        </w:rPr>
+        <w:t xml:space="preserve"> </w:t>
+      </w:r>
+      <w:proofErr w:type="spellStart"/>
+      <w:r>
+        <w:rPr>
+          <w:lang w:val="ru-RU"/>
+        </w:rPr>
+        <w:t>фламінго</w:t>
+      </w:r>
+      <w:proofErr w:type="spellEnd"/>
+      <w:r>
+        <w:rPr>
+          <w:lang w:val="ru-RU"/>
+        </w:rPr>
+        <w:t xml:space="preserve"> </w:t>
+      </w:r>
+      <w:proofErr w:type="spellStart"/>
+      <w:r>
+        <w:rPr>
+          <w:lang w:val="ru-RU"/>
+        </w:rPr>
+        <w:t>готуються</w:t>
+      </w:r>
+      <w:proofErr w:type="spellEnd"/>
+      <w:r>
+        <w:rPr>
+          <w:lang w:val="ru-RU"/>
+        </w:rPr>
+        <w:t xml:space="preserve"> до сну. А </w:t>
+      </w:r>
+      <w:proofErr w:type="spellStart"/>
+      <w:r>
+        <w:rPr>
+          <w:lang w:val="ru-RU"/>
+        </w:rPr>
+        <w:t>потім</w:t>
+      </w:r>
+      <w:proofErr w:type="spellEnd"/>
+      <w:r>
+        <w:rPr>
+          <w:lang w:val="ru-RU"/>
+        </w:rPr>
+        <w:t xml:space="preserve">, коли </w:t>
+      </w:r>
+      <w:proofErr w:type="spellStart"/>
+      <w:r>
+        <w:rPr>
+          <w:lang w:val="ru-RU"/>
+        </w:rPr>
+        <w:t>сутінки</w:t>
+      </w:r>
+      <w:proofErr w:type="spellEnd"/>
+      <w:r>
+        <w:rPr>
+          <w:lang w:val="ru-RU"/>
+        </w:rPr>
+        <w:t xml:space="preserve"> </w:t>
+      </w:r>
+      <w:proofErr w:type="spellStart"/>
+      <w:r>
+        <w:rPr>
+          <w:lang w:val="ru-RU"/>
+        </w:rPr>
+        <w:t>огортають</w:t>
+      </w:r>
+      <w:proofErr w:type="spellEnd"/>
+      <w:r>
+        <w:rPr>
+          <w:lang w:val="ru-RU"/>
+        </w:rPr>
+        <w:t xml:space="preserve"> </w:t>
+      </w:r>
+      <w:proofErr w:type="spellStart"/>
+      <w:r>
+        <w:rPr>
+          <w:lang w:val="ru-RU"/>
+        </w:rPr>
+        <w:t>місто</w:t>
+      </w:r>
+      <w:proofErr w:type="spellEnd"/>
+      <w:r>
+        <w:rPr>
+          <w:lang w:val="ru-RU"/>
+        </w:rPr>
+        <w:t xml:space="preserve">, </w:t>
+      </w:r>
+      <w:proofErr w:type="spellStart"/>
+      <w:r>
+        <w:rPr>
+          <w:lang w:val="ru-RU"/>
+        </w:rPr>
+        <w:t>ви</w:t>
+      </w:r>
+      <w:proofErr w:type="spellEnd"/>
+      <w:r>
+        <w:rPr>
+          <w:lang w:val="ru-RU"/>
+        </w:rPr>
+        <w:t xml:space="preserve"> </w:t>
+      </w:r>
+      <w:proofErr w:type="spellStart"/>
+      <w:r>
+        <w:rPr>
+          <w:lang w:val="ru-RU"/>
+        </w:rPr>
+        <w:t>занурюєтесь</w:t>
+      </w:r>
+      <w:proofErr w:type="spellEnd"/>
+      <w:r>
+        <w:rPr>
+          <w:lang w:val="ru-RU"/>
+        </w:rPr>
+        <w:t xml:space="preserve"> у море </w:t>
+      </w:r>
+      <w:proofErr w:type="spellStart"/>
+      <w:r>
+        <w:rPr>
+          <w:lang w:val="ru-RU"/>
+        </w:rPr>
+        <w:t>яскравих</w:t>
+      </w:r>
+      <w:proofErr w:type="spellEnd"/>
+      <w:r>
+        <w:rPr>
+          <w:lang w:val="ru-RU"/>
+        </w:rPr>
+        <w:t xml:space="preserve"> </w:t>
+      </w:r>
+      <w:proofErr w:type="spellStart"/>
+      <w:r>
+        <w:rPr>
+          <w:lang w:val="ru-RU"/>
+        </w:rPr>
+        <w:t>вогнів</w:t>
+      </w:r>
+      <w:proofErr w:type="spellEnd"/>
+      <w:r>
+        <w:rPr>
+          <w:lang w:val="ru-RU"/>
+        </w:rPr>
+        <w:t xml:space="preserve">, </w:t>
+      </w:r>
+      <w:proofErr w:type="spellStart"/>
+      <w:r>
+        <w:rPr>
+          <w:lang w:val="ru-RU"/>
+        </w:rPr>
+        <w:t>музики</w:t>
+      </w:r>
+      <w:proofErr w:type="spellEnd"/>
+      <w:r>
+        <w:rPr>
+          <w:lang w:val="ru-RU"/>
+        </w:rPr>
+        <w:t xml:space="preserve"> та </w:t>
+      </w:r>
+      <w:proofErr w:type="spellStart"/>
+      <w:r>
+        <w:rPr>
+          <w:lang w:val="ru-RU"/>
+        </w:rPr>
+        <w:t>сміху</w:t>
+      </w:r>
+      <w:proofErr w:type="spellEnd"/>
+      <w:r>
+        <w:rPr>
+          <w:lang w:val="ru-RU"/>
+        </w:rPr>
+        <w:t xml:space="preserve"> в парку </w:t>
+      </w:r>
+      <w:proofErr w:type="spellStart"/>
+      <w:r>
+        <w:rPr>
+          <w:lang w:val="ru-RU"/>
+        </w:rPr>
+        <w:t>атракціонів</w:t>
+      </w:r>
+      <w:proofErr w:type="spellEnd"/>
+      <w:r>
+        <w:rPr>
+          <w:lang w:val="ru-RU"/>
+        </w:rPr>
+        <w:t>.</w:t>
+      </w:r>
+    </w:p>
+    <w:p>
+      <w:pPr>
+        <w:rPr>
+          <w:lang w:val="ru-RU"/>
+        </w:rPr>
+      </w:pPr>
+      <w:r>
+        <w:rPr>
+          <w:b/>
+          <w:bCs/>
+          <w:lang w:val="ru-RU"/>
+        </w:rPr>
+        <w:t xml:space="preserve">Дитячий захват у чистому </w:t>
+      </w:r>
+      <w:proofErr w:type="spellStart"/>
+      <w:r>
+        <w:rPr>
+          <w:b/>
+          <w:bCs/>
+          <w:lang w:val="ru-RU"/>
+        </w:rPr>
+        <w:t>вигляді</w:t>
+      </w:r>
+      <w:proofErr w:type="spellEnd"/>
+      <w:r>
+        <w:rPr>
+          <w:lang w:val="ru-RU"/>
+        </w:rPr>
+        <w:t xml:space="preserve"> </w:t>
+      </w:r>
+      <w:proofErr w:type="spellStart"/>
+      <w:r>
+        <w:rPr>
+          <w:lang w:val="ru-RU"/>
+        </w:rPr>
+        <w:t>Цей</w:t>
+      </w:r>
+      <w:proofErr w:type="spellEnd"/>
+      <w:r>
+        <w:rPr>
+          <w:lang w:val="ru-RU"/>
+        </w:rPr>
+        <w:t xml:space="preserve"> парк — </w:t>
+      </w:r>
+      <w:proofErr w:type="spellStart"/>
+      <w:r>
+        <w:rPr>
+          <w:lang w:val="ru-RU"/>
+        </w:rPr>
+        <w:t>абсолютний</w:t>
+      </w:r>
+      <w:proofErr w:type="spellEnd"/>
+      <w:r>
+        <w:rPr>
+          <w:lang w:val="ru-RU"/>
+        </w:rPr>
+        <w:t xml:space="preserve"> рай для </w:t>
+      </w:r>
+      <w:proofErr w:type="spellStart"/>
+      <w:r>
+        <w:rPr>
+          <w:lang w:val="ru-RU"/>
+        </w:rPr>
+        <w:t>дітей</w:t>
+      </w:r>
+      <w:proofErr w:type="spellEnd"/>
+      <w:r>
+        <w:rPr>
+          <w:lang w:val="ru-RU"/>
+        </w:rPr>
+        <w:t xml:space="preserve"> до 12 </w:t>
+      </w:r>
+      <w:proofErr w:type="spellStart"/>
+      <w:r>
+        <w:rPr>
+          <w:lang w:val="ru-RU"/>
+        </w:rPr>
+        <w:t>років</w:t>
+      </w:r>
+      <w:proofErr w:type="spellEnd"/>
+      <w:r>
+        <w:rPr>
+          <w:lang w:val="ru-RU"/>
+        </w:rPr>
+        <w:t xml:space="preserve">. Тут </w:t>
+      </w:r>
+      <w:proofErr w:type="spellStart"/>
+      <w:r>
+        <w:rPr>
+          <w:lang w:val="ru-RU"/>
+        </w:rPr>
+        <w:t>зібрано</w:t>
+      </w:r>
+      <w:proofErr w:type="spellEnd"/>
+      <w:r>
+        <w:rPr>
+          <w:lang w:val="ru-RU"/>
+        </w:rPr>
+        <w:t xml:space="preserve"> золоту </w:t>
+      </w:r>
+      <w:proofErr w:type="spellStart"/>
+      <w:r>
+        <w:rPr>
+          <w:lang w:val="ru-RU"/>
+        </w:rPr>
+        <w:t>класику</w:t>
+      </w:r>
+      <w:proofErr w:type="spellEnd"/>
+      <w:r>
+        <w:rPr>
+          <w:lang w:val="ru-RU"/>
+        </w:rPr>
+        <w:t xml:space="preserve">: </w:t>
+      </w:r>
+      <w:proofErr w:type="spellStart"/>
+      <w:r>
+        <w:rPr>
+          <w:lang w:val="ru-RU"/>
+        </w:rPr>
+        <w:t>від</w:t>
+      </w:r>
+      <w:proofErr w:type="spellEnd"/>
+      <w:r>
+        <w:rPr>
+          <w:lang w:val="ru-RU"/>
+        </w:rPr>
+        <w:t xml:space="preserve"> </w:t>
+      </w:r>
+      <w:proofErr w:type="spellStart"/>
+      <w:r>
+        <w:rPr>
+          <w:lang w:val="ru-RU"/>
+        </w:rPr>
+        <w:t>веселої</w:t>
+      </w:r>
+      <w:proofErr w:type="spellEnd"/>
+      <w:r>
+        <w:rPr>
+          <w:lang w:val="ru-RU"/>
+        </w:rPr>
+        <w:t xml:space="preserve"> </w:t>
+      </w:r>
+      <w:proofErr w:type="spellStart"/>
+      <w:r>
+        <w:rPr>
+          <w:lang w:val="ru-RU"/>
+        </w:rPr>
+        <w:t>американської</w:t>
+      </w:r>
+      <w:proofErr w:type="spellEnd"/>
+      <w:r>
+        <w:rPr>
+          <w:lang w:val="ru-RU"/>
+        </w:rPr>
+        <w:t xml:space="preserve"> </w:t>
+      </w:r>
+      <w:proofErr w:type="spellStart"/>
+      <w:r>
+        <w:rPr>
+          <w:lang w:val="ru-RU"/>
+        </w:rPr>
+        <w:t>гірки</w:t>
+      </w:r>
+      <w:proofErr w:type="spellEnd"/>
+      <w:r>
+        <w:rPr>
+          <w:lang w:val="ru-RU"/>
+        </w:rPr>
+        <w:t xml:space="preserve"> у </w:t>
+      </w:r>
+      <w:proofErr w:type="spellStart"/>
+      <w:r>
+        <w:rPr>
+          <w:lang w:val="ru-RU"/>
+        </w:rPr>
+        <w:t>формі</w:t>
+      </w:r>
+      <w:proofErr w:type="spellEnd"/>
+      <w:r>
+        <w:rPr>
+          <w:lang w:val="ru-RU"/>
+        </w:rPr>
+        <w:t xml:space="preserve"> </w:t>
+      </w:r>
+      <w:proofErr w:type="spellStart"/>
+      <w:r>
+        <w:rPr>
+          <w:lang w:val="ru-RU"/>
+        </w:rPr>
+        <w:t>гусениці</w:t>
+      </w:r>
+      <w:proofErr w:type="spellEnd"/>
+      <w:r>
+        <w:rPr>
+          <w:lang w:val="ru-RU"/>
+        </w:rPr>
+        <w:t xml:space="preserve"> </w:t>
+      </w:r>
+      <w:proofErr w:type="spellStart"/>
+      <w:r>
+        <w:rPr>
+          <w:b/>
+          <w:bCs/>
+        </w:rPr>
+        <w:t>Brocomela</w:t>
+      </w:r>
+      <w:proofErr w:type="spellEnd"/>
+      <w:r>
+        <w:rPr>
+          <w:lang w:val="ru-RU"/>
+        </w:rPr>
+        <w:t xml:space="preserve"> та </w:t>
+      </w:r>
+      <w:proofErr w:type="spellStart"/>
+      <w:r>
+        <w:rPr>
+          <w:lang w:val="ru-RU"/>
+        </w:rPr>
+        <w:t>піратського</w:t>
+      </w:r>
+      <w:proofErr w:type="spellEnd"/>
+      <w:r>
+        <w:rPr>
+          <w:lang w:val="ru-RU"/>
+        </w:rPr>
+        <w:t xml:space="preserve"> корабля до </w:t>
+      </w:r>
+      <w:proofErr w:type="spellStart"/>
+      <w:r>
+        <w:rPr>
+          <w:lang w:val="ru-RU"/>
+        </w:rPr>
+        <w:t>батутів</w:t>
+      </w:r>
+      <w:proofErr w:type="spellEnd"/>
+      <w:r>
+        <w:rPr>
+          <w:lang w:val="ru-RU"/>
+        </w:rPr>
+        <w:t xml:space="preserve"> і </w:t>
+      </w:r>
+      <w:proofErr w:type="spellStart"/>
+      <w:r>
+        <w:rPr>
+          <w:lang w:val="ru-RU"/>
+        </w:rPr>
+        <w:t>традиційних</w:t>
+      </w:r>
+      <w:proofErr w:type="spellEnd"/>
+      <w:r>
+        <w:rPr>
+          <w:lang w:val="ru-RU"/>
+        </w:rPr>
+        <w:t xml:space="preserve"> машинок. </w:t>
+      </w:r>
+      <w:proofErr w:type="spellStart"/>
+      <w:r>
+        <w:rPr>
+          <w:lang w:val="ru-RU"/>
+        </w:rPr>
+        <w:t>Простір</w:t>
+      </w:r>
+      <w:proofErr w:type="spellEnd"/>
+      <w:r>
+        <w:rPr>
+          <w:lang w:val="ru-RU"/>
+        </w:rPr>
+        <w:t xml:space="preserve"> </w:t>
+      </w:r>
+      <w:proofErr w:type="spellStart"/>
+      <w:r>
+        <w:rPr>
+          <w:lang w:val="ru-RU"/>
+        </w:rPr>
+        <w:t>дуже</w:t>
+      </w:r>
+      <w:proofErr w:type="spellEnd"/>
+      <w:r>
+        <w:rPr>
+          <w:lang w:val="ru-RU"/>
+        </w:rPr>
+        <w:t xml:space="preserve"> </w:t>
+      </w:r>
+      <w:proofErr w:type="spellStart"/>
+      <w:r>
+        <w:rPr>
+          <w:lang w:val="ru-RU"/>
+        </w:rPr>
+        <w:t>компактний</w:t>
+      </w:r>
+      <w:proofErr w:type="spellEnd"/>
+      <w:r>
+        <w:rPr>
+          <w:lang w:val="ru-RU"/>
+        </w:rPr>
+        <w:t xml:space="preserve">, </w:t>
+      </w:r>
+      <w:proofErr w:type="spellStart"/>
+      <w:r>
+        <w:rPr>
+          <w:lang w:val="ru-RU"/>
+        </w:rPr>
+        <w:t>зрозумілий</w:t>
+      </w:r>
+      <w:proofErr w:type="spellEnd"/>
+      <w:r>
+        <w:rPr>
+          <w:lang w:val="ru-RU"/>
+        </w:rPr>
+        <w:t xml:space="preserve"> і </w:t>
+      </w:r>
+      <w:proofErr w:type="spellStart"/>
+      <w:r>
+        <w:rPr>
+          <w:lang w:val="ru-RU"/>
+        </w:rPr>
+        <w:t>безпечний</w:t>
+      </w:r>
+      <w:proofErr w:type="spellEnd"/>
+      <w:r>
+        <w:rPr>
+          <w:lang w:val="ru-RU"/>
+        </w:rPr>
+        <w:t xml:space="preserve">. </w:t>
+      </w:r>
+      <w:proofErr w:type="spellStart"/>
+      <w:r>
+        <w:rPr>
+          <w:lang w:val="ru-RU"/>
+        </w:rPr>
+        <w:t>Діти</w:t>
+      </w:r>
+      <w:proofErr w:type="spellEnd"/>
+      <w:r>
+        <w:rPr>
+          <w:lang w:val="ru-RU"/>
+        </w:rPr>
+        <w:t xml:space="preserve"> </w:t>
+      </w:r>
+      <w:proofErr w:type="spellStart"/>
+      <w:r>
+        <w:rPr>
+          <w:lang w:val="ru-RU"/>
+        </w:rPr>
+        <w:t>можуть</w:t>
+      </w:r>
+      <w:proofErr w:type="spellEnd"/>
+      <w:r>
+        <w:rPr>
+          <w:lang w:val="ru-RU"/>
+        </w:rPr>
+        <w:t xml:space="preserve"> </w:t>
+      </w:r>
+      <w:proofErr w:type="spellStart"/>
+      <w:r>
+        <w:rPr>
+          <w:lang w:val="ru-RU"/>
+        </w:rPr>
+        <w:t>вільно</w:t>
+      </w:r>
+      <w:proofErr w:type="spellEnd"/>
+      <w:r>
+        <w:rPr>
+          <w:lang w:val="ru-RU"/>
+        </w:rPr>
+        <w:t xml:space="preserve"> </w:t>
+      </w:r>
+      <w:proofErr w:type="spellStart"/>
+      <w:r>
+        <w:rPr>
+          <w:lang w:val="ru-RU"/>
+        </w:rPr>
+        <w:t>бігати</w:t>
+      </w:r>
+      <w:proofErr w:type="spellEnd"/>
+      <w:r>
+        <w:rPr>
+          <w:lang w:val="ru-RU"/>
+        </w:rPr>
+        <w:t xml:space="preserve"> </w:t>
+      </w:r>
+      <w:proofErr w:type="spellStart"/>
+      <w:r>
+        <w:rPr>
+          <w:lang w:val="ru-RU"/>
+        </w:rPr>
+        <w:t>від</w:t>
+      </w:r>
+      <w:proofErr w:type="spellEnd"/>
+      <w:r>
+        <w:rPr>
+          <w:lang w:val="ru-RU"/>
+        </w:rPr>
+        <w:t xml:space="preserve"> одного </w:t>
+      </w:r>
+      <w:proofErr w:type="spellStart"/>
+      <w:r>
+        <w:rPr>
+          <w:lang w:val="ru-RU"/>
+        </w:rPr>
+        <w:t>атракціону</w:t>
+      </w:r>
+      <w:proofErr w:type="spellEnd"/>
+      <w:r>
+        <w:rPr>
+          <w:lang w:val="ru-RU"/>
+        </w:rPr>
+        <w:t xml:space="preserve"> до </w:t>
+      </w:r>
+      <w:proofErr w:type="spellStart"/>
+      <w:r>
+        <w:rPr>
+          <w:lang w:val="ru-RU"/>
+        </w:rPr>
+        <w:t>іншого</w:t>
+      </w:r>
+      <w:proofErr w:type="spellEnd"/>
+      <w:r>
+        <w:rPr>
+          <w:lang w:val="ru-RU"/>
+        </w:rPr>
+        <w:t xml:space="preserve">, а вам не </w:t>
+      </w:r>
+      <w:proofErr w:type="spellStart"/>
+      <w:r>
+        <w:rPr>
+          <w:lang w:val="ru-RU"/>
+        </w:rPr>
+        <w:t>доведеться</w:t>
+      </w:r>
+      <w:proofErr w:type="spellEnd"/>
+      <w:r>
+        <w:rPr>
+          <w:lang w:val="ru-RU"/>
+        </w:rPr>
+        <w:t xml:space="preserve"> </w:t>
+      </w:r>
+      <w:proofErr w:type="spellStart"/>
+      <w:r>
+        <w:rPr>
+          <w:lang w:val="ru-RU"/>
+        </w:rPr>
+        <w:t>хвилюватися</w:t>
+      </w:r>
+      <w:proofErr w:type="spellEnd"/>
+      <w:r>
+        <w:rPr>
+          <w:lang w:val="ru-RU"/>
+        </w:rPr>
+        <w:t xml:space="preserve">, </w:t>
+      </w:r>
+      <w:proofErr w:type="spellStart"/>
+      <w:r>
+        <w:rPr>
+          <w:lang w:val="ru-RU"/>
+        </w:rPr>
+        <w:t>що</w:t>
+      </w:r>
+      <w:proofErr w:type="spellEnd"/>
+      <w:r>
+        <w:rPr>
+          <w:lang w:val="ru-RU"/>
+        </w:rPr>
+        <w:t xml:space="preserve"> вони </w:t>
+      </w:r>
+      <w:proofErr w:type="spellStart"/>
+      <w:r>
+        <w:rPr>
+          <w:lang w:val="ru-RU"/>
+        </w:rPr>
+        <w:t>загубляться</w:t>
+      </w:r>
+      <w:proofErr w:type="spellEnd"/>
+      <w:r>
+        <w:rPr>
+          <w:lang w:val="ru-RU"/>
+        </w:rPr>
+        <w:t xml:space="preserve"> в </w:t>
+      </w:r>
+      <w:proofErr w:type="spellStart"/>
+      <w:r>
+        <w:rPr>
+          <w:lang w:val="ru-RU"/>
+        </w:rPr>
+        <w:t>натовпі</w:t>
+      </w:r>
+      <w:proofErr w:type="spellEnd"/>
+      <w:r>
+        <w:rPr>
+          <w:lang w:val="ru-RU"/>
+        </w:rPr>
+        <w:t xml:space="preserve">, як </w:t>
+      </w:r>
+      <w:proofErr w:type="spellStart"/>
+      <w:r>
+        <w:rPr>
+          <w:lang w:val="ru-RU"/>
+        </w:rPr>
+        <w:t>це</w:t>
+      </w:r>
+      <w:proofErr w:type="spellEnd"/>
+      <w:r>
+        <w:rPr>
+          <w:lang w:val="ru-RU"/>
+        </w:rPr>
+        <w:t xml:space="preserve"> часто </w:t>
+      </w:r>
+      <w:proofErr w:type="spellStart"/>
+      <w:r>
+        <w:rPr>
+          <w:lang w:val="ru-RU"/>
+        </w:rPr>
+        <w:t>буває</w:t>
+      </w:r>
+      <w:proofErr w:type="spellEnd"/>
+      <w:r>
+        <w:rPr>
+          <w:lang w:val="ru-RU"/>
+        </w:rPr>
+        <w:t xml:space="preserve"> у </w:t>
+      </w:r>
+      <w:proofErr w:type="spellStart"/>
+      <w:r>
+        <w:rPr>
+          <w:lang w:val="ru-RU"/>
+        </w:rPr>
+        <w:t>гігантських</w:t>
+      </w:r>
+      <w:proofErr w:type="spellEnd"/>
+      <w:r>
+        <w:rPr>
+          <w:lang w:val="ru-RU"/>
+        </w:rPr>
+        <w:t xml:space="preserve"> </w:t>
+      </w:r>
+      <w:proofErr w:type="spellStart"/>
+      <w:r>
+        <w:rPr>
+          <w:lang w:val="ru-RU"/>
+        </w:rPr>
+        <w:t>розважальних</w:t>
+      </w:r>
+      <w:proofErr w:type="spellEnd"/>
+      <w:r>
+        <w:rPr>
+          <w:lang w:val="ru-RU"/>
+        </w:rPr>
+        <w:t xml:space="preserve"> комплексах.</w:t>
+      </w:r>
+    </w:p>
+    <w:p>
+      <w:pPr>
+        <w:rPr>
+          <w:lang w:val="ru-RU"/>
+        </w:rPr>
+      </w:pPr>
+      <w:proofErr w:type="spellStart"/>
+      <w:r>
+        <w:rPr>
+          <w:b/>
+          <w:bCs/>
+          <w:lang w:val="ru-RU"/>
+        </w:rPr>
+        <w:t>Естетика</w:t>
+      </w:r>
+      <w:proofErr w:type="spellEnd"/>
+      <w:r>
+        <w:rPr>
+          <w:b/>
+          <w:bCs/>
+          <w:lang w:val="ru-RU"/>
+        </w:rPr>
+        <w:t xml:space="preserve"> для </w:t>
+      </w:r>
+      <w:proofErr w:type="spellStart"/>
+      <w:r>
+        <w:rPr>
+          <w:b/>
+          <w:bCs/>
+          <w:lang w:val="ru-RU"/>
+        </w:rPr>
+        <w:t>батьків</w:t>
+      </w:r>
+      <w:proofErr w:type="spellEnd"/>
+      <w:r>
+        <w:rPr>
+          <w:lang w:val="ru-RU"/>
+        </w:rPr>
+        <w:t xml:space="preserve"> Головна </w:t>
+      </w:r>
+      <w:proofErr w:type="spellStart"/>
+      <w:r>
+        <w:rPr>
+          <w:lang w:val="ru-RU"/>
+        </w:rPr>
+        <w:t>перевага</w:t>
+      </w:r>
+      <w:proofErr w:type="spellEnd"/>
+      <w:r>
+        <w:rPr>
+          <w:lang w:val="ru-RU"/>
+        </w:rPr>
+        <w:t xml:space="preserve"> </w:t>
+      </w:r>
+      <w:proofErr w:type="spellStart"/>
+      <w:r>
+        <w:rPr>
+          <w:lang w:val="ru-RU"/>
+        </w:rPr>
+        <w:t>місцевого</w:t>
+      </w:r>
+      <w:proofErr w:type="spellEnd"/>
+      <w:r>
+        <w:rPr>
+          <w:lang w:val="ru-RU"/>
+        </w:rPr>
+        <w:t xml:space="preserve"> парку — </w:t>
+      </w:r>
+      <w:proofErr w:type="spellStart"/>
+      <w:r>
+        <w:rPr>
+          <w:lang w:val="ru-RU"/>
+        </w:rPr>
+        <w:t>відсутність</w:t>
+      </w:r>
+      <w:proofErr w:type="spellEnd"/>
+      <w:r>
+        <w:rPr>
+          <w:lang w:val="ru-RU"/>
+        </w:rPr>
+        <w:t xml:space="preserve"> </w:t>
+      </w:r>
+      <w:proofErr w:type="spellStart"/>
+      <w:r>
+        <w:rPr>
+          <w:lang w:val="ru-RU"/>
+        </w:rPr>
+        <w:t>складної</w:t>
+      </w:r>
+      <w:proofErr w:type="spellEnd"/>
+      <w:r>
+        <w:rPr>
+          <w:lang w:val="ru-RU"/>
+        </w:rPr>
+        <w:t xml:space="preserve"> </w:t>
+      </w:r>
+      <w:proofErr w:type="spellStart"/>
+      <w:r>
+        <w:rPr>
+          <w:lang w:val="ru-RU"/>
+        </w:rPr>
+        <w:t>логістики</w:t>
+      </w:r>
+      <w:proofErr w:type="spellEnd"/>
+      <w:r>
+        <w:rPr>
+          <w:lang w:val="ru-RU"/>
+        </w:rPr>
+        <w:t xml:space="preserve">. Вам не </w:t>
+      </w:r>
+      <w:proofErr w:type="spellStart"/>
+      <w:r>
+        <w:rPr>
+          <w:lang w:val="ru-RU"/>
+        </w:rPr>
+        <w:t>потрібно</w:t>
+      </w:r>
+      <w:proofErr w:type="spellEnd"/>
+      <w:r>
+        <w:rPr>
+          <w:lang w:val="ru-RU"/>
+        </w:rPr>
+        <w:t xml:space="preserve"> </w:t>
+      </w:r>
+      <w:proofErr w:type="spellStart"/>
+      <w:r>
+        <w:rPr>
+          <w:lang w:val="ru-RU"/>
+        </w:rPr>
+        <w:t>нікуди</w:t>
+      </w:r>
+      <w:proofErr w:type="spellEnd"/>
+      <w:r>
+        <w:rPr>
+          <w:lang w:val="ru-RU"/>
+        </w:rPr>
+        <w:t xml:space="preserve"> </w:t>
+      </w:r>
+      <w:proofErr w:type="spellStart"/>
+      <w:r>
+        <w:rPr>
+          <w:lang w:val="ru-RU"/>
+        </w:rPr>
+        <w:t>їхати</w:t>
+      </w:r>
+      <w:proofErr w:type="spellEnd"/>
+      <w:r>
+        <w:rPr>
+          <w:lang w:val="ru-RU"/>
+        </w:rPr>
+        <w:t xml:space="preserve">: </w:t>
+      </w:r>
+      <w:proofErr w:type="spellStart"/>
+      <w:r>
+        <w:t>Family</w:t>
+      </w:r>
+      <w:proofErr w:type="spellEnd"/>
+      <w:r>
+        <w:rPr>
+          <w:lang w:val="ru-RU"/>
+        </w:rPr>
+        <w:t xml:space="preserve"> </w:t>
+      </w:r>
+      <w:r>
+        <w:t>Park</w:t>
+      </w:r>
+      <w:r>
+        <w:rPr>
+          <w:lang w:val="ru-RU"/>
+        </w:rPr>
+        <w:t xml:space="preserve"> </w:t>
+      </w:r>
+      <w:proofErr w:type="spellStart"/>
+      <w:r>
+        <w:rPr>
+          <w:lang w:val="ru-RU"/>
+        </w:rPr>
+        <w:t>знаходиться</w:t>
+      </w:r>
+      <w:proofErr w:type="spellEnd"/>
+      <w:r>
+        <w:rPr>
+          <w:lang w:val="ru-RU"/>
+        </w:rPr>
+        <w:t xml:space="preserve"> прямо в Кальпе. </w:t>
+      </w:r>
+      <w:proofErr w:type="spellStart"/>
+      <w:r>
+        <w:rPr>
+          <w:lang w:val="ru-RU"/>
+        </w:rPr>
+        <w:t>Поки</w:t>
+      </w:r>
+      <w:proofErr w:type="spellEnd"/>
+      <w:r>
+        <w:rPr>
+          <w:lang w:val="ru-RU"/>
+        </w:rPr>
+        <w:t xml:space="preserve"> </w:t>
+      </w:r>
+      <w:proofErr w:type="spellStart"/>
+      <w:r>
+        <w:rPr>
+          <w:lang w:val="ru-RU"/>
+        </w:rPr>
+        <w:t>діти</w:t>
+      </w:r>
+      <w:proofErr w:type="spellEnd"/>
+      <w:r>
+        <w:rPr>
+          <w:lang w:val="ru-RU"/>
+        </w:rPr>
+        <w:t xml:space="preserve"> з </w:t>
+      </w:r>
+      <w:proofErr w:type="spellStart"/>
+      <w:r>
+        <w:rPr>
+          <w:lang w:val="ru-RU"/>
+        </w:rPr>
+        <w:t>сяючими</w:t>
+      </w:r>
+      <w:proofErr w:type="spellEnd"/>
+      <w:r>
+        <w:rPr>
+          <w:lang w:val="ru-RU"/>
+        </w:rPr>
+        <w:t xml:space="preserve"> </w:t>
+      </w:r>
+      <w:proofErr w:type="spellStart"/>
+      <w:r>
+        <w:rPr>
+          <w:lang w:val="ru-RU"/>
+        </w:rPr>
+        <w:t>очима</w:t>
+      </w:r>
+      <w:proofErr w:type="spellEnd"/>
+      <w:r>
+        <w:rPr>
+          <w:lang w:val="ru-RU"/>
+        </w:rPr>
+        <w:t xml:space="preserve"> </w:t>
+      </w:r>
+      <w:proofErr w:type="spellStart"/>
+      <w:r>
+        <w:rPr>
+          <w:lang w:val="ru-RU"/>
+        </w:rPr>
+        <w:t>вдесяте</w:t>
+      </w:r>
+      <w:proofErr w:type="spellEnd"/>
+      <w:r>
+        <w:rPr>
+          <w:lang w:val="ru-RU"/>
+        </w:rPr>
+        <w:t xml:space="preserve"> </w:t>
+      </w:r>
+      <w:proofErr w:type="spellStart"/>
+      <w:r>
+        <w:rPr>
+          <w:lang w:val="ru-RU"/>
+        </w:rPr>
+        <w:t>штурмують</w:t>
+      </w:r>
+      <w:proofErr w:type="spellEnd"/>
+      <w:r>
+        <w:rPr>
+          <w:lang w:val="ru-RU"/>
+        </w:rPr>
+        <w:t xml:space="preserve"> </w:t>
+      </w:r>
+      <w:proofErr w:type="spellStart"/>
+      <w:r>
+        <w:rPr>
+          <w:lang w:val="ru-RU"/>
+        </w:rPr>
+        <w:t>каруселі</w:t>
+      </w:r>
+      <w:proofErr w:type="spellEnd"/>
+      <w:r>
+        <w:rPr>
+          <w:lang w:val="ru-RU"/>
+        </w:rPr>
+        <w:t xml:space="preserve">, </w:t>
+      </w:r>
+      <w:proofErr w:type="spellStart"/>
+      <w:r>
+        <w:rPr>
+          <w:lang w:val="ru-RU"/>
+        </w:rPr>
+        <w:t>дорослі</w:t>
+      </w:r>
+      <w:proofErr w:type="spellEnd"/>
+      <w:r>
+        <w:rPr>
+          <w:lang w:val="ru-RU"/>
+        </w:rPr>
+        <w:t xml:space="preserve"> </w:t>
+      </w:r>
+      <w:proofErr w:type="spellStart"/>
+      <w:r>
+        <w:rPr>
+          <w:lang w:val="ru-RU"/>
+        </w:rPr>
+        <w:t>можуть</w:t>
+      </w:r>
+      <w:proofErr w:type="spellEnd"/>
+      <w:r>
+        <w:rPr>
+          <w:lang w:val="ru-RU"/>
+        </w:rPr>
+        <w:t xml:space="preserve"> </w:t>
+      </w:r>
+      <w:proofErr w:type="spellStart"/>
+      <w:r>
+        <w:rPr>
+          <w:lang w:val="ru-RU"/>
+        </w:rPr>
+        <w:t>відпочити</w:t>
+      </w:r>
+      <w:proofErr w:type="spellEnd"/>
+      <w:r>
+        <w:rPr>
+          <w:lang w:val="ru-RU"/>
+        </w:rPr>
+        <w:t xml:space="preserve">. </w:t>
+      </w:r>
+      <w:proofErr w:type="spellStart"/>
+      <w:r>
+        <w:rPr>
+          <w:lang w:val="ru-RU"/>
+        </w:rPr>
+        <w:t>Купіть</w:t>
+      </w:r>
+      <w:proofErr w:type="spellEnd"/>
+      <w:r>
+        <w:rPr>
+          <w:lang w:val="ru-RU"/>
+        </w:rPr>
+        <w:t xml:space="preserve"> </w:t>
+      </w:r>
+      <w:proofErr w:type="spellStart"/>
+      <w:r>
+        <w:rPr>
+          <w:lang w:val="ru-RU"/>
+        </w:rPr>
+        <w:t>порцію</w:t>
+      </w:r>
+      <w:proofErr w:type="spellEnd"/>
+      <w:r>
+        <w:rPr>
+          <w:lang w:val="ru-RU"/>
+        </w:rPr>
+        <w:t xml:space="preserve"> хрустких, </w:t>
+      </w:r>
+      <w:proofErr w:type="spellStart"/>
+      <w:r>
+        <w:rPr>
+          <w:lang w:val="ru-RU"/>
+        </w:rPr>
+        <w:t>гарячих</w:t>
+      </w:r>
+      <w:proofErr w:type="spellEnd"/>
+      <w:r>
+        <w:rPr>
+          <w:lang w:val="ru-RU"/>
+        </w:rPr>
+        <w:t xml:space="preserve"> </w:t>
+      </w:r>
+      <w:proofErr w:type="spellStart"/>
+      <w:r>
+        <w:rPr>
+          <w:lang w:val="ru-RU"/>
+        </w:rPr>
+        <w:t>іспанських</w:t>
+      </w:r>
+      <w:proofErr w:type="spellEnd"/>
+      <w:r>
+        <w:rPr>
+          <w:lang w:val="ru-RU"/>
+        </w:rPr>
+        <w:t xml:space="preserve"> </w:t>
+      </w:r>
+      <w:proofErr w:type="spellStart"/>
+      <w:r>
+        <w:rPr>
+          <w:b/>
+          <w:bCs/>
+          <w:lang w:val="ru-RU"/>
+        </w:rPr>
+        <w:t>чуррос</w:t>
+      </w:r>
+      <w:proofErr w:type="spellEnd"/>
+      <w:r>
+        <w:rPr>
+          <w:lang w:val="ru-RU"/>
+        </w:rPr>
+        <w:t xml:space="preserve"> у </w:t>
+      </w:r>
+      <w:proofErr w:type="spellStart"/>
+      <w:r>
+        <w:rPr>
+          <w:lang w:val="ru-RU"/>
+        </w:rPr>
+        <w:t>місцевій</w:t>
+      </w:r>
+      <w:proofErr w:type="spellEnd"/>
+      <w:r>
+        <w:rPr>
+          <w:lang w:val="ru-RU"/>
+        </w:rPr>
+        <w:t xml:space="preserve"> </w:t>
+      </w:r>
+      <w:proofErr w:type="spellStart"/>
+      <w:r>
+        <w:rPr>
+          <w:lang w:val="ru-RU"/>
+        </w:rPr>
+        <w:t>лавці</w:t>
+      </w:r>
+      <w:proofErr w:type="spellEnd"/>
+      <w:r>
+        <w:rPr>
+          <w:lang w:val="ru-RU"/>
+        </w:rPr>
+        <w:t xml:space="preserve">, присядьте на лаву </w:t>
+      </w:r>
+      <w:proofErr w:type="spellStart"/>
+      <w:r>
+        <w:rPr>
+          <w:lang w:val="ru-RU"/>
+        </w:rPr>
+        <w:t>під</w:t>
+      </w:r>
+      <w:proofErr w:type="spellEnd"/>
+      <w:r>
+        <w:rPr>
+          <w:lang w:val="ru-RU"/>
+        </w:rPr>
+        <w:t xml:space="preserve"> теплим </w:t>
+      </w:r>
+      <w:proofErr w:type="spellStart"/>
+      <w:r>
+        <w:rPr>
+          <w:lang w:val="ru-RU"/>
+        </w:rPr>
+        <w:t>світлом</w:t>
+      </w:r>
+      <w:proofErr w:type="spellEnd"/>
+      <w:r>
+        <w:rPr>
+          <w:lang w:val="ru-RU"/>
+        </w:rPr>
+        <w:t xml:space="preserve"> </w:t>
+      </w:r>
+      <w:proofErr w:type="spellStart"/>
+      <w:r>
+        <w:rPr>
+          <w:lang w:val="ru-RU"/>
+        </w:rPr>
+        <w:t>гірлянд</w:t>
+      </w:r>
+      <w:proofErr w:type="spellEnd"/>
+      <w:r>
+        <w:rPr>
+          <w:lang w:val="ru-RU"/>
+        </w:rPr>
+        <w:t xml:space="preserve"> і просто </w:t>
+      </w:r>
+      <w:proofErr w:type="spellStart"/>
+      <w:r>
+        <w:rPr>
+          <w:lang w:val="ru-RU"/>
+        </w:rPr>
+        <w:t>насолоджуйтеся</w:t>
+      </w:r>
+      <w:proofErr w:type="spellEnd"/>
+      <w:r>
+        <w:rPr>
+          <w:lang w:val="ru-RU"/>
+        </w:rPr>
+        <w:t xml:space="preserve"> моментом, </w:t>
+      </w:r>
+      <w:proofErr w:type="spellStart"/>
+      <w:r>
+        <w:rPr>
+          <w:lang w:val="ru-RU"/>
+        </w:rPr>
+        <w:t>споглядаючи</w:t>
+      </w:r>
+      <w:proofErr w:type="spellEnd"/>
+      <w:r>
+        <w:rPr>
+          <w:lang w:val="ru-RU"/>
+        </w:rPr>
+        <w:t xml:space="preserve"> абсолютно </w:t>
+      </w:r>
+      <w:proofErr w:type="spellStart"/>
+      <w:r>
+        <w:rPr>
+          <w:lang w:val="ru-RU"/>
+        </w:rPr>
+        <w:t>щасливі</w:t>
+      </w:r>
+      <w:proofErr w:type="spellEnd"/>
+      <w:r>
+        <w:rPr>
+          <w:lang w:val="ru-RU"/>
+        </w:rPr>
+        <w:t xml:space="preserve"> </w:t>
+      </w:r>
+      <w:proofErr w:type="spellStart"/>
+      <w:r>
+        <w:rPr>
+          <w:lang w:val="ru-RU"/>
+        </w:rPr>
+        <w:t>обличчя</w:t>
+      </w:r>
+      <w:proofErr w:type="spellEnd"/>
+      <w:r>
+        <w:rPr>
+          <w:lang w:val="ru-RU"/>
+        </w:rPr>
+        <w:t xml:space="preserve"> </w:t>
+      </w:r>
+      <w:proofErr w:type="spellStart"/>
+      <w:r>
+        <w:rPr>
+          <w:lang w:val="ru-RU"/>
+        </w:rPr>
+        <w:t>своїх</w:t>
+      </w:r>
+      <w:proofErr w:type="spellEnd"/>
+      <w:r>
+        <w:rPr>
+          <w:lang w:val="ru-RU"/>
+        </w:rPr>
+        <w:t xml:space="preserve"> </w:t>
+      </w:r>
+      <w:proofErr w:type="spellStart"/>
+      <w:r>
+        <w:rPr>
+          <w:lang w:val="ru-RU"/>
+        </w:rPr>
+        <w:t>малюків</w:t>
+      </w:r>
+      <w:proofErr w:type="spellEnd"/>
+      <w:r>
+        <w:rPr>
+          <w:lang w:val="ru-RU"/>
+        </w:rPr>
+        <w:t>.</w:t>
+      </w:r>
+    </w:p>
+    <w:p>
+      <w:pPr>
+        <w:numPr>
+          <w:ilvl w:val="0"/>
+          <w:numId w:val="7"/>
+        </w:numPr>
+        <w:rPr>
+          <w:lang w:val="ru-RU"/>
+        </w:rPr>
+      </w:pPr>
+      <w:proofErr w:type="spellStart"/>
+      <w:r>
+        <w:rPr>
+          <w:b/>
+          <w:bCs/>
+          <w:lang w:val="ru-RU"/>
+        </w:rPr>
+        <w:t>Порада</w:t>
+      </w:r>
+      <w:proofErr w:type="spellEnd"/>
+      <w:r>
+        <w:rPr>
+          <w:b/>
+          <w:bCs/>
+          <w:lang w:val="ru-RU"/>
+        </w:rPr>
+        <w:t xml:space="preserve"> </w:t>
+      </w:r>
+      <w:proofErr w:type="spellStart"/>
+      <w:r>
+        <w:rPr>
+          <w:b/>
+          <w:bCs/>
+          <w:lang w:val="ru-RU"/>
+        </w:rPr>
+        <w:t>від</w:t>
+      </w:r>
+      <w:proofErr w:type="spellEnd"/>
+      <w:r>
+        <w:rPr>
+          <w:b/>
+          <w:bCs/>
+          <w:lang w:val="ru-RU"/>
+        </w:rPr>
+        <w:t xml:space="preserve"> </w:t>
+      </w:r>
+      <w:r>
+        <w:rPr>
+          <w:b/>
+          <w:bCs/>
+        </w:rPr>
+        <w:t>Inftour</w:t>
       </w:r>
       <w:proofErr w:type="gramStart"/>
       <w:r>
         <w:rPr>
-          <w:lang w:val="ru-RU"/>
-        </w:rPr>
-        <w:t>за каждый аттракцион</w:t>
+          <w:b/>
+          <w:bCs/>
+          <w:lang w:val="ru-RU"/>
+        </w:rPr>
+        <w:t>:</w:t>
+      </w:r>
+      <w:r>
+        <w:rPr>
+          <w:lang w:val="ru-RU"/>
+        </w:rPr>
+        <w:t xml:space="preserve"> У</w:t>
       </w:r>
       <w:proofErr w:type="gramEnd"/>
       <w:r>
         <w:rPr>
           <w:lang w:val="ru-RU"/>
         </w:rPr>
-        <w:t xml:space="preserve"> по отдельности может стать неприятным сюрпризом, ведь дети захотят прокатиться на всем по пять раз. Секрет спокойного отдыха — специальный безлимитный браслет (</w:t>
-      </w:r>
-      <w:r>
-        <w:rPr>
-          <w:i/>
-          <w:iCs/>
+        <w:t xml:space="preserve"> </w:t>
+      </w:r>
+      <w:proofErr w:type="spellStart"/>
+      <w:r>
+        <w:rPr>
+          <w:lang w:val="ru-RU"/>
+        </w:rPr>
+        <w:t>місцевих</w:t>
+      </w:r>
+      <w:proofErr w:type="spellEnd"/>
+      <w:r>
+        <w:rPr>
+          <w:lang w:val="ru-RU"/>
+        </w:rPr>
+        <w:t xml:space="preserve"> парках оплата кожного </w:t>
+      </w:r>
+      <w:proofErr w:type="spellStart"/>
+      <w:r>
+        <w:rPr>
+          <w:lang w:val="ru-RU"/>
+        </w:rPr>
+        <w:t>атракціону</w:t>
+      </w:r>
+      <w:proofErr w:type="spellEnd"/>
+      <w:r>
+        <w:rPr>
+          <w:lang w:val="ru-RU"/>
+        </w:rPr>
+        <w:t xml:space="preserve"> </w:t>
+      </w:r>
+      <w:proofErr w:type="spellStart"/>
+      <w:r>
+        <w:rPr>
+          <w:lang w:val="ru-RU"/>
+        </w:rPr>
+        <w:t>окремо</w:t>
+      </w:r>
+      <w:proofErr w:type="spellEnd"/>
+      <w:r>
+        <w:rPr>
+          <w:lang w:val="ru-RU"/>
+        </w:rPr>
+        <w:t xml:space="preserve"> </w:t>
+      </w:r>
+      <w:proofErr w:type="spellStart"/>
+      <w:r>
+        <w:rPr>
+          <w:lang w:val="ru-RU"/>
+        </w:rPr>
+        <w:t>може</w:t>
+      </w:r>
+      <w:proofErr w:type="spellEnd"/>
+      <w:r>
+        <w:rPr>
+          <w:lang w:val="ru-RU"/>
+        </w:rPr>
+        <w:t xml:space="preserve"> стати </w:t>
+      </w:r>
+      <w:proofErr w:type="spellStart"/>
+      <w:r>
+        <w:rPr>
+          <w:lang w:val="ru-RU"/>
+        </w:rPr>
+        <w:t>неприємним</w:t>
+      </w:r>
+      <w:proofErr w:type="spellEnd"/>
+      <w:r>
+        <w:rPr>
+          <w:lang w:val="ru-RU"/>
+        </w:rPr>
+        <w:t xml:space="preserve"> сюрпризом, </w:t>
+      </w:r>
+      <w:proofErr w:type="spellStart"/>
+      <w:r>
+        <w:rPr>
+          <w:lang w:val="ru-RU"/>
+        </w:rPr>
+        <w:t>адже</w:t>
+      </w:r>
+      <w:proofErr w:type="spellEnd"/>
+      <w:r>
+        <w:rPr>
+          <w:lang w:val="ru-RU"/>
+        </w:rPr>
+        <w:t xml:space="preserve"> </w:t>
+      </w:r>
+      <w:proofErr w:type="spellStart"/>
+      <w:r>
+        <w:rPr>
+          <w:lang w:val="ru-RU"/>
+        </w:rPr>
+        <w:t>діти</w:t>
+      </w:r>
+      <w:proofErr w:type="spellEnd"/>
+      <w:r>
+        <w:rPr>
+          <w:lang w:val="ru-RU"/>
+        </w:rPr>
+        <w:t xml:space="preserve"> </w:t>
+      </w:r>
+      <w:proofErr w:type="spellStart"/>
+      <w:r>
+        <w:rPr>
+          <w:lang w:val="ru-RU"/>
+        </w:rPr>
+        <w:t>захочуть</w:t>
+      </w:r>
+      <w:proofErr w:type="spellEnd"/>
+      <w:r>
+        <w:rPr>
+          <w:lang w:val="ru-RU"/>
+        </w:rPr>
+        <w:t xml:space="preserve"> </w:t>
+      </w:r>
+      <w:proofErr w:type="spellStart"/>
+      <w:r>
+        <w:rPr>
+          <w:lang w:val="ru-RU"/>
+        </w:rPr>
+        <w:t>прокататися</w:t>
+      </w:r>
+      <w:proofErr w:type="spellEnd"/>
+      <w:r>
+        <w:rPr>
+          <w:lang w:val="ru-RU"/>
+        </w:rPr>
+        <w:t xml:space="preserve"> на </w:t>
+      </w:r>
+      <w:proofErr w:type="spellStart"/>
+      <w:r>
+        <w:rPr>
+          <w:lang w:val="ru-RU"/>
+        </w:rPr>
+        <w:t>всьому</w:t>
+      </w:r>
+      <w:proofErr w:type="spellEnd"/>
+      <w:r>
+        <w:rPr>
+          <w:lang w:val="ru-RU"/>
+        </w:rPr>
+        <w:t xml:space="preserve"> по </w:t>
+      </w:r>
+      <w:proofErr w:type="spellStart"/>
+      <w:r>
+        <w:rPr>
+          <w:lang w:val="ru-RU"/>
+        </w:rPr>
+        <w:t>п’ять</w:t>
+      </w:r>
+      <w:proofErr w:type="spellEnd"/>
+      <w:r>
+        <w:rPr>
+          <w:lang w:val="ru-RU"/>
+        </w:rPr>
+        <w:t xml:space="preserve"> </w:t>
+      </w:r>
+      <w:proofErr w:type="spellStart"/>
+      <w:r>
+        <w:rPr>
+          <w:lang w:val="ru-RU"/>
+        </w:rPr>
+        <w:t>разів</w:t>
+      </w:r>
+      <w:proofErr w:type="spellEnd"/>
+      <w:r>
+        <w:rPr>
+          <w:lang w:val="ru-RU"/>
+        </w:rPr>
+        <w:t xml:space="preserve">. Секрет </w:t>
+      </w:r>
+      <w:proofErr w:type="spellStart"/>
+      <w:r>
+        <w:rPr>
+          <w:lang w:val="ru-RU"/>
+        </w:rPr>
+        <w:t>спокійного</w:t>
+      </w:r>
+      <w:proofErr w:type="spellEnd"/>
+      <w:r>
+        <w:rPr>
+          <w:lang w:val="ru-RU"/>
+        </w:rPr>
+        <w:t xml:space="preserve"> </w:t>
+      </w:r>
+      <w:proofErr w:type="spellStart"/>
+      <w:r>
+        <w:rPr>
+          <w:lang w:val="ru-RU"/>
+        </w:rPr>
+        <w:t>відпочинку</w:t>
+      </w:r>
+      <w:proofErr w:type="spellEnd"/>
+      <w:r>
+        <w:rPr>
+          <w:lang w:val="ru-RU"/>
+        </w:rPr>
+        <w:t xml:space="preserve"> — </w:t>
+      </w:r>
+      <w:proofErr w:type="spellStart"/>
+      <w:r>
+        <w:rPr>
+          <w:lang w:val="ru-RU"/>
+        </w:rPr>
+        <w:t>спеціальний</w:t>
+      </w:r>
+      <w:proofErr w:type="spellEnd"/>
+      <w:r>
+        <w:rPr>
+          <w:lang w:val="ru-RU"/>
+        </w:rPr>
+        <w:t xml:space="preserve"> </w:t>
+      </w:r>
+      <w:proofErr w:type="spellStart"/>
+      <w:r>
+        <w:rPr>
+          <w:lang w:val="ru-RU"/>
+        </w:rPr>
+        <w:t>безлімітний</w:t>
+      </w:r>
+      <w:proofErr w:type="spellEnd"/>
+      <w:r>
+        <w:rPr>
+          <w:lang w:val="ru-RU"/>
+        </w:rPr>
+        <w:t xml:space="preserve"> браслет (</w:t>
+      </w:r>
+      <w:r>
+        <w:rPr>
+          <w:b/>
+          <w:bCs/>
         </w:rPr>
         <w:t>Pulsera</w:t>
       </w:r>
@@ -471,34 +8153,321 @@
         </w:rPr>
         <w:t xml:space="preserve">). Наш </w:t>
       </w:r>
-      <w:r>
-        <w:t>AI</w:t>
-      </w:r>
-      <w:r>
-        <w:rPr>
-          <w:lang w:val="ru-RU"/>
-        </w:rPr>
-        <w:t xml:space="preserve">-ассистент в любую минуту готов подсказать вам актуальную стоимость такого браслета на сегодняшний день и проверить точные часы работы </w:t>
-      </w:r>
-      <w:proofErr w:type="spellStart"/>
-      <w:r>
+      <w:proofErr w:type="spellStart"/>
+      <w:r>
+        <w:rPr>
+          <w:b/>
+          <w:bCs/>
+          <w:lang w:val="ru-RU"/>
+        </w:rPr>
+        <w:t>інтелектуальний</w:t>
+      </w:r>
+      <w:proofErr w:type="spellEnd"/>
+      <w:r>
+        <w:rPr>
+          <w:b/>
+          <w:bCs/>
+          <w:lang w:val="ru-RU"/>
+        </w:rPr>
+        <w:t xml:space="preserve"> ШІ-</w:t>
+      </w:r>
+      <w:proofErr w:type="spellStart"/>
+      <w:r>
+        <w:rPr>
+          <w:b/>
+          <w:bCs/>
+          <w:lang w:val="ru-RU"/>
+        </w:rPr>
+        <w:t>асистент</w:t>
+      </w:r>
+      <w:proofErr w:type="spellEnd"/>
+      <w:r>
+        <w:rPr>
+          <w:lang w:val="ru-RU"/>
+        </w:rPr>
+        <w:t xml:space="preserve"> </w:t>
+      </w:r>
+      <w:proofErr w:type="spellStart"/>
+      <w:r>
+        <w:rPr>
+          <w:lang w:val="ru-RU"/>
+        </w:rPr>
+        <w:t>готовий</w:t>
+      </w:r>
+      <w:proofErr w:type="spellEnd"/>
+      <w:r>
+        <w:rPr>
+          <w:lang w:val="ru-RU"/>
+        </w:rPr>
+        <w:t xml:space="preserve"> у будь-</w:t>
+      </w:r>
+      <w:proofErr w:type="spellStart"/>
+      <w:r>
+        <w:rPr>
+          <w:lang w:val="ru-RU"/>
+        </w:rPr>
+        <w:t>який</w:t>
+      </w:r>
+      <w:proofErr w:type="spellEnd"/>
+      <w:r>
+        <w:rPr>
+          <w:lang w:val="ru-RU"/>
+        </w:rPr>
+        <w:t xml:space="preserve"> момент </w:t>
+      </w:r>
+      <w:proofErr w:type="spellStart"/>
+      <w:r>
+        <w:rPr>
+          <w:lang w:val="ru-RU"/>
+        </w:rPr>
+        <w:t>підказати</w:t>
+      </w:r>
+      <w:proofErr w:type="spellEnd"/>
+      <w:r>
+        <w:rPr>
+          <w:lang w:val="ru-RU"/>
+        </w:rPr>
+        <w:t xml:space="preserve"> </w:t>
+      </w:r>
+      <w:proofErr w:type="spellStart"/>
+      <w:r>
+        <w:rPr>
+          <w:lang w:val="ru-RU"/>
+        </w:rPr>
+        <w:t>актуальну</w:t>
+      </w:r>
+      <w:proofErr w:type="spellEnd"/>
+      <w:r>
+        <w:rPr>
+          <w:lang w:val="ru-RU"/>
+        </w:rPr>
+        <w:t xml:space="preserve"> </w:t>
+      </w:r>
+      <w:proofErr w:type="spellStart"/>
+      <w:r>
+        <w:rPr>
+          <w:lang w:val="ru-RU"/>
+        </w:rPr>
+        <w:t>вартість</w:t>
+      </w:r>
+      <w:proofErr w:type="spellEnd"/>
+      <w:r>
+        <w:rPr>
+          <w:lang w:val="ru-RU"/>
+        </w:rPr>
+        <w:t xml:space="preserve"> </w:t>
+      </w:r>
+      <w:proofErr w:type="spellStart"/>
+      <w:r>
+        <w:rPr>
+          <w:lang w:val="ru-RU"/>
+        </w:rPr>
+        <w:t>цього</w:t>
+      </w:r>
+      <w:proofErr w:type="spellEnd"/>
+      <w:r>
+        <w:rPr>
+          <w:lang w:val="ru-RU"/>
+        </w:rPr>
+        <w:t xml:space="preserve"> браслета та </w:t>
+      </w:r>
+      <w:proofErr w:type="spellStart"/>
+      <w:r>
+        <w:rPr>
+          <w:lang w:val="ru-RU"/>
+        </w:rPr>
+        <w:t>перевірити</w:t>
+      </w:r>
+      <w:proofErr w:type="spellEnd"/>
+      <w:r>
+        <w:rPr>
+          <w:lang w:val="ru-RU"/>
+        </w:rPr>
+        <w:t xml:space="preserve"> </w:t>
+      </w:r>
+      <w:proofErr w:type="spellStart"/>
+      <w:r>
+        <w:rPr>
+          <w:lang w:val="ru-RU"/>
+        </w:rPr>
+        <w:t>точні</w:t>
+      </w:r>
+      <w:proofErr w:type="spellEnd"/>
+      <w:r>
+        <w:rPr>
+          <w:lang w:val="ru-RU"/>
+        </w:rPr>
+        <w:t xml:space="preserve"> </w:t>
+      </w:r>
+      <w:proofErr w:type="spellStart"/>
+      <w:r>
+        <w:rPr>
+          <w:lang w:val="ru-RU"/>
+        </w:rPr>
+        <w:t>години</w:t>
+      </w:r>
+      <w:proofErr w:type="spellEnd"/>
+      <w:r>
+        <w:rPr>
+          <w:lang w:val="ru-RU"/>
+        </w:rPr>
+        <w:t xml:space="preserve"> </w:t>
+      </w:r>
+      <w:proofErr w:type="spellStart"/>
+      <w:r>
+        <w:rPr>
+          <w:lang w:val="ru-RU"/>
+        </w:rPr>
+        <w:t>роботи</w:t>
+      </w:r>
+      <w:proofErr w:type="spellEnd"/>
+      <w:r>
+        <w:rPr>
+          <w:lang w:val="ru-RU"/>
+        </w:rPr>
+        <w:t xml:space="preserve"> </w:t>
+      </w:r>
+      <w:proofErr w:type="spellStart"/>
+      <w:r>
+        <w:rPr>
+          <w:b/>
+          <w:bCs/>
+        </w:rPr>
         <w:t>Family</w:t>
       </w:r>
       <w:proofErr w:type="spellEnd"/>
       <w:r>
         <w:rPr>
-          <w:lang w:val="ru-RU"/>
-        </w:rPr>
-        <w:t xml:space="preserve"> </w:t>
-      </w:r>
-      <w:r>
+          <w:b/>
+          <w:bCs/>
+          <w:lang w:val="ru-RU"/>
+        </w:rPr>
+        <w:t xml:space="preserve"> </w:t>
+      </w:r>
+      <w:r>
+        <w:rPr>
+          <w:b/>
+          <w:bCs/>
+        </w:rPr>
         <w:t>Park</w:t>
       </w:r>
       <w:r>
         <w:rPr>
           <w:lang w:val="ru-RU"/>
         </w:rPr>
-        <w:t xml:space="preserve"> (летом такие места оживают только после 18:30, когда спадает дневной зной).</w:t>
+        <w:t xml:space="preserve"> (</w:t>
+      </w:r>
+      <w:proofErr w:type="spellStart"/>
+      <w:r>
+        <w:rPr>
+          <w:lang w:val="ru-RU"/>
+        </w:rPr>
+        <w:t>влітку</w:t>
+      </w:r>
+      <w:proofErr w:type="spellEnd"/>
+      <w:r>
+        <w:rPr>
+          <w:lang w:val="ru-RU"/>
+        </w:rPr>
+        <w:t xml:space="preserve"> </w:t>
+      </w:r>
+      <w:proofErr w:type="spellStart"/>
+      <w:r>
+        <w:rPr>
+          <w:lang w:val="ru-RU"/>
+        </w:rPr>
+        <w:t>такі</w:t>
+      </w:r>
+      <w:proofErr w:type="spellEnd"/>
+      <w:r>
+        <w:rPr>
+          <w:lang w:val="ru-RU"/>
+        </w:rPr>
+        <w:t xml:space="preserve"> </w:t>
+      </w:r>
+      <w:proofErr w:type="spellStart"/>
+      <w:r>
+        <w:rPr>
+          <w:lang w:val="ru-RU"/>
+        </w:rPr>
+        <w:t>місця</w:t>
+      </w:r>
+      <w:proofErr w:type="spellEnd"/>
+      <w:r>
+        <w:rPr>
+          <w:lang w:val="ru-RU"/>
+        </w:rPr>
+        <w:t xml:space="preserve"> </w:t>
+      </w:r>
+      <w:proofErr w:type="spellStart"/>
+      <w:r>
+        <w:rPr>
+          <w:lang w:val="ru-RU"/>
+        </w:rPr>
+        <w:t>оживають</w:t>
+      </w:r>
+      <w:proofErr w:type="spellEnd"/>
+      <w:r>
+        <w:rPr>
+          <w:lang w:val="ru-RU"/>
+        </w:rPr>
+        <w:t xml:space="preserve"> </w:t>
+      </w:r>
+      <w:proofErr w:type="spellStart"/>
+      <w:r>
+        <w:rPr>
+          <w:lang w:val="ru-RU"/>
+        </w:rPr>
+        <w:t>лише</w:t>
+      </w:r>
+      <w:proofErr w:type="spellEnd"/>
+      <w:r>
+        <w:rPr>
+          <w:lang w:val="ru-RU"/>
+        </w:rPr>
+        <w:t xml:space="preserve"> з 18:30, коли </w:t>
+      </w:r>
+      <w:proofErr w:type="spellStart"/>
+      <w:r>
+        <w:rPr>
+          <w:lang w:val="ru-RU"/>
+        </w:rPr>
+        <w:t>спадає</w:t>
+      </w:r>
+      <w:proofErr w:type="spellEnd"/>
+      <w:r>
+        <w:rPr>
+          <w:lang w:val="ru-RU"/>
+        </w:rPr>
+        <w:t xml:space="preserve"> </w:t>
+      </w:r>
+      <w:proofErr w:type="spellStart"/>
+      <w:r>
+        <w:rPr>
+          <w:lang w:val="ru-RU"/>
+        </w:rPr>
+        <w:t>денна</w:t>
+      </w:r>
+      <w:proofErr w:type="spellEnd"/>
+      <w:r>
+        <w:rPr>
+          <w:lang w:val="ru-RU"/>
+        </w:rPr>
+        <w:t xml:space="preserve"> </w:t>
+      </w:r>
+      <w:proofErr w:type="spellStart"/>
+      <w:r>
+        <w:rPr>
+          <w:lang w:val="ru-RU"/>
+        </w:rPr>
+        <w:t>спека</w:t>
+      </w:r>
+      <w:proofErr w:type="spellEnd"/>
+      <w:r>
+        <w:rPr>
+          <w:lang w:val="ru-RU"/>
+        </w:rPr>
+        <w:t>).</w:t>
       </w:r>
     </w:p>
     <w:p>
@@ -516,6 +8485,1075 @@
     </w:sectPr>
   </w:body>
 </w:document>
+</file>
+
+<file path=word/numbering.xml><?xml version="1.0" encoding="utf-8"?>
+<w:numbering xmlns:wpc="http://schemas.microsoft.com/office/word/2010/wordprocessingCanvas" xmlns:cx="http://schemas.microsoft.com/office/drawing/2014/chartex" xmlns:cx1="http://schemas.microsoft.com/office/drawing/2015/9/8/chartex" xmlns:cx2="http://schemas.microsoft.com/office/drawing/2015/10/21/chartex" xmlns:cx3="http://schemas.microsoft.com/office/drawing/2016/5/9/chartex" xmlns:cx4="http://schemas.microsoft.com/office/drawing/2016/5/10/chartex" xmlns:cx5="http://schemas.microsoft.com/office/drawing/2016/5/11/chartex" xmlns:cx6="http://schemas.microsoft.com/office/drawing/2016/5/12/chartex" xmlns:cx7="http://schemas.microsoft.com/office/drawing/2016/5/13/chartex" xmlns:cx8="http://schemas.microsoft.com/office/drawing/2016/5/14/chartex" xmlns:mc="http://schemas.openxmlformats.org/markup-compatibility/2006" xmlns:aink="http://schemas.microsoft.com/office/drawing/2016/ink" xmlns:am3d="http://schemas.microsoft.com/office/drawing/2017/model3d" xmlns:o="urn:schemas-microsoft-com:office:office" xmlns:oel="http://schemas.microsoft.com/office/2019/extlst" xmlns:r="http://schemas.openxmlformats.org/officeDocument/2006/relationships" xmlns:m="http://schemas.openxmlformats.org/officeDocument/2006/math" xmlns:v="urn:schemas-microsoft-com:vml" xmlns:wp14="http://schemas.microsoft.com/office/word/2010/wordprocessingDrawing" xmlns:wp="http://schemas.openxmlformats.org/drawingml/2006/wordprocessingDrawing" xmlns:w10="urn:schemas-microsoft-com:office:word" xmlns:w="http://schemas.openxmlformats.org/wordprocessingml/2006/main" xmlns:w14="http://schemas.microsoft.com/office/word/2010/wordml" xmlns:w15="http://schemas.microsoft.com/office/word/2012/wordml" xmlns:w16cex="http://schemas.microsoft.com/office/word/2018/wordml/cex" xmlns:w16cid="http://schemas.microsoft.com/office/word/2016/wordml/cid" xmlns:w16="http://schemas.microsoft.com/office/word/2018/wordml" xmlns:w16du="http://schemas.microsoft.com/office/word/2023/wordml/word16du" xmlns:w16sdtdh="http://schemas.microsoft.com/office/word/2020/wordml/sdtdatahash" xmlns:w16sdtfl="http://schemas.microsoft.com/office/word/2024/wordml/sdtformatlock" xmlns:w16se="http://schemas.microsoft.com/office/word/2015/wordml/symex" xmlns:wpg="http://schemas.microsoft.com/office/word/2010/wordprocessingGroup" xmlns:wpi="http://schemas.microsoft.com/office/word/2010/wordprocessingInk" xmlns:wne="http://schemas.microsoft.com/office/word/2006/wordml" xmlns:wps="http://schemas.microsoft.com/office/word/2010/wordprocessingShape" mc:Ignorable="w14 w15 w16se w16cid w16 w16cex w16sdtdh w16sdtfl w16du wp14">
+  <w:abstractNum w:abstractNumId="0" w15:restartNumberingAfterBreak="0">
+    <w:nsid w:val="0537366D"/>
+    <w:multiLevelType w:val="multilevel"/>
+    <w:tmpl w:val="68D41604"/>
+    <w:lvl w:ilvl="0">
+      <w:start w:val="1"/>
+      <w:numFmt w:val="bullet"/>
+      <w:lvlText w:val=""/>
+      <w:lvlJc w:val="left"/>
+      <w:pPr>
+        <w:tabs>
+          <w:tab w:val="num" w:pos="720"/>
+        </w:tabs>
+        <w:ind w:left="720" w:hanging="360"/>
+      </w:pPr>
+      <w:rPr>
+        <w:rFonts w:ascii="Symbol" w:hAnsi="Symbol" w:hint="default"/>
+        <w:sz w:val="20"/>
+      </w:rPr>
+    </w:lvl>
+    <w:lvl w:ilvl="1" w:tentative="1">
+      <w:start w:val="1"/>
+      <w:numFmt w:val="bullet"/>
+      <w:lvlText w:val="o"/>
+      <w:lvlJc w:val="left"/>
+      <w:pPr>
+        <w:tabs>
+          <w:tab w:val="num" w:pos="1440"/>
+        </w:tabs>
+        <w:ind w:left="1440" w:hanging="360"/>
+      </w:pPr>
+      <w:rPr>
+        <w:rFonts w:ascii="Courier New" w:hAnsi="Courier New" w:hint="default"/>
+        <w:sz w:val="20"/>
+      </w:rPr>
+    </w:lvl>
+    <w:lvl w:ilvl="2" w:tentative="1">
+      <w:start w:val="1"/>
+      <w:numFmt w:val="bullet"/>
+      <w:lvlText w:val=""/>
+      <w:lvlJc w:val="left"/>
+      <w:pPr>
+        <w:tabs>
+          <w:tab w:val="num" w:pos="2160"/>
+        </w:tabs>
+        <w:ind w:left="2160" w:hanging="360"/>
+      </w:pPr>
+      <w:rPr>
+        <w:rFonts w:ascii="Wingdings" w:hAnsi="Wingdings" w:hint="default"/>
+        <w:sz w:val="20"/>
+      </w:rPr>
+    </w:lvl>
+    <w:lvl w:ilvl="3" w:tentative="1">
+      <w:start w:val="1"/>
+      <w:numFmt w:val="bullet"/>
+      <w:lvlText w:val=""/>
+      <w:lvlJc w:val="left"/>
+      <w:pPr>
+        <w:tabs>
+          <w:tab w:val="num" w:pos="2880"/>
+        </w:tabs>
+        <w:ind w:left="2880" w:hanging="360"/>
+      </w:pPr>
+      <w:rPr>
+        <w:rFonts w:ascii="Wingdings" w:hAnsi="Wingdings" w:hint="default"/>
+        <w:sz w:val="20"/>
+      </w:rPr>
+    </w:lvl>
+    <w:lvl w:ilvl="4" w:tentative="1">
+      <w:start w:val="1"/>
+      <w:numFmt w:val="bullet"/>
+      <w:lvlText w:val=""/>
+      <w:lvlJc w:val="left"/>
+      <w:pPr>
+        <w:tabs>
+          <w:tab w:val="num" w:pos="3600"/>
+        </w:tabs>
+        <w:ind w:left="3600" w:hanging="360"/>
+      </w:pPr>
+      <w:rPr>
+        <w:rFonts w:ascii="Wingdings" w:hAnsi="Wingdings" w:hint="default"/>
+        <w:sz w:val="20"/>
+      </w:rPr>
+    </w:lvl>
+    <w:lvl w:ilvl="5" w:tentative="1">
+      <w:start w:val="1"/>
+      <w:numFmt w:val="bullet"/>
+      <w:lvlText w:val=""/>
+      <w:lvlJc w:val="left"/>
+      <w:pPr>
+        <w:tabs>
+          <w:tab w:val="num" w:pos="4320"/>
+        </w:tabs>
+        <w:ind w:left="4320" w:hanging="360"/>
+      </w:pPr>
+      <w:rPr>
+        <w:rFonts w:ascii="Wingdings" w:hAnsi="Wingdings" w:hint="default"/>
+        <w:sz w:val="20"/>
+      </w:rPr>
+    </w:lvl>
+    <w:lvl w:ilvl="6" w:tentative="1">
+      <w:start w:val="1"/>
+      <w:numFmt w:val="bullet"/>
+      <w:lvlText w:val=""/>
+      <w:lvlJc w:val="left"/>
+      <w:pPr>
+        <w:tabs>
+          <w:tab w:val="num" w:pos="5040"/>
+        </w:tabs>
+        <w:ind w:left="5040" w:hanging="360"/>
+      </w:pPr>
+      <w:rPr>
+        <w:rFonts w:ascii="Wingdings" w:hAnsi="Wingdings" w:hint="default"/>
+        <w:sz w:val="20"/>
+      </w:rPr>
+    </w:lvl>
+    <w:lvl w:ilvl="7" w:tentative="1">
+      <w:start w:val="1"/>
+      <w:numFmt w:val="bullet"/>
+      <w:lvlText w:val=""/>
+      <w:lvlJc w:val="left"/>
+      <w:pPr>
+        <w:tabs>
+          <w:tab w:val="num" w:pos="5760"/>
+        </w:tabs>
+        <w:ind w:left="5760" w:hanging="360"/>
+      </w:pPr>
+      <w:rPr>
+        <w:rFonts w:ascii="Wingdings" w:hAnsi="Wingdings" w:hint="default"/>
+        <w:sz w:val="20"/>
+      </w:rPr>
+    </w:lvl>
+    <w:lvl w:ilvl="8" w:tentative="1">
+      <w:start w:val="1"/>
+      <w:numFmt w:val="bullet"/>
+      <w:lvlText w:val=""/>
+      <w:lvlJc w:val="left"/>
+      <w:pPr>
+        <w:tabs>
+          <w:tab w:val="num" w:pos="6480"/>
+        </w:tabs>
+        <w:ind w:left="6480" w:hanging="360"/>
+      </w:pPr>
+      <w:rPr>
+        <w:rFonts w:ascii="Wingdings" w:hAnsi="Wingdings" w:hint="default"/>
+        <w:sz w:val="20"/>
+      </w:rPr>
+    </w:lvl>
+  </w:abstractNum>
+  <w:abstractNum w:abstractNumId="1" w15:restartNumberingAfterBreak="0">
+    <w:nsid w:val="10BC1D88"/>
+    <w:multiLevelType w:val="multilevel"/>
+    <w:tmpl w:val="386A9DC4"/>
+    <w:lvl w:ilvl="0">
+      <w:start w:val="1"/>
+      <w:numFmt w:val="bullet"/>
+      <w:lvlText w:val=""/>
+      <w:lvlJc w:val="left"/>
+      <w:pPr>
+        <w:tabs>
+          <w:tab w:val="num" w:pos="720"/>
+        </w:tabs>
+        <w:ind w:left="720" w:hanging="360"/>
+      </w:pPr>
+      <w:rPr>
+        <w:rFonts w:ascii="Symbol" w:hAnsi="Symbol" w:hint="default"/>
+        <w:sz w:val="20"/>
+      </w:rPr>
+    </w:lvl>
+    <w:lvl w:ilvl="1" w:tentative="1">
+      <w:start w:val="1"/>
+      <w:numFmt w:val="bullet"/>
+      <w:lvlText w:val="o"/>
+      <w:lvlJc w:val="left"/>
+      <w:pPr>
+        <w:tabs>
+          <w:tab w:val="num" w:pos="1440"/>
+        </w:tabs>
+        <w:ind w:left="1440" w:hanging="360"/>
+      </w:pPr>
+      <w:rPr>
+        <w:rFonts w:ascii="Courier New" w:hAnsi="Courier New" w:hint="default"/>
+        <w:sz w:val="20"/>
+      </w:rPr>
+    </w:lvl>
+    <w:lvl w:ilvl="2" w:tentative="1">
+      <w:start w:val="1"/>
+      <w:numFmt w:val="bullet"/>
+      <w:lvlText w:val=""/>
+      <w:lvlJc w:val="left"/>
+      <w:pPr>
+        <w:tabs>
+          <w:tab w:val="num" w:pos="2160"/>
+        </w:tabs>
+        <w:ind w:left="2160" w:hanging="360"/>
+      </w:pPr>
+      <w:rPr>
+        <w:rFonts w:ascii="Wingdings" w:hAnsi="Wingdings" w:hint="default"/>
+        <w:sz w:val="20"/>
+      </w:rPr>
+    </w:lvl>
+    <w:lvl w:ilvl="3" w:tentative="1">
+      <w:start w:val="1"/>
+      <w:numFmt w:val="bullet"/>
+      <w:lvlText w:val=""/>
+      <w:lvlJc w:val="left"/>
+      <w:pPr>
+        <w:tabs>
+          <w:tab w:val="num" w:pos="2880"/>
+        </w:tabs>
+        <w:ind w:left="2880" w:hanging="360"/>
+      </w:pPr>
+      <w:rPr>
+        <w:rFonts w:ascii="Wingdings" w:hAnsi="Wingdings" w:hint="default"/>
+        <w:sz w:val="20"/>
+      </w:rPr>
+    </w:lvl>
+    <w:lvl w:ilvl="4" w:tentative="1">
+      <w:start w:val="1"/>
+      <w:numFmt w:val="bullet"/>
+      <w:lvlText w:val=""/>
+      <w:lvlJc w:val="left"/>
+      <w:pPr>
+        <w:tabs>
+          <w:tab w:val="num" w:pos="3600"/>
+        </w:tabs>
+        <w:ind w:left="3600" w:hanging="360"/>
+      </w:pPr>
+      <w:rPr>
+        <w:rFonts w:ascii="Wingdings" w:hAnsi="Wingdings" w:hint="default"/>
+        <w:sz w:val="20"/>
+      </w:rPr>
+    </w:lvl>
+    <w:lvl w:ilvl="5" w:tentative="1">
+      <w:start w:val="1"/>
+      <w:numFmt w:val="bullet"/>
+      <w:lvlText w:val=""/>
+      <w:lvlJc w:val="left"/>
+      <w:pPr>
+        <w:tabs>
+          <w:tab w:val="num" w:pos="4320"/>
+        </w:tabs>
+        <w:ind w:left="4320" w:hanging="360"/>
+      </w:pPr>
+      <w:rPr>
+        <w:rFonts w:ascii="Wingdings" w:hAnsi="Wingdings" w:hint="default"/>
+        <w:sz w:val="20"/>
+      </w:rPr>
+    </w:lvl>
+    <w:lvl w:ilvl="6" w:tentative="1">
+      <w:start w:val="1"/>
+      <w:numFmt w:val="bullet"/>
+      <w:lvlText w:val=""/>
+      <w:lvlJc w:val="left"/>
+      <w:pPr>
+        <w:tabs>
+          <w:tab w:val="num" w:pos="5040"/>
+        </w:tabs>
+        <w:ind w:left="5040" w:hanging="360"/>
+      </w:pPr>
+      <w:rPr>
+        <w:rFonts w:ascii="Wingdings" w:hAnsi="Wingdings" w:hint="default"/>
+        <w:sz w:val="20"/>
+      </w:rPr>
+    </w:lvl>
+    <w:lvl w:ilvl="7" w:tentative="1">
+      <w:start w:val="1"/>
+      <w:numFmt w:val="bullet"/>
+      <w:lvlText w:val=""/>
+      <w:lvlJc w:val="left"/>
+      <w:pPr>
+        <w:tabs>
+          <w:tab w:val="num" w:pos="5760"/>
+        </w:tabs>
+        <w:ind w:left="5760" w:hanging="360"/>
+      </w:pPr>
+      <w:rPr>
+        <w:rFonts w:ascii="Wingdings" w:hAnsi="Wingdings" w:hint="default"/>
+        <w:sz w:val="20"/>
+      </w:rPr>
+    </w:lvl>
+    <w:lvl w:ilvl="8" w:tentative="1">
+      <w:start w:val="1"/>
+      <w:numFmt w:val="bullet"/>
+      <w:lvlText w:val=""/>
+      <w:lvlJc w:val="left"/>
+      <w:pPr>
+        <w:tabs>
+          <w:tab w:val="num" w:pos="6480"/>
+        </w:tabs>
+        <w:ind w:left="6480" w:hanging="360"/>
+      </w:pPr>
+      <w:rPr>
+        <w:rFonts w:ascii="Wingdings" w:hAnsi="Wingdings" w:hint="default"/>
+        <w:sz w:val="20"/>
+      </w:rPr>
+    </w:lvl>
+  </w:abstractNum>
+  <w:abstractNum w:abstractNumId="2" w15:restartNumberingAfterBreak="0">
+    <w:nsid w:val="3EC954C2"/>
+    <w:multiLevelType w:val="multilevel"/>
+    <w:tmpl w:val="B2142950"/>
+    <w:lvl w:ilvl="0">
+      <w:start w:val="1"/>
+      <w:numFmt w:val="bullet"/>
+      <w:lvlText w:val=""/>
+      <w:lvlJc w:val="left"/>
+      <w:pPr>
+        <w:tabs>
+          <w:tab w:val="num" w:pos="720"/>
+        </w:tabs>
+        <w:ind w:left="720" w:hanging="360"/>
+      </w:pPr>
+      <w:rPr>
+        <w:rFonts w:ascii="Symbol" w:hAnsi="Symbol" w:hint="default"/>
+        <w:sz w:val="20"/>
+      </w:rPr>
+    </w:lvl>
+    <w:lvl w:ilvl="1" w:tentative="1">
+      <w:start w:val="1"/>
+      <w:numFmt w:val="bullet"/>
+      <w:lvlText w:val="o"/>
+      <w:lvlJc w:val="left"/>
+      <w:pPr>
+        <w:tabs>
+          <w:tab w:val="num" w:pos="1440"/>
+        </w:tabs>
+        <w:ind w:left="1440" w:hanging="360"/>
+      </w:pPr>
+      <w:rPr>
+        <w:rFonts w:ascii="Courier New" w:hAnsi="Courier New" w:hint="default"/>
+        <w:sz w:val="20"/>
+      </w:rPr>
+    </w:lvl>
+    <w:lvl w:ilvl="2" w:tentative="1">
+      <w:start w:val="1"/>
+      <w:numFmt w:val="bullet"/>
+      <w:lvlText w:val=""/>
+      <w:lvlJc w:val="left"/>
+      <w:pPr>
+        <w:tabs>
+          <w:tab w:val="num" w:pos="2160"/>
+        </w:tabs>
+        <w:ind w:left="2160" w:hanging="360"/>
+      </w:pPr>
+      <w:rPr>
+        <w:rFonts w:ascii="Wingdings" w:hAnsi="Wingdings" w:hint="default"/>
+        <w:sz w:val="20"/>
+      </w:rPr>
+    </w:lvl>
+    <w:lvl w:ilvl="3" w:tentative="1">
+      <w:start w:val="1"/>
+      <w:numFmt w:val="bullet"/>
+      <w:lvlText w:val=""/>
+      <w:lvlJc w:val="left"/>
+      <w:pPr>
+        <w:tabs>
+          <w:tab w:val="num" w:pos="2880"/>
+        </w:tabs>
+        <w:ind w:left="2880" w:hanging="360"/>
+      </w:pPr>
+      <w:rPr>
+        <w:rFonts w:ascii="Wingdings" w:hAnsi="Wingdings" w:hint="default"/>
+        <w:sz w:val="20"/>
+      </w:rPr>
+    </w:lvl>
+    <w:lvl w:ilvl="4" w:tentative="1">
+      <w:start w:val="1"/>
+      <w:numFmt w:val="bullet"/>
+      <w:lvlText w:val=""/>
+      <w:lvlJc w:val="left"/>
+      <w:pPr>
+        <w:tabs>
+          <w:tab w:val="num" w:pos="3600"/>
+        </w:tabs>
+        <w:ind w:left="3600" w:hanging="360"/>
+      </w:pPr>
+      <w:rPr>
+        <w:rFonts w:ascii="Wingdings" w:hAnsi="Wingdings" w:hint="default"/>
+        <w:sz w:val="20"/>
+      </w:rPr>
+    </w:lvl>
+    <w:lvl w:ilvl="5" w:tentative="1">
+      <w:start w:val="1"/>
+      <w:numFmt w:val="bullet"/>
+      <w:lvlText w:val=""/>
+      <w:lvlJc w:val="left"/>
+      <w:pPr>
+        <w:tabs>
+          <w:tab w:val="num" w:pos="4320"/>
+        </w:tabs>
+        <w:ind w:left="4320" w:hanging="360"/>
+      </w:pPr>
+      <w:rPr>
+        <w:rFonts w:ascii="Wingdings" w:hAnsi="Wingdings" w:hint="default"/>
+        <w:sz w:val="20"/>
+      </w:rPr>
+    </w:lvl>
+    <w:lvl w:ilvl="6" w:tentative="1">
+      <w:start w:val="1"/>
+      <w:numFmt w:val="bullet"/>
+      <w:lvlText w:val=""/>
+      <w:lvlJc w:val="left"/>
+      <w:pPr>
+        <w:tabs>
+          <w:tab w:val="num" w:pos="5040"/>
+        </w:tabs>
+        <w:ind w:left="5040" w:hanging="360"/>
+      </w:pPr>
+      <w:rPr>
+        <w:rFonts w:ascii="Wingdings" w:hAnsi="Wingdings" w:hint="default"/>
+        <w:sz w:val="20"/>
+      </w:rPr>
+    </w:lvl>
+    <w:lvl w:ilvl="7" w:tentative="1">
+      <w:start w:val="1"/>
+      <w:numFmt w:val="bullet"/>
+      <w:lvlText w:val=""/>
+      <w:lvlJc w:val="left"/>
+      <w:pPr>
+        <w:tabs>
+          <w:tab w:val="num" w:pos="5760"/>
+        </w:tabs>
+        <w:ind w:left="5760" w:hanging="360"/>
+      </w:pPr>
+      <w:rPr>
+        <w:rFonts w:ascii="Wingdings" w:hAnsi="Wingdings" w:hint="default"/>
+        <w:sz w:val="20"/>
+      </w:rPr>
+    </w:lvl>
+    <w:lvl w:ilvl="8" w:tentative="1">
+      <w:start w:val="1"/>
+      <w:numFmt w:val="bullet"/>
+      <w:lvlText w:val=""/>
+      <w:lvlJc w:val="left"/>
+      <w:pPr>
+        <w:tabs>
+          <w:tab w:val="num" w:pos="6480"/>
+        </w:tabs>
+        <w:ind w:left="6480" w:hanging="360"/>
+      </w:pPr>
+      <w:rPr>
+        <w:rFonts w:ascii="Wingdings" w:hAnsi="Wingdings" w:hint="default"/>
+        <w:sz w:val="20"/>
+      </w:rPr>
+    </w:lvl>
+  </w:abstractNum>
+  <w:abstractNum w:abstractNumId="3" w15:restartNumberingAfterBreak="0">
+    <w:nsid w:val="54C70FFF"/>
+    <w:multiLevelType w:val="multilevel"/>
+    <w:tmpl w:val="9E28E81E"/>
+    <w:lvl w:ilvl="0">
+      <w:start w:val="1"/>
+      <w:numFmt w:val="bullet"/>
+      <w:lvlText w:val=""/>
+      <w:lvlJc w:val="left"/>
+      <w:pPr>
+        <w:tabs>
+          <w:tab w:val="num" w:pos="720"/>
+        </w:tabs>
+        <w:ind w:left="720" w:hanging="360"/>
+      </w:pPr>
+      <w:rPr>
+        <w:rFonts w:ascii="Symbol" w:hAnsi="Symbol" w:hint="default"/>
+        <w:sz w:val="20"/>
+      </w:rPr>
+    </w:lvl>
+    <w:lvl w:ilvl="1" w:tentative="1">
+      <w:start w:val="1"/>
+      <w:numFmt w:val="bullet"/>
+      <w:lvlText w:val="o"/>
+      <w:lvlJc w:val="left"/>
+      <w:pPr>
+        <w:tabs>
+          <w:tab w:val="num" w:pos="1440"/>
+        </w:tabs>
+        <w:ind w:left="1440" w:hanging="360"/>
+      </w:pPr>
+      <w:rPr>
+        <w:rFonts w:ascii="Courier New" w:hAnsi="Courier New" w:hint="default"/>
+        <w:sz w:val="20"/>
+      </w:rPr>
+    </w:lvl>
+    <w:lvl w:ilvl="2" w:tentative="1">
+      <w:start w:val="1"/>
+      <w:numFmt w:val="bullet"/>
+      <w:lvlText w:val=""/>
+      <w:lvlJc w:val="left"/>
+      <w:pPr>
+        <w:tabs>
+          <w:tab w:val="num" w:pos="2160"/>
+        </w:tabs>
+        <w:ind w:left="2160" w:hanging="360"/>
+      </w:pPr>
+      <w:rPr>
+        <w:rFonts w:ascii="Wingdings" w:hAnsi="Wingdings" w:hint="default"/>
+        <w:sz w:val="20"/>
+      </w:rPr>
+    </w:lvl>
+    <w:lvl w:ilvl="3" w:tentative="1">
+      <w:start w:val="1"/>
+      <w:numFmt w:val="bullet"/>
+      <w:lvlText w:val=""/>
+      <w:lvlJc w:val="left"/>
+      <w:pPr>
+        <w:tabs>
+          <w:tab w:val="num" w:pos="2880"/>
+        </w:tabs>
+        <w:ind w:left="2880" w:hanging="360"/>
+      </w:pPr>
+      <w:rPr>
+        <w:rFonts w:ascii="Wingdings" w:hAnsi="Wingdings" w:hint="default"/>
+        <w:sz w:val="20"/>
+      </w:rPr>
+    </w:lvl>
+    <w:lvl w:ilvl="4" w:tentative="1">
+      <w:start w:val="1"/>
+      <w:numFmt w:val="bullet"/>
+      <w:lvlText w:val=""/>
+      <w:lvlJc w:val="left"/>
+      <w:pPr>
+        <w:tabs>
+          <w:tab w:val="num" w:pos="3600"/>
+        </w:tabs>
+        <w:ind w:left="3600" w:hanging="360"/>
+      </w:pPr>
+      <w:rPr>
+        <w:rFonts w:ascii="Wingdings" w:hAnsi="Wingdings" w:hint="default"/>
+        <w:sz w:val="20"/>
+      </w:rPr>
+    </w:lvl>
+    <w:lvl w:ilvl="5" w:tentative="1">
+      <w:start w:val="1"/>
+      <w:numFmt w:val="bullet"/>
+      <w:lvlText w:val=""/>
+      <w:lvlJc w:val="left"/>
+      <w:pPr>
+        <w:tabs>
+          <w:tab w:val="num" w:pos="4320"/>
+        </w:tabs>
+        <w:ind w:left="4320" w:hanging="360"/>
+      </w:pPr>
+      <w:rPr>
+        <w:rFonts w:ascii="Wingdings" w:hAnsi="Wingdings" w:hint="default"/>
+        <w:sz w:val="20"/>
+      </w:rPr>
+    </w:lvl>
+    <w:lvl w:ilvl="6" w:tentative="1">
+      <w:start w:val="1"/>
+      <w:numFmt w:val="bullet"/>
+      <w:lvlText w:val=""/>
+      <w:lvlJc w:val="left"/>
+      <w:pPr>
+        <w:tabs>
+          <w:tab w:val="num" w:pos="5040"/>
+        </w:tabs>
+        <w:ind w:left="5040" w:hanging="360"/>
+      </w:pPr>
+      <w:rPr>
+        <w:rFonts w:ascii="Wingdings" w:hAnsi="Wingdings" w:hint="default"/>
+        <w:sz w:val="20"/>
+      </w:rPr>
+    </w:lvl>
+    <w:lvl w:ilvl="7" w:tentative="1">
+      <w:start w:val="1"/>
+      <w:numFmt w:val="bullet"/>
+      <w:lvlText w:val=""/>
+      <w:lvlJc w:val="left"/>
+      <w:pPr>
+        <w:tabs>
+          <w:tab w:val="num" w:pos="5760"/>
+        </w:tabs>
+        <w:ind w:left="5760" w:hanging="360"/>
+      </w:pPr>
+      <w:rPr>
+        <w:rFonts w:ascii="Wingdings" w:hAnsi="Wingdings" w:hint="default"/>
+        <w:sz w:val="20"/>
+      </w:rPr>
+    </w:lvl>
+    <w:lvl w:ilvl="8" w:tentative="1">
+      <w:start w:val="1"/>
+      <w:numFmt w:val="bullet"/>
+      <w:lvlText w:val=""/>
+      <w:lvlJc w:val="left"/>
+      <w:pPr>
+        <w:tabs>
+          <w:tab w:val="num" w:pos="6480"/>
+        </w:tabs>
+        <w:ind w:left="6480" w:hanging="360"/>
+      </w:pPr>
+      <w:rPr>
+        <w:rFonts w:ascii="Wingdings" w:hAnsi="Wingdings" w:hint="default"/>
+        <w:sz w:val="20"/>
+      </w:rPr>
+    </w:lvl>
+  </w:abstractNum>
+  <w:abstractNum w:abstractNumId="4" w15:restartNumberingAfterBreak="0">
+    <w:nsid w:val="59763A45"/>
+    <w:multiLevelType w:val="multilevel"/>
+    <w:tmpl w:val="391EAABE"/>
+    <w:lvl w:ilvl="0">
+      <w:start w:val="1"/>
+      <w:numFmt w:val="bullet"/>
+      <w:lvlText w:val=""/>
+      <w:lvlJc w:val="left"/>
+      <w:pPr>
+        <w:tabs>
+          <w:tab w:val="num" w:pos="720"/>
+        </w:tabs>
+        <w:ind w:left="720" w:hanging="360"/>
+      </w:pPr>
+      <w:rPr>
+        <w:rFonts w:ascii="Symbol" w:hAnsi="Symbol" w:hint="default"/>
+        <w:sz w:val="20"/>
+      </w:rPr>
+    </w:lvl>
+    <w:lvl w:ilvl="1" w:tentative="1">
+      <w:start w:val="1"/>
+      <w:numFmt w:val="bullet"/>
+      <w:lvlText w:val="o"/>
+      <w:lvlJc w:val="left"/>
+      <w:pPr>
+        <w:tabs>
+          <w:tab w:val="num" w:pos="1440"/>
+        </w:tabs>
+        <w:ind w:left="1440" w:hanging="360"/>
+      </w:pPr>
+      <w:rPr>
+        <w:rFonts w:ascii="Courier New" w:hAnsi="Courier New" w:hint="default"/>
+        <w:sz w:val="20"/>
+      </w:rPr>
+    </w:lvl>
+    <w:lvl w:ilvl="2" w:tentative="1">
+      <w:start w:val="1"/>
+      <w:numFmt w:val="bullet"/>
+      <w:lvlText w:val=""/>
+      <w:lvlJc w:val="left"/>
+      <w:pPr>
+        <w:tabs>
+          <w:tab w:val="num" w:pos="2160"/>
+        </w:tabs>
+        <w:ind w:left="2160" w:hanging="360"/>
+      </w:pPr>
+      <w:rPr>
+        <w:rFonts w:ascii="Wingdings" w:hAnsi="Wingdings" w:hint="default"/>
+        <w:sz w:val="20"/>
+      </w:rPr>
+    </w:lvl>
+    <w:lvl w:ilvl="3" w:tentative="1">
+      <w:start w:val="1"/>
+      <w:numFmt w:val="bullet"/>
+      <w:lvlText w:val=""/>
+      <w:lvlJc w:val="left"/>
+      <w:pPr>
+        <w:tabs>
+          <w:tab w:val="num" w:pos="2880"/>
+        </w:tabs>
+        <w:ind w:left="2880" w:hanging="360"/>
+      </w:pPr>
+      <w:rPr>
+        <w:rFonts w:ascii="Wingdings" w:hAnsi="Wingdings" w:hint="default"/>
+        <w:sz w:val="20"/>
+      </w:rPr>
+    </w:lvl>
+    <w:lvl w:ilvl="4" w:tentative="1">
+      <w:start w:val="1"/>
+      <w:numFmt w:val="bullet"/>
+      <w:lvlText w:val=""/>
+      <w:lvlJc w:val="left"/>
+      <w:pPr>
+        <w:tabs>
+          <w:tab w:val="num" w:pos="3600"/>
+        </w:tabs>
+        <w:ind w:left="3600" w:hanging="360"/>
+      </w:pPr>
+      <w:rPr>
+        <w:rFonts w:ascii="Wingdings" w:hAnsi="Wingdings" w:hint="default"/>
+        <w:sz w:val="20"/>
+      </w:rPr>
+    </w:lvl>
+    <w:lvl w:ilvl="5" w:tentative="1">
+      <w:start w:val="1"/>
+      <w:numFmt w:val="bullet"/>
+      <w:lvlText w:val=""/>
+      <w:lvlJc w:val="left"/>
+      <w:pPr>
+        <w:tabs>
+          <w:tab w:val="num" w:pos="4320"/>
+        </w:tabs>
+        <w:ind w:left="4320" w:hanging="360"/>
+      </w:pPr>
+      <w:rPr>
+        <w:rFonts w:ascii="Wingdings" w:hAnsi="Wingdings" w:hint="default"/>
+        <w:sz w:val="20"/>
+      </w:rPr>
+    </w:lvl>
+    <w:lvl w:ilvl="6" w:tentative="1">
+      <w:start w:val="1"/>
+      <w:numFmt w:val="bullet"/>
+      <w:lvlText w:val=""/>
+      <w:lvlJc w:val="left"/>
+      <w:pPr>
+        <w:tabs>
+          <w:tab w:val="num" w:pos="5040"/>
+        </w:tabs>
+        <w:ind w:left="5040" w:hanging="360"/>
+      </w:pPr>
+      <w:rPr>
+        <w:rFonts w:ascii="Wingdings" w:hAnsi="Wingdings" w:hint="default"/>
+        <w:sz w:val="20"/>
+      </w:rPr>
+    </w:lvl>
+    <w:lvl w:ilvl="7" w:tentative="1">
+      <w:start w:val="1"/>
+      <w:numFmt w:val="bullet"/>
+      <w:lvlText w:val=""/>
+      <w:lvlJc w:val="left"/>
+      <w:pPr>
+        <w:tabs>
+          <w:tab w:val="num" w:pos="5760"/>
+        </w:tabs>
+        <w:ind w:left="5760" w:hanging="360"/>
+      </w:pPr>
+      <w:rPr>
+        <w:rFonts w:ascii="Wingdings" w:hAnsi="Wingdings" w:hint="default"/>
+        <w:sz w:val="20"/>
+      </w:rPr>
+    </w:lvl>
+    <w:lvl w:ilvl="8" w:tentative="1">
+      <w:start w:val="1"/>
+      <w:numFmt w:val="bullet"/>
+      <w:lvlText w:val=""/>
+      <w:lvlJc w:val="left"/>
+      <w:pPr>
+        <w:tabs>
+          <w:tab w:val="num" w:pos="6480"/>
+        </w:tabs>
+        <w:ind w:left="6480" w:hanging="360"/>
+      </w:pPr>
+      <w:rPr>
+        <w:rFonts w:ascii="Wingdings" w:hAnsi="Wingdings" w:hint="default"/>
+        <w:sz w:val="20"/>
+      </w:rPr>
+    </w:lvl>
+  </w:abstractNum>
+  <w:abstractNum w:abstractNumId="5" w15:restartNumberingAfterBreak="0">
+    <w:nsid w:val="62AF15D6"/>
+    <w:multiLevelType w:val="multilevel"/>
+    <w:tmpl w:val="E668EAC4"/>
+    <w:lvl w:ilvl="0">
+      <w:start w:val="1"/>
+      <w:numFmt w:val="bullet"/>
+      <w:lvlText w:val=""/>
+      <w:lvlJc w:val="left"/>
+      <w:pPr>
+        <w:tabs>
+          <w:tab w:val="num" w:pos="720"/>
+        </w:tabs>
+        <w:ind w:left="720" w:hanging="360"/>
+      </w:pPr>
+      <w:rPr>
+        <w:rFonts w:ascii="Symbol" w:hAnsi="Symbol" w:hint="default"/>
+        <w:sz w:val="20"/>
+      </w:rPr>
+    </w:lvl>
+    <w:lvl w:ilvl="1" w:tentative="1">
+      <w:start w:val="1"/>
+      <w:numFmt w:val="bullet"/>
+      <w:lvlText w:val="o"/>
+      <w:lvlJc w:val="left"/>
+      <w:pPr>
+        <w:tabs>
+          <w:tab w:val="num" w:pos="1440"/>
+        </w:tabs>
+        <w:ind w:left="1440" w:hanging="360"/>
+      </w:pPr>
+      <w:rPr>
+        <w:rFonts w:ascii="Courier New" w:hAnsi="Courier New" w:hint="default"/>
+        <w:sz w:val="20"/>
+      </w:rPr>
+    </w:lvl>
+    <w:lvl w:ilvl="2" w:tentative="1">
+      <w:start w:val="1"/>
+      <w:numFmt w:val="bullet"/>
+      <w:lvlText w:val=""/>
+      <w:lvlJc w:val="left"/>
+      <w:pPr>
+        <w:tabs>
+          <w:tab w:val="num" w:pos="2160"/>
+        </w:tabs>
+        <w:ind w:left="2160" w:hanging="360"/>
+      </w:pPr>
+      <w:rPr>
+        <w:rFonts w:ascii="Wingdings" w:hAnsi="Wingdings" w:hint="default"/>
+        <w:sz w:val="20"/>
+      </w:rPr>
+    </w:lvl>
+    <w:lvl w:ilvl="3" w:tentative="1">
+      <w:start w:val="1"/>
+      <w:numFmt w:val="bullet"/>
+      <w:lvlText w:val=""/>
+      <w:lvlJc w:val="left"/>
+      <w:pPr>
+        <w:tabs>
+          <w:tab w:val="num" w:pos="2880"/>
+        </w:tabs>
+        <w:ind w:left="2880" w:hanging="360"/>
+      </w:pPr>
+      <w:rPr>
+        <w:rFonts w:ascii="Wingdings" w:hAnsi="Wingdings" w:hint="default"/>
+        <w:sz w:val="20"/>
+      </w:rPr>
+    </w:lvl>
+    <w:lvl w:ilvl="4" w:tentative="1">
+      <w:start w:val="1"/>
+      <w:numFmt w:val="bullet"/>
+      <w:lvlText w:val=""/>
+      <w:lvlJc w:val="left"/>
+      <w:pPr>
+        <w:tabs>
+          <w:tab w:val="num" w:pos="3600"/>
+        </w:tabs>
+        <w:ind w:left="3600" w:hanging="360"/>
+      </w:pPr>
+      <w:rPr>
+        <w:rFonts w:ascii="Wingdings" w:hAnsi="Wingdings" w:hint="default"/>
+        <w:sz w:val="20"/>
+      </w:rPr>
+    </w:lvl>
+    <w:lvl w:ilvl="5" w:tentative="1">
+      <w:start w:val="1"/>
+      <w:numFmt w:val="bullet"/>
+      <w:lvlText w:val=""/>
+      <w:lvlJc w:val="left"/>
+      <w:pPr>
+        <w:tabs>
+          <w:tab w:val="num" w:pos="4320"/>
+        </w:tabs>
+        <w:ind w:left="4320" w:hanging="360"/>
+      </w:pPr>
+      <w:rPr>
+        <w:rFonts w:ascii="Wingdings" w:hAnsi="Wingdings" w:hint="default"/>
+        <w:sz w:val="20"/>
+      </w:rPr>
+    </w:lvl>
+    <w:lvl w:ilvl="6" w:tentative="1">
+      <w:start w:val="1"/>
+      <w:numFmt w:val="bullet"/>
+      <w:lvlText w:val=""/>
+      <w:lvlJc w:val="left"/>
+      <w:pPr>
+        <w:tabs>
+          <w:tab w:val="num" w:pos="5040"/>
+        </w:tabs>
+        <w:ind w:left="5040" w:hanging="360"/>
+      </w:pPr>
+      <w:rPr>
+        <w:rFonts w:ascii="Wingdings" w:hAnsi="Wingdings" w:hint="default"/>
+        <w:sz w:val="20"/>
+      </w:rPr>
+    </w:lvl>
+    <w:lvl w:ilvl="7" w:tentative="1">
+      <w:start w:val="1"/>
+      <w:numFmt w:val="bullet"/>
+      <w:lvlText w:val=""/>
+      <w:lvlJc w:val="left"/>
+      <w:pPr>
+        <w:tabs>
+          <w:tab w:val="num" w:pos="5760"/>
+        </w:tabs>
+        <w:ind w:left="5760" w:hanging="360"/>
+      </w:pPr>
+      <w:rPr>
+        <w:rFonts w:ascii="Wingdings" w:hAnsi="Wingdings" w:hint="default"/>
+        <w:sz w:val="20"/>
+      </w:rPr>
+    </w:lvl>
+    <w:lvl w:ilvl="8" w:tentative="1">
+      <w:start w:val="1"/>
+      <w:numFmt w:val="bullet"/>
+      <w:lvlText w:val=""/>
+      <w:lvlJc w:val="left"/>
+      <w:pPr>
+        <w:tabs>
+          <w:tab w:val="num" w:pos="6480"/>
+        </w:tabs>
+        <w:ind w:left="6480" w:hanging="360"/>
+      </w:pPr>
+      <w:rPr>
+        <w:rFonts w:ascii="Wingdings" w:hAnsi="Wingdings" w:hint="default"/>
+        <w:sz w:val="20"/>
+      </w:rPr>
+    </w:lvl>
+  </w:abstractNum>
+  <w:abstractNum w:abstractNumId="6" w15:restartNumberingAfterBreak="0">
+    <w:nsid w:val="7ABD7959"/>
+    <w:multiLevelType w:val="multilevel"/>
+    <w:tmpl w:val="41AA63AA"/>
+    <w:lvl w:ilvl="0">
+      <w:start w:val="1"/>
+      <w:numFmt w:val="bullet"/>
+      <w:lvlText w:val=""/>
+      <w:lvlJc w:val="left"/>
+      <w:pPr>
+        <w:tabs>
+          <w:tab w:val="num" w:pos="720"/>
+        </w:tabs>
+        <w:ind w:left="720" w:hanging="360"/>
+      </w:pPr>
+      <w:rPr>
+        <w:rFonts w:ascii="Symbol" w:hAnsi="Symbol" w:hint="default"/>
+        <w:sz w:val="20"/>
+      </w:rPr>
+    </w:lvl>
+    <w:lvl w:ilvl="1" w:tentative="1">
+      <w:start w:val="1"/>
+      <w:numFmt w:val="bullet"/>
+      <w:lvlText w:val="o"/>
+      <w:lvlJc w:val="left"/>
+      <w:pPr>
+        <w:tabs>
+          <w:tab w:val="num" w:pos="1440"/>
+        </w:tabs>
+        <w:ind w:left="1440" w:hanging="360"/>
+      </w:pPr>
+      <w:rPr>
+        <w:rFonts w:ascii="Courier New" w:hAnsi="Courier New" w:hint="default"/>
+        <w:sz w:val="20"/>
+      </w:rPr>
+    </w:lvl>
+    <w:lvl w:ilvl="2" w:tentative="1">
+      <w:start w:val="1"/>
+      <w:numFmt w:val="bullet"/>
+      <w:lvlText w:val=""/>
+      <w:lvlJc w:val="left"/>
+      <w:pPr>
+        <w:tabs>
+          <w:tab w:val="num" w:pos="2160"/>
+        </w:tabs>
+        <w:ind w:left="2160" w:hanging="360"/>
+      </w:pPr>
+      <w:rPr>
+        <w:rFonts w:ascii="Wingdings" w:hAnsi="Wingdings" w:hint="default"/>
+        <w:sz w:val="20"/>
+      </w:rPr>
+    </w:lvl>
+    <w:lvl w:ilvl="3" w:tentative="1">
+      <w:start w:val="1"/>
+      <w:numFmt w:val="bullet"/>
+      <w:lvlText w:val=""/>
+      <w:lvlJc w:val="left"/>
+      <w:pPr>
+        <w:tabs>
+          <w:tab w:val="num" w:pos="2880"/>
+        </w:tabs>
+        <w:ind w:left="2880" w:hanging="360"/>
+      </w:pPr>
+      <w:rPr>
+        <w:rFonts w:ascii="Wingdings" w:hAnsi="Wingdings" w:hint="default"/>
+        <w:sz w:val="20"/>
+      </w:rPr>
+    </w:lvl>
+    <w:lvl w:ilvl="4" w:tentative="1">
+      <w:start w:val="1"/>
+      <w:numFmt w:val="bullet"/>
+      <w:lvlText w:val=""/>
+      <w:lvlJc w:val="left"/>
+      <w:pPr>
+        <w:tabs>
+          <w:tab w:val="num" w:pos="3600"/>
+        </w:tabs>
+        <w:ind w:left="3600" w:hanging="360"/>
+      </w:pPr>
+      <w:rPr>
+        <w:rFonts w:ascii="Wingdings" w:hAnsi="Wingdings" w:hint="default"/>
+        <w:sz w:val="20"/>
+      </w:rPr>
+    </w:lvl>
+    <w:lvl w:ilvl="5" w:tentative="1">
+      <w:start w:val="1"/>
+      <w:numFmt w:val="bullet"/>
+      <w:lvlText w:val=""/>
+      <w:lvlJc w:val="left"/>
+      <w:pPr>
+        <w:tabs>
+          <w:tab w:val="num" w:pos="4320"/>
+        </w:tabs>
+        <w:ind w:left="4320" w:hanging="360"/>
+      </w:pPr>
+      <w:rPr>
+        <w:rFonts w:ascii="Wingdings" w:hAnsi="Wingdings" w:hint="default"/>
+        <w:sz w:val="20"/>
+      </w:rPr>
+    </w:lvl>
+    <w:lvl w:ilvl="6" w:tentative="1">
+      <w:start w:val="1"/>
+      <w:numFmt w:val="bullet"/>
+      <w:lvlText w:val=""/>
+      <w:lvlJc w:val="left"/>
+      <w:pPr>
+        <w:tabs>
+          <w:tab w:val="num" w:pos="5040"/>
+        </w:tabs>
+        <w:ind w:left="5040" w:hanging="360"/>
+      </w:pPr>
+      <w:rPr>
+        <w:rFonts w:ascii="Wingdings" w:hAnsi="Wingdings" w:hint="default"/>
+        <w:sz w:val="20"/>
+      </w:rPr>
+    </w:lvl>
+    <w:lvl w:ilvl="7" w:tentative="1">
+      <w:start w:val="1"/>
+      <w:numFmt w:val="bullet"/>
+      <w:lvlText w:val=""/>
+      <w:lvlJc w:val="left"/>
+      <w:pPr>
+        <w:tabs>
+          <w:tab w:val="num" w:pos="5760"/>
+        </w:tabs>
+        <w:ind w:left="5760" w:hanging="360"/>
+      </w:pPr>
+      <w:rPr>
+        <w:rFonts w:ascii="Wingdings" w:hAnsi="Wingdings" w:hint="default"/>
+        <w:sz w:val="20"/>
+      </w:rPr>
+    </w:lvl>
+    <w:lvl w:ilvl="8" w:tentative="1">
+      <w:start w:val="1"/>
+      <w:numFmt w:val="bullet"/>
+      <w:lvlText w:val=""/>
+      <w:lvlJc w:val="left"/>
+      <w:pPr>
+        <w:tabs>
+          <w:tab w:val="num" w:pos="6480"/>
+        </w:tabs>
+        <w:ind w:left="6480" w:hanging="360"/>
+      </w:pPr>
+      <w:rPr>
+        <w:rFonts w:ascii="Wingdings" w:hAnsi="Wingdings" w:hint="default"/>
+        <w:sz w:val="20"/>
+      </w:rPr>
+    </w:lvl>
+  </w:abstractNum>
+  <w:num w:numId="1" w16cid:durableId="1578782903">
+    <w:abstractNumId w:val="4"/>
+  </w:num>
+  <w:num w:numId="2" w16cid:durableId="931010808">
+    <w:abstractNumId w:val="2"/>
+  </w:num>
+  <w:num w:numId="3" w16cid:durableId="1201072">
+    <w:abstractNumId w:val="1"/>
+  </w:num>
+  <w:num w:numId="4" w16cid:durableId="680934437">
+    <w:abstractNumId w:val="3"/>
+  </w:num>
+  <w:num w:numId="5" w16cid:durableId="1853180101">
+    <w:abstractNumId w:val="0"/>
+  </w:num>
+  <w:num w:numId="6" w16cid:durableId="1742174268">
+    <w:abstractNumId w:val="6"/>
+  </w:num>
+  <w:num w:numId="7" w16cid:durableId="165246812">
+    <w:abstractNumId w:val="5"/>
+  </w:num>
+</w:numbering>
 </file>
 
 <file path=word/styles.xml><?xml version="1.0" encoding="utf-8"?>
@@ -1121,6 +10159,7 @@
   <w:style w:type="character" w:default="1" w:styleId="Fuentedeprrafopredeter">
     <w:name w:val="Default Paragraph Font"/>
     <w:uiPriority w:val="1"/>
+    <w:semiHidden/>
     <w:unhideWhenUsed/>
   </w:style>
   <w:style w:type="table" w:default="1" w:styleId="Tablanormal">
